--- a/docs/BYYEAR/Расстреляны_1922.docx
+++ b/docs/BYYEAR/Расстреляны_1922.docx
@@ -1,6 +1,6 @@
 
 <file path=word/document.xml><?xml version="1.0" encoding="utf-8"?>
-<w:document xmlns:wpc="http://schemas.microsoft.com/office/word/2010/wordprocessingCanvas" xmlns:cx="http://schemas.microsoft.com/office/drawing/2014/chartex" xmlns:cx1="http://schemas.microsoft.com/office/drawing/2015/9/8/chartex" xmlns:cx2="http://schemas.microsoft.com/office/drawing/2015/10/21/chartex" xmlns:cx3="http://schemas.microsoft.com/office/drawing/2016/5/9/chartex" xmlns:cx4="http://schemas.microsoft.com/office/drawing/2016/5/10/chartex" xmlns:cx5="http://schemas.microsoft.com/office/drawing/2016/5/11/chartex" xmlns:cx6="http://schemas.microsoft.com/office/drawing/2016/5/12/chartex" xmlns:cx7="http://schemas.microsoft.com/office/drawing/2016/5/13/chartex" xmlns:cx8="http://schemas.microsoft.com/office/drawing/2016/5/14/chartex" xmlns:mc="http://schemas.openxmlformats.org/markup-compatibility/2006" xmlns:aink="http://schemas.microsoft.com/office/drawing/2016/ink" xmlns:am3d="http://schemas.microsoft.com/office/drawing/2017/model3d" xmlns:o="urn:schemas-microsoft-com:office:office" xmlns:oel="http://schemas.microsoft.com/office/2019/extlst" xmlns:r="http://schemas.openxmlformats.org/officeDocument/2006/relationships" xmlns:m="http://schemas.openxmlformats.org/officeDocument/2006/math" xmlns:v="urn:schemas-microsoft-com:vml" xmlns:wp14="http://schemas.microsoft.com/office/word/2010/wordprocessingDrawing" xmlns:wp="http://schemas.openxmlformats.org/drawingml/2006/wordprocessingDrawing" xmlns:w10="urn:schemas-microsoft-com:office:word" xmlns:w="http://schemas.openxmlformats.org/wordprocessingml/2006/main" xmlns:w14="http://schemas.microsoft.com/office/word/2010/wordml" xmlns:w15="http://schemas.microsoft.com/office/word/2012/wordml" xmlns:w16cex="http://schemas.microsoft.com/office/word/2018/wordml/cex" xmlns:w16cid="http://schemas.microsoft.com/office/word/2016/wordml/cid" xmlns:w16="http://schemas.microsoft.com/office/word/2018/wordml" xmlns:w16du="http://schemas.microsoft.com/office/word/2023/wordml/word16du" xmlns:w16sdtdh="http://schemas.microsoft.com/office/word/2020/wordml/sdtdatahash" xmlns:w16se="http://schemas.microsoft.com/office/word/2015/wordml/symex" xmlns:wpg="http://schemas.microsoft.com/office/word/2010/wordprocessingGroup" xmlns:wpi="http://schemas.microsoft.com/office/word/2010/wordprocessingInk" xmlns:wne="http://schemas.microsoft.com/office/word/2006/wordml" xmlns:wps="http://schemas.microsoft.com/office/word/2010/wordprocessingShape" mc:Ignorable="w14 w15 w16se w16cid w16 w16cex w16sdtdh w16du wp14">
+<w:document xmlns:wpc="http://schemas.microsoft.com/office/word/2010/wordprocessingCanvas" xmlns:cx="http://schemas.microsoft.com/office/drawing/2014/chartex" xmlns:cx1="http://schemas.microsoft.com/office/drawing/2015/9/8/chartex" xmlns:cx2="http://schemas.microsoft.com/office/drawing/2015/10/21/chartex" xmlns:cx3="http://schemas.microsoft.com/office/drawing/2016/5/9/chartex" xmlns:cx4="http://schemas.microsoft.com/office/drawing/2016/5/10/chartex" xmlns:cx5="http://schemas.microsoft.com/office/drawing/2016/5/11/chartex" xmlns:cx6="http://schemas.microsoft.com/office/drawing/2016/5/12/chartex" xmlns:cx7="http://schemas.microsoft.com/office/drawing/2016/5/13/chartex" xmlns:cx8="http://schemas.microsoft.com/office/drawing/2016/5/14/chartex" xmlns:mc="http://schemas.openxmlformats.org/markup-compatibility/2006" xmlns:aink="http://schemas.microsoft.com/office/drawing/2016/ink" xmlns:am3d="http://schemas.microsoft.com/office/drawing/2017/model3d" xmlns:o="urn:schemas-microsoft-com:office:office" xmlns:oel="http://schemas.microsoft.com/office/2019/extlst" xmlns:r="http://schemas.openxmlformats.org/officeDocument/2006/relationships" xmlns:m="http://schemas.openxmlformats.org/officeDocument/2006/math" xmlns:v="urn:schemas-microsoft-com:vml" xmlns:wp14="http://schemas.microsoft.com/office/word/2010/wordprocessingDrawing" xmlns:wp="http://schemas.openxmlformats.org/drawingml/2006/wordprocessingDrawing" xmlns:w10="urn:schemas-microsoft-com:office:word" xmlns:w="http://schemas.openxmlformats.org/wordprocessingml/2006/main" xmlns:w14="http://schemas.microsoft.com/office/word/2010/wordml" xmlns:w15="http://schemas.microsoft.com/office/word/2012/wordml" xmlns:w16cex="http://schemas.microsoft.com/office/word/2018/wordml/cex" xmlns:w16cid="http://schemas.microsoft.com/office/word/2016/wordml/cid" xmlns:w16="http://schemas.microsoft.com/office/word/2018/wordml" xmlns:w16du="http://schemas.microsoft.com/office/word/2023/wordml/word16du" xmlns:w16sdtdh="http://schemas.microsoft.com/office/word/2020/wordml/sdtdatahash" xmlns:w16sdtfl="http://schemas.microsoft.com/office/word/2024/wordml/sdtformatlock" xmlns:w16se="http://schemas.microsoft.com/office/word/2015/wordml/symex" xmlns:wpg="http://schemas.microsoft.com/office/word/2010/wordprocessingGroup" xmlns:wpi="http://schemas.microsoft.com/office/word/2010/wordprocessingInk" xmlns:wne="http://schemas.microsoft.com/office/word/2006/wordml" xmlns:wps="http://schemas.microsoft.com/office/word/2010/wordprocessingShape" mc:Ignorable="w14 w15 w16se w16cid w16 w16cex w16sdtdh w16sdtfl w16du wp14">
   <w:body>
     <w:p>
       <w:pPr>
@@ -128,7 +128,7 @@
       <w:tr>
         <w:tc>
           <w:tcPr>
-            <w:tcW w:w="9576" w:type="dxa"/>
+            <w:tcW w:w="9360" w:type="dxa"/>
             <w:tcBorders>
               <w:top w:val="nil"/>
               <w:left w:val="nil"/>
@@ -217,6 +217,7 @@
                 <w:rFonts w:ascii="Arial" w:hAnsi="Arial" w:cs="Arial"/>
                 <w:sz w:val="16"/>
                 <w:szCs w:val="16"/>
+                <w:lang w:val="ru-RU"/>
               </w:rPr>
             </w:pPr>
             <w:r>
@@ -280,6 +281,7 @@
                 <w:rFonts w:ascii="Arial" w:hAnsi="Arial" w:cs="Arial"/>
                 <w:sz w:val="16"/>
                 <w:szCs w:val="16"/>
+                <w:lang w:val="ru-RU"/>
               </w:rPr>
               <w:t>.</w:t>
             </w:r>
@@ -290,6 +292,7 @@
                 <w:rFonts w:ascii="Arial" w:hAnsi="Arial" w:cs="Arial"/>
                 <w:sz w:val="16"/>
                 <w:szCs w:val="16"/>
+                <w:lang w:val="ru-RU"/>
               </w:rPr>
             </w:pPr>
             <w:r>
@@ -326,6 +329,7 @@
                 <w:rFonts w:ascii="Arial" w:hAnsi="Arial" w:cs="Arial"/>
                 <w:sz w:val="16"/>
                 <w:szCs w:val="16"/>
+                <w:lang w:val="ru-RU"/>
               </w:rPr>
               <w:t>.</w:t>
             </w:r>
@@ -337,6 +341,7 @@
                 <w:bCs/>
                 <w:sz w:val="16"/>
                 <w:szCs w:val="16"/>
+                <w:lang w:val="ru-RU"/>
               </w:rPr>
             </w:pPr>
             <w:r>
@@ -395,6 +400,7 @@
                 <w:bCs/>
                 <w:sz w:val="16"/>
                 <w:szCs w:val="16"/>
+                <w:lang w:val="ru-RU"/>
               </w:rPr>
               <w:t>.</w:t>
             </w:r>
@@ -405,6 +411,7 @@
                 <w:rFonts w:ascii="Arial" w:hAnsi="Arial" w:cs="Arial"/>
                 <w:sz w:val="16"/>
                 <w:szCs w:val="16"/>
+                <w:lang w:val="ru-RU"/>
               </w:rPr>
             </w:pPr>
             <w:r>
@@ -480,6 +487,7 @@
                 <w:rFonts w:ascii="Arial" w:hAnsi="Arial" w:cs="Arial"/>
                 <w:sz w:val="16"/>
                 <w:szCs w:val="16"/>
+                <w:lang w:val="ru-RU"/>
               </w:rPr>
               <w:t>.</w:t>
             </w:r>
@@ -707,643 +715,107 @@
     <w:p>
       <w:pPr>
         <w:rPr>
-          <w:rFonts w:hint="eastAsia"/>
+          <w:rFonts w:ascii="Arial" w:hAnsi="Arial" w:cs="Arial"/>
+          <w:sz w:val="16"/>
+          <w:szCs w:val="16"/>
+          <w:lang w:val="ru-RU"/>
         </w:rPr>
       </w:pPr>
     </w:p>
     <w:p>
       <w:pPr>
         <w:rPr>
-          <w:rFonts w:hint="eastAsia"/>
-        </w:rPr>
-      </w:pPr>
-    </w:p>
-    <w:tbl>
-      <w:tblPr>
-        <w:tblpPr w:leftFromText="180" w:rightFromText="180" w:vertAnchor="page" w:horzAnchor="margin" w:tblpXSpec="center" w:tblpY="5266"/>
-        <w:tblW w:w="10962" w:type="dxa"/>
-        <w:tblBorders>
-          <w:top w:val="single" w:sz="4" w:space="0" w:color="auto"/>
-          <w:left w:val="single" w:sz="4" w:space="0" w:color="auto"/>
-          <w:bottom w:val="single" w:sz="4" w:space="0" w:color="auto"/>
-          <w:right w:val="single" w:sz="4" w:space="0" w:color="auto"/>
-          <w:insideH w:val="single" w:sz="4" w:space="0" w:color="auto"/>
-          <w:insideV w:val="single" w:sz="4" w:space="0" w:color="auto"/>
-        </w:tblBorders>
-        <w:tblLayout w:type="fixed"/>
-        <w:tblCellMar>
-          <w:top w:w="28" w:type="dxa"/>
-          <w:left w:w="28" w:type="dxa"/>
-          <w:bottom w:w="28" w:type="dxa"/>
-          <w:right w:w="28" w:type="dxa"/>
-        </w:tblCellMar>
-        <w:tblLook w:val="0000" w:firstRow="0" w:lastRow="0" w:firstColumn="0" w:lastColumn="0" w:noHBand="0" w:noVBand="0"/>
-      </w:tblPr>
-      <w:tblGrid>
-        <w:gridCol w:w="1370"/>
-        <w:gridCol w:w="1370"/>
-        <w:gridCol w:w="1370"/>
-        <w:gridCol w:w="1371"/>
-        <w:gridCol w:w="1370"/>
-        <w:gridCol w:w="1370"/>
-        <w:gridCol w:w="1370"/>
-        <w:gridCol w:w="1371"/>
-      </w:tblGrid>
-      <w:tr>
-        <w:tc>
-          <w:tcPr>
-            <w:tcW w:w="10962" w:type="dxa"/>
-            <w:gridSpan w:val="8"/>
-            <w:shd w:val="clear" w:color="auto" w:fill="auto"/>
-            <w:vAlign w:val="center"/>
-          </w:tcPr>
-          <w:p>
-            <w:pPr>
-              <w:pStyle w:val="TableContents"/>
-              <w:snapToGrid w:val="0"/>
-              <w:jc w:val="center"/>
-              <w:rPr>
-                <w:rFonts w:ascii="Arial" w:hAnsi="Arial" w:cs="Arial"/>
-                <w:b/>
-                <w:bCs/>
-                <w:sz w:val="16"/>
-                <w:szCs w:val="16"/>
-                <w:lang w:val="ru-RU"/>
-              </w:rPr>
-            </w:pPr>
-            <w:bookmarkStart w:id="0" w:name="OLE_LINK591"/>
-            <w:r>
-              <w:rPr>
-                <w:rFonts w:ascii="Arial" w:hAnsi="Arial" w:cs="Arial"/>
-                <w:b/>
-                <w:bCs/>
-                <w:sz w:val="16"/>
-                <w:szCs w:val="16"/>
-                <w:lang w:val="ru-RU"/>
-              </w:rPr>
-              <w:t>ВОЗРАСТНАЯ ТАБЛИЦА / ЧИСЛО  РАССТРЕЛЯННЫХ ЖЕНЩИН (Возраст</w:t>
-            </w:r>
-            <w:r>
-              <w:rPr>
-                <w:rFonts w:ascii="Arial" w:hAnsi="Arial" w:cs="Arial"/>
-                <w:b/>
-                <w:bCs/>
-                <w:sz w:val="16"/>
-                <w:szCs w:val="16"/>
-                <w:lang w:val="ru-RU"/>
-              </w:rPr>
-              <w:t>н</w:t>
-            </w:r>
-            <w:r>
-              <w:rPr>
-                <w:rFonts w:ascii="Arial" w:hAnsi="Arial" w:cs="Arial"/>
-                <w:b/>
-                <w:bCs/>
-                <w:sz w:val="16"/>
-                <w:szCs w:val="16"/>
-                <w:lang w:val="ru-RU"/>
-              </w:rPr>
-              <w:t xml:space="preserve">ой разброс 11-60 лет) </w:t>
-            </w:r>
-          </w:p>
-        </w:tc>
-      </w:tr>
-      <w:tr>
-        <w:trPr>
-          <w:trHeight w:val="236"/>
-        </w:trPr>
-        <w:tc>
-          <w:tcPr>
-            <w:tcW w:w="1370" w:type="dxa"/>
-            <w:shd w:val="clear" w:color="auto" w:fill="auto"/>
-            <w:vAlign w:val="center"/>
-          </w:tcPr>
-          <w:p>
-            <w:pPr>
-              <w:pStyle w:val="TableContents"/>
-              <w:snapToGrid w:val="0"/>
-              <w:jc w:val="center"/>
-              <w:rPr>
-                <w:rFonts w:ascii="Arial" w:hAnsi="Arial" w:cs="Arial"/>
-                <w:sz w:val="16"/>
-                <w:szCs w:val="16"/>
-                <w:lang w:val="ru-RU"/>
-              </w:rPr>
-            </w:pPr>
-            <w:r>
-              <w:rPr>
-                <w:rFonts w:ascii="Arial" w:hAnsi="Arial" w:cs="Arial"/>
-                <w:sz w:val="16"/>
-                <w:szCs w:val="16"/>
-                <w:lang w:val="ru-RU"/>
-              </w:rPr>
-              <w:t>11-15</w:t>
-            </w:r>
-          </w:p>
-        </w:tc>
-        <w:tc>
-          <w:tcPr>
-            <w:tcW w:w="1370" w:type="dxa"/>
-            <w:shd w:val="clear" w:color="auto" w:fill="auto"/>
-            <w:vAlign w:val="center"/>
-          </w:tcPr>
-          <w:p>
-            <w:pPr>
-              <w:pStyle w:val="TableContents"/>
-              <w:snapToGrid w:val="0"/>
-              <w:jc w:val="center"/>
-              <w:rPr>
-                <w:rFonts w:ascii="Arial" w:hAnsi="Arial" w:cs="Arial"/>
-                <w:sz w:val="16"/>
-                <w:szCs w:val="16"/>
-              </w:rPr>
-            </w:pPr>
-            <w:r>
-              <w:rPr>
-                <w:rFonts w:ascii="Arial" w:hAnsi="Arial" w:cs="Arial"/>
-                <w:sz w:val="16"/>
-                <w:szCs w:val="16"/>
-                <w:lang w:val="ru-RU"/>
-              </w:rPr>
-              <w:t>17-20</w:t>
-            </w:r>
-          </w:p>
-        </w:tc>
-        <w:tc>
-          <w:tcPr>
-            <w:tcW w:w="1370" w:type="dxa"/>
-            <w:shd w:val="clear" w:color="auto" w:fill="auto"/>
-            <w:vAlign w:val="center"/>
-          </w:tcPr>
-          <w:p>
-            <w:pPr>
-              <w:pStyle w:val="TableContents"/>
-              <w:snapToGrid w:val="0"/>
-              <w:jc w:val="center"/>
-              <w:rPr>
-                <w:rFonts w:ascii="Arial" w:hAnsi="Arial" w:cs="Arial"/>
-                <w:sz w:val="16"/>
-                <w:szCs w:val="16"/>
-                <w:lang w:val="ru-RU"/>
-              </w:rPr>
-            </w:pPr>
-            <w:r>
-              <w:rPr>
-                <w:rFonts w:ascii="Arial" w:hAnsi="Arial" w:cs="Arial"/>
-                <w:sz w:val="16"/>
-                <w:szCs w:val="16"/>
-                <w:lang w:val="ru-RU"/>
-              </w:rPr>
-              <w:t>21</w:t>
-            </w:r>
-            <w:r>
-              <w:rPr>
-                <w:rFonts w:ascii="Arial" w:hAnsi="Arial" w:cs="Arial"/>
-                <w:sz w:val="16"/>
-                <w:szCs w:val="16"/>
-              </w:rPr>
-              <w:t>-</w:t>
-            </w:r>
-            <w:r>
-              <w:rPr>
-                <w:rFonts w:ascii="Arial" w:hAnsi="Arial" w:cs="Arial"/>
-                <w:sz w:val="16"/>
-                <w:szCs w:val="16"/>
-                <w:lang w:val="ru-RU"/>
-              </w:rPr>
-              <w:t>2</w:t>
-            </w:r>
-            <w:r>
-              <w:rPr>
-                <w:rFonts w:ascii="Arial" w:hAnsi="Arial" w:cs="Arial"/>
-                <w:sz w:val="16"/>
-                <w:szCs w:val="16"/>
-              </w:rPr>
-              <w:t>5</w:t>
-            </w:r>
-          </w:p>
-        </w:tc>
-        <w:tc>
-          <w:tcPr>
-            <w:tcW w:w="1371" w:type="dxa"/>
-            <w:shd w:val="clear" w:color="auto" w:fill="auto"/>
-            <w:vAlign w:val="center"/>
-          </w:tcPr>
-          <w:p>
-            <w:pPr>
-              <w:pStyle w:val="TableContents"/>
-              <w:snapToGrid w:val="0"/>
-              <w:jc w:val="center"/>
-              <w:rPr>
-                <w:rFonts w:ascii="Arial" w:hAnsi="Arial" w:cs="Arial"/>
-                <w:sz w:val="16"/>
-                <w:szCs w:val="16"/>
-                <w:lang w:val="ru-RU"/>
-              </w:rPr>
-            </w:pPr>
-            <w:r>
-              <w:rPr>
-                <w:rFonts w:ascii="Arial" w:hAnsi="Arial" w:cs="Arial"/>
-                <w:sz w:val="16"/>
-                <w:szCs w:val="16"/>
-              </w:rPr>
-              <w:t>26-</w:t>
-            </w:r>
-            <w:r>
-              <w:rPr>
-                <w:rFonts w:ascii="Arial" w:hAnsi="Arial" w:cs="Arial"/>
-                <w:sz w:val="16"/>
-                <w:szCs w:val="16"/>
-                <w:lang w:val="ru-RU"/>
-              </w:rPr>
-              <w:t>28</w:t>
-            </w:r>
-          </w:p>
-        </w:tc>
-        <w:tc>
-          <w:tcPr>
-            <w:tcW w:w="1370" w:type="dxa"/>
-            <w:shd w:val="clear" w:color="auto" w:fill="auto"/>
-            <w:vAlign w:val="center"/>
-          </w:tcPr>
-          <w:p>
-            <w:pPr>
-              <w:pStyle w:val="TableContents"/>
-              <w:snapToGrid w:val="0"/>
-              <w:jc w:val="center"/>
-              <w:rPr>
-                <w:rFonts w:ascii="Arial" w:hAnsi="Arial" w:cs="Arial"/>
-                <w:sz w:val="16"/>
-                <w:szCs w:val="16"/>
-                <w:lang w:val="ru-RU"/>
-              </w:rPr>
-            </w:pPr>
-            <w:r>
-              <w:rPr>
-                <w:rFonts w:ascii="Arial" w:hAnsi="Arial" w:cs="Arial"/>
-                <w:sz w:val="16"/>
-                <w:szCs w:val="16"/>
-                <w:lang w:val="ru-RU"/>
-              </w:rPr>
-              <w:t>35</w:t>
-            </w:r>
-          </w:p>
-        </w:tc>
-        <w:tc>
-          <w:tcPr>
-            <w:tcW w:w="1370" w:type="dxa"/>
-            <w:shd w:val="clear" w:color="auto" w:fill="auto"/>
-            <w:vAlign w:val="center"/>
-          </w:tcPr>
-          <w:p>
-            <w:pPr>
-              <w:pStyle w:val="TableContents"/>
-              <w:snapToGrid w:val="0"/>
-              <w:jc w:val="center"/>
-              <w:rPr>
-                <w:rFonts w:ascii="Arial" w:hAnsi="Arial" w:cs="Arial"/>
-                <w:sz w:val="16"/>
-                <w:szCs w:val="16"/>
-                <w:lang w:val="ru-RU"/>
-              </w:rPr>
-            </w:pPr>
-            <w:r>
-              <w:rPr>
-                <w:rFonts w:ascii="Arial" w:hAnsi="Arial" w:cs="Arial"/>
-                <w:sz w:val="16"/>
-                <w:szCs w:val="16"/>
-                <w:lang w:val="ru-RU"/>
-              </w:rPr>
-              <w:t>38</w:t>
-            </w:r>
-          </w:p>
-        </w:tc>
-        <w:tc>
-          <w:tcPr>
-            <w:tcW w:w="1370" w:type="dxa"/>
-            <w:shd w:val="clear" w:color="auto" w:fill="auto"/>
-            <w:vAlign w:val="center"/>
-          </w:tcPr>
-          <w:p>
-            <w:pPr>
-              <w:pStyle w:val="TableContents"/>
-              <w:snapToGrid w:val="0"/>
-              <w:jc w:val="center"/>
-              <w:rPr>
-                <w:rFonts w:ascii="Arial" w:hAnsi="Arial" w:cs="Arial"/>
-                <w:sz w:val="16"/>
-                <w:szCs w:val="16"/>
-                <w:lang w:val="ru-RU"/>
-              </w:rPr>
-            </w:pPr>
-            <w:r>
-              <w:rPr>
-                <w:rFonts w:ascii="Arial" w:hAnsi="Arial" w:cs="Arial"/>
-                <w:sz w:val="16"/>
-                <w:szCs w:val="16"/>
-                <w:lang w:val="ru-RU"/>
-              </w:rPr>
-              <w:t>54</w:t>
-            </w:r>
-          </w:p>
-        </w:tc>
-        <w:tc>
-          <w:tcPr>
-            <w:tcW w:w="1371" w:type="dxa"/>
-            <w:shd w:val="clear" w:color="auto" w:fill="auto"/>
-            <w:vAlign w:val="center"/>
-          </w:tcPr>
-          <w:p>
-            <w:pPr>
-              <w:pStyle w:val="TableContents"/>
-              <w:snapToGrid w:val="0"/>
-              <w:jc w:val="center"/>
-              <w:rPr>
-                <w:rFonts w:ascii="Arial" w:hAnsi="Arial" w:cs="Arial"/>
-                <w:sz w:val="16"/>
-                <w:szCs w:val="16"/>
-                <w:lang w:val="ru-RU"/>
-              </w:rPr>
-            </w:pPr>
-            <w:r>
-              <w:rPr>
-                <w:rFonts w:ascii="Arial" w:hAnsi="Arial" w:cs="Arial"/>
-                <w:sz w:val="16"/>
-                <w:szCs w:val="16"/>
-                <w:lang w:val="ru-RU"/>
-              </w:rPr>
-              <w:t>60</w:t>
-            </w:r>
-          </w:p>
-        </w:tc>
-      </w:tr>
-      <w:tr>
-        <w:trPr>
-          <w:trHeight w:val="276"/>
-        </w:trPr>
-        <w:tc>
-          <w:tcPr>
-            <w:tcW w:w="1370" w:type="dxa"/>
-            <w:shd w:val="clear" w:color="auto" w:fill="auto"/>
-            <w:vAlign w:val="center"/>
-          </w:tcPr>
-          <w:p>
-            <w:pPr>
-              <w:pStyle w:val="TableContents"/>
-              <w:snapToGrid w:val="0"/>
-              <w:ind w:left="240" w:hanging="180"/>
-              <w:jc w:val="center"/>
-              <w:rPr>
-                <w:rFonts w:ascii="Arial" w:hAnsi="Arial" w:cs="Arial"/>
-                <w:sz w:val="16"/>
-                <w:szCs w:val="16"/>
-                <w:lang w:val="ru-RU"/>
-              </w:rPr>
-            </w:pPr>
-            <w:r>
-              <w:rPr>
-                <w:rFonts w:ascii="Arial" w:hAnsi="Arial" w:cs="Arial"/>
-                <w:sz w:val="16"/>
-                <w:szCs w:val="16"/>
-                <w:lang w:val="ru-RU"/>
-              </w:rPr>
-              <w:t>4</w:t>
-            </w:r>
-          </w:p>
-        </w:tc>
-        <w:tc>
-          <w:tcPr>
-            <w:tcW w:w="1370" w:type="dxa"/>
-            <w:shd w:val="clear" w:color="auto" w:fill="auto"/>
-            <w:vAlign w:val="center"/>
-          </w:tcPr>
-          <w:p>
-            <w:pPr>
-              <w:pStyle w:val="TableContents"/>
-              <w:snapToGrid w:val="0"/>
-              <w:ind w:left="240" w:hanging="180"/>
-              <w:jc w:val="center"/>
-              <w:rPr>
-                <w:rFonts w:ascii="Arial" w:hAnsi="Arial" w:cs="Arial"/>
-                <w:sz w:val="16"/>
-                <w:szCs w:val="16"/>
-                <w:lang w:val="ru-RU"/>
-              </w:rPr>
-            </w:pPr>
-            <w:r>
-              <w:rPr>
-                <w:rFonts w:ascii="Arial" w:hAnsi="Arial" w:cs="Arial"/>
-                <w:sz w:val="16"/>
-                <w:szCs w:val="16"/>
-                <w:lang w:val="ru-RU"/>
-              </w:rPr>
-              <w:t>3</w:t>
-            </w:r>
-          </w:p>
-        </w:tc>
-        <w:tc>
-          <w:tcPr>
-            <w:tcW w:w="1370" w:type="dxa"/>
-            <w:shd w:val="clear" w:color="auto" w:fill="auto"/>
-            <w:vAlign w:val="center"/>
-          </w:tcPr>
-          <w:p>
-            <w:pPr>
-              <w:pStyle w:val="TableContents"/>
-              <w:snapToGrid w:val="0"/>
-              <w:ind w:left="240" w:hanging="180"/>
-              <w:jc w:val="center"/>
-              <w:rPr>
-                <w:rFonts w:ascii="Arial" w:hAnsi="Arial" w:cs="Arial"/>
-                <w:sz w:val="16"/>
-                <w:szCs w:val="16"/>
-                <w:lang w:val="ru-RU"/>
-              </w:rPr>
-            </w:pPr>
-            <w:r>
-              <w:rPr>
-                <w:rFonts w:ascii="Arial" w:hAnsi="Arial" w:cs="Arial"/>
-                <w:sz w:val="16"/>
-                <w:szCs w:val="16"/>
-                <w:lang w:val="ru-RU"/>
-              </w:rPr>
-              <w:t>4</w:t>
-            </w:r>
-          </w:p>
-        </w:tc>
-        <w:tc>
-          <w:tcPr>
-            <w:tcW w:w="1371" w:type="dxa"/>
-            <w:shd w:val="clear" w:color="auto" w:fill="auto"/>
-            <w:vAlign w:val="center"/>
-          </w:tcPr>
-          <w:p>
-            <w:pPr>
-              <w:pStyle w:val="TableContents"/>
-              <w:snapToGrid w:val="0"/>
-              <w:ind w:left="240" w:hanging="180"/>
-              <w:jc w:val="center"/>
-              <w:rPr>
-                <w:rFonts w:ascii="Arial" w:hAnsi="Arial" w:cs="Arial"/>
-                <w:sz w:val="16"/>
-                <w:szCs w:val="16"/>
-                <w:lang w:val="ru-RU"/>
-              </w:rPr>
-            </w:pPr>
-            <w:r>
-              <w:rPr>
-                <w:rFonts w:ascii="Arial" w:hAnsi="Arial" w:cs="Arial"/>
-                <w:sz w:val="16"/>
-                <w:szCs w:val="16"/>
-                <w:lang w:val="ru-RU"/>
-              </w:rPr>
-              <w:t>2</w:t>
-            </w:r>
-          </w:p>
-        </w:tc>
-        <w:tc>
-          <w:tcPr>
-            <w:tcW w:w="1370" w:type="dxa"/>
-            <w:shd w:val="clear" w:color="auto" w:fill="auto"/>
-            <w:vAlign w:val="center"/>
-          </w:tcPr>
-          <w:p>
-            <w:pPr>
-              <w:pStyle w:val="TableContents"/>
-              <w:snapToGrid w:val="0"/>
-              <w:ind w:left="240" w:hanging="180"/>
-              <w:jc w:val="center"/>
-              <w:rPr>
-                <w:rStyle w:val="Strong"/>
-                <w:rFonts w:ascii="Arial" w:hAnsi="Arial" w:cs="Arial"/>
-                <w:b w:val="0"/>
-                <w:bCs w:val="0"/>
-                <w:sz w:val="16"/>
-                <w:szCs w:val="16"/>
-                <w:lang w:val="ru-RU"/>
-              </w:rPr>
-            </w:pPr>
-            <w:r>
-              <w:rPr>
-                <w:rStyle w:val="Strong"/>
-                <w:rFonts w:ascii="Arial" w:hAnsi="Arial" w:cs="Arial"/>
-                <w:sz w:val="16"/>
-                <w:szCs w:val="16"/>
-                <w:lang w:val="ru-RU"/>
-              </w:rPr>
-              <w:t>1</w:t>
-            </w:r>
-          </w:p>
-        </w:tc>
-        <w:tc>
-          <w:tcPr>
-            <w:tcW w:w="1370" w:type="dxa"/>
-            <w:shd w:val="clear" w:color="auto" w:fill="auto"/>
-            <w:vAlign w:val="center"/>
-          </w:tcPr>
-          <w:p>
-            <w:pPr>
-              <w:pStyle w:val="TableContents"/>
-              <w:snapToGrid w:val="0"/>
-              <w:ind w:left="240" w:hanging="180"/>
-              <w:jc w:val="center"/>
-              <w:rPr>
-                <w:rFonts w:ascii="Arial" w:hAnsi="Arial" w:cs="Arial"/>
-                <w:sz w:val="16"/>
-                <w:szCs w:val="16"/>
-                <w:lang w:val="ru-RU"/>
-              </w:rPr>
-            </w:pPr>
-            <w:r>
-              <w:rPr>
-                <w:rFonts w:ascii="Arial" w:hAnsi="Arial" w:cs="Arial"/>
-                <w:sz w:val="16"/>
-                <w:szCs w:val="16"/>
-                <w:lang w:val="ru-RU"/>
-              </w:rPr>
-              <w:t>1</w:t>
-            </w:r>
-          </w:p>
-        </w:tc>
-        <w:tc>
-          <w:tcPr>
-            <w:tcW w:w="1370" w:type="dxa"/>
-            <w:shd w:val="clear" w:color="auto" w:fill="auto"/>
-            <w:vAlign w:val="center"/>
-          </w:tcPr>
-          <w:p>
-            <w:pPr>
-              <w:pStyle w:val="TableContents"/>
-              <w:snapToGrid w:val="0"/>
-              <w:ind w:left="240" w:hanging="180"/>
-              <w:jc w:val="center"/>
-              <w:rPr>
-                <w:rFonts w:ascii="Arial" w:hAnsi="Arial" w:cs="Arial"/>
-                <w:sz w:val="16"/>
-                <w:szCs w:val="16"/>
-                <w:lang w:val="ru-RU"/>
-              </w:rPr>
-            </w:pPr>
-            <w:r>
-              <w:rPr>
-                <w:rFonts w:ascii="Arial" w:hAnsi="Arial" w:cs="Arial"/>
-                <w:sz w:val="16"/>
-                <w:szCs w:val="16"/>
-                <w:lang w:val="ru-RU"/>
-              </w:rPr>
-              <w:t>1</w:t>
-            </w:r>
-          </w:p>
-        </w:tc>
-        <w:tc>
-          <w:tcPr>
-            <w:tcW w:w="1371" w:type="dxa"/>
-            <w:shd w:val="clear" w:color="auto" w:fill="auto"/>
-            <w:vAlign w:val="center"/>
-          </w:tcPr>
-          <w:p>
-            <w:pPr>
-              <w:pStyle w:val="TableContents"/>
-              <w:snapToGrid w:val="0"/>
-              <w:ind w:left="240" w:hanging="180"/>
-              <w:jc w:val="center"/>
-              <w:rPr>
-                <w:rFonts w:ascii="Arial" w:hAnsi="Arial" w:cs="Arial"/>
-                <w:sz w:val="16"/>
-                <w:szCs w:val="16"/>
-                <w:lang w:val="ru-RU"/>
-              </w:rPr>
-            </w:pPr>
-            <w:r>
-              <w:rPr>
-                <w:rFonts w:ascii="Arial" w:hAnsi="Arial" w:cs="Arial"/>
-                <w:sz w:val="16"/>
-                <w:szCs w:val="16"/>
-                <w:lang w:val="ru-RU"/>
-              </w:rPr>
-              <w:t>1</w:t>
-            </w:r>
-          </w:p>
-        </w:tc>
-      </w:tr>
-      <w:bookmarkEnd w:id="0"/>
-    </w:tbl>
-    <w:p>
-      <w:pPr>
-        <w:rPr>
-          <w:rFonts w:hint="eastAsia"/>
+          <w:rFonts w:ascii="Arial" w:hAnsi="Arial" w:cs="Arial"/>
+          <w:sz w:val="16"/>
+          <w:szCs w:val="16"/>
+          <w:lang w:val="ru-RU"/>
         </w:rPr>
       </w:pPr>
     </w:p>
     <w:p>
       <w:pPr>
+        <w:jc w:val="center"/>
         <w:rPr>
-          <w:rFonts w:hint="eastAsia"/>
+          <w:rFonts w:ascii="Arial" w:hAnsi="Arial" w:cs="Arial"/>
+          <w:b/>
+          <w:bCs/>
+          <w:sz w:val="16"/>
+          <w:szCs w:val="16"/>
+          <w:lang w:val="ru-RU"/>
         </w:rPr>
       </w:pPr>
+      <w:r>
+        <w:rPr>
+          <w:rFonts w:ascii="Arial" w:hAnsi="Arial" w:cs="Arial"/>
+          <w:b/>
+          <w:bCs/>
+          <w:sz w:val="16"/>
+          <w:szCs w:val="16"/>
+          <w:lang w:val="ru-RU"/>
+        </w:rPr>
+        <w:t>ЧИСЛЕННОСТЬ РАССТРЕЛЯННЫХ ЖЕНЩИН ПО ВОЗРАСТАМ, 192</w:t>
+      </w:r>
+      <w:r>
+        <w:rPr>
+          <w:rFonts w:ascii="Arial" w:hAnsi="Arial" w:cs="Arial"/>
+          <w:b/>
+          <w:bCs/>
+          <w:sz w:val="16"/>
+          <w:szCs w:val="16"/>
+          <w:lang w:val="ru-RU"/>
+        </w:rPr>
+        <w:t>2</w:t>
+      </w:r>
+      <w:r>
+        <w:rPr>
+          <w:rFonts w:ascii="Arial" w:hAnsi="Arial" w:cs="Arial"/>
+          <w:b/>
+          <w:bCs/>
+          <w:sz w:val="16"/>
+          <w:szCs w:val="16"/>
+          <w:lang w:val="ru-RU"/>
+        </w:rPr>
+        <w:t xml:space="preserve"> г.</w:t>
+      </w:r>
     </w:p>
     <w:p>
       <w:pPr>
+        <w:jc w:val="center"/>
+        <w:rPr>
+          <w:rFonts w:ascii="Arial" w:hAnsi="Arial" w:cs="Arial"/>
+          <w:sz w:val="16"/>
+          <w:szCs w:val="16"/>
+          <w:lang w:val="ru-RU"/>
+        </w:rPr>
+      </w:pPr>
+      <w:r>
+        <w:rPr>
+          <w:noProof/>
+        </w:rPr>
+        <w:drawing>
+          <wp:inline distT="0" distB="0" distL="0" distR="0" wp14:anchorId="2BBBF7FC" wp14:editId="65253E3C">
+            <wp:extent cx="3016468" cy="1931276"/>
+            <wp:effectExtent l="0" t="0" r="12700" b="12065"/>
+            <wp:docPr id="321622618" name="Chart 1">
+              <a:extLst xmlns:a="http://schemas.openxmlformats.org/drawingml/2006/main">
+                <a:ext uri="{FF2B5EF4-FFF2-40B4-BE49-F238E27FC236}">
+                  <a16:creationId xmlns:a16="http://schemas.microsoft.com/office/drawing/2014/main" id="{3DDA3C3E-1B19-4A7E-B41E-0C1EFA89B781}"/>
+                </a:ext>
+              </a:extLst>
+            </wp:docPr>
+            <wp:cNvGraphicFramePr/>
+            <a:graphic xmlns:a="http://schemas.openxmlformats.org/drawingml/2006/main">
+              <a:graphicData uri="http://schemas.openxmlformats.org/drawingml/2006/chart">
+                <c:chart xmlns:c="http://schemas.openxmlformats.org/drawingml/2006/chart" xmlns:r="http://schemas.openxmlformats.org/officeDocument/2006/relationships" r:id="rId4"/>
+              </a:graphicData>
+            </a:graphic>
+          </wp:inline>
+        </w:drawing>
+      </w:r>
+    </w:p>
+    <w:p>
+      <w:pPr>
+        <w:ind w:left="2160" w:firstLine="720"/>
         <w:rPr>
           <w:rFonts w:ascii="Arial" w:hAnsi="Arial" w:cs="Arial"/>
           <w:sz w:val="16"/>
@@ -1598,7 +1070,7 @@
               </w:rPr>
               <w:t xml:space="preserve">Источник: Красноярский Мемориал  </w:t>
             </w:r>
-            <w:hyperlink r:id="rId4" w:history="1">
+            <w:hyperlink r:id="rId5" w:history="1">
               <w:r>
                 <w:rPr>
                   <w:rStyle w:val="Hyperlink"/>
@@ -1626,7 +1098,7 @@
               </w:rPr>
               <w:t xml:space="preserve">; </w:t>
             </w:r>
-            <w:hyperlink r:id="rId5" w:history="1">
+            <w:hyperlink r:id="rId6" w:history="1">
               <w:r>
                 <w:rPr>
                   <w:rStyle w:val="Hyperlink"/>
@@ -1776,7 +1248,7 @@
               </w:rPr>
               <w:t xml:space="preserve">;   </w:t>
             </w:r>
-            <w:hyperlink r:id="rId6" w:history="1">
+            <w:hyperlink r:id="rId7" w:history="1">
               <w:r>
                 <w:rPr>
                   <w:rStyle w:val="Hyperlink"/>
@@ -2044,7 +1516,7 @@
               </w:rPr>
               <w:t xml:space="preserve">Источники данных: Книга памяти Краснодарского края - т.8; </w:t>
             </w:r>
-            <w:hyperlink r:id="rId7" w:history="1">
+            <w:hyperlink r:id="rId8" w:history="1">
               <w:r>
                 <w:rPr>
                   <w:rStyle w:val="Hyperlink"/>
@@ -2202,254 +1674,6 @@
                 <w:lang w:val="ru-RU"/>
               </w:rPr>
               <w:t xml:space="preserve">Источник: Книга памяти Ставропольского края; </w:t>
-            </w:r>
-            <w:hyperlink r:id="rId8" w:history="1">
-              <w:r>
-                <w:rPr>
-                  <w:rStyle w:val="Hyperlink"/>
-                  <w:rFonts w:ascii="Arial" w:hAnsi="Arial" w:cs="Arial"/>
-                  <w:b/>
-                  <w:bCs/>
-                  <w:color w:val="auto"/>
-                  <w:sz w:val="16"/>
-                  <w:szCs w:val="16"/>
-                  <w:lang w:val="ru-RU"/>
-                </w:rPr>
-                <w:t>Открытый список</w:t>
-              </w:r>
-            </w:hyperlink>
-          </w:p>
-        </w:tc>
-      </w:tr>
-      <w:tr>
-        <w:trPr>
-          <w:trHeight w:val="20"/>
-        </w:trPr>
-        <w:tc>
-          <w:tcPr>
-            <w:tcW w:w="10980" w:type="dxa"/>
-            <w:shd w:val="clear" w:color="auto" w:fill="auto"/>
-            <w:vAlign w:val="center"/>
-          </w:tcPr>
-          <w:p>
-            <w:pPr>
-              <w:pStyle w:val="BodyText"/>
-              <w:pBdr>
-                <w:top w:val="none" w:sz="0" w:space="0" w:color="000000"/>
-                <w:left w:val="none" w:sz="0" w:space="0" w:color="000000"/>
-                <w:bottom w:val="none" w:sz="0" w:space="0" w:color="000000"/>
-                <w:right w:val="none" w:sz="0" w:space="0" w:color="000000"/>
-              </w:pBdr>
-              <w:snapToGrid w:val="0"/>
-              <w:spacing w:after="0" w:line="240" w:lineRule="auto"/>
-              <w:rPr>
-                <w:rFonts w:ascii="Arial" w:hAnsi="Arial" w:cs="Arial"/>
-                <w:sz w:val="16"/>
-                <w:szCs w:val="16"/>
-                <w:lang w:val="ru-RU"/>
-              </w:rPr>
-            </w:pPr>
-            <w:r>
-              <w:rPr>
-                <w:rFonts w:ascii="Arial" w:hAnsi="Arial" w:cs="Arial"/>
-                <w:b/>
-                <w:sz w:val="16"/>
-                <w:szCs w:val="16"/>
-                <w:lang w:val="ru-RU"/>
-              </w:rPr>
-              <w:t xml:space="preserve">Головина Анна </w:t>
-            </w:r>
-            <w:proofErr w:type="gramStart"/>
-            <w:r>
-              <w:rPr>
-                <w:rFonts w:ascii="Arial" w:hAnsi="Arial" w:cs="Arial"/>
-                <w:b/>
-                <w:sz w:val="16"/>
-                <w:szCs w:val="16"/>
-                <w:lang w:val="ru-RU"/>
-              </w:rPr>
-              <w:t>Егоровна  38</w:t>
-            </w:r>
-            <w:proofErr w:type="gramEnd"/>
-            <w:r>
-              <w:rPr>
-                <w:rFonts w:ascii="Arial" w:hAnsi="Arial" w:cs="Arial"/>
-                <w:b/>
-                <w:sz w:val="16"/>
-                <w:szCs w:val="16"/>
-                <w:lang w:val="ru-RU"/>
-              </w:rPr>
-              <w:t xml:space="preserve"> лет     </w:t>
-            </w:r>
-          </w:p>
-          <w:p>
-            <w:pPr>
-              <w:pStyle w:val="BodyText"/>
-              <w:pBdr>
-                <w:top w:val="none" w:sz="0" w:space="0" w:color="000000"/>
-                <w:left w:val="none" w:sz="0" w:space="0" w:color="000000"/>
-                <w:bottom w:val="none" w:sz="0" w:space="0" w:color="000000"/>
-                <w:right w:val="none" w:sz="0" w:space="0" w:color="000000"/>
-              </w:pBdr>
-              <w:snapToGrid w:val="0"/>
-              <w:spacing w:after="0" w:line="240" w:lineRule="auto"/>
-              <w:rPr>
-                <w:rFonts w:ascii="Arial" w:hAnsi="Arial" w:cs="Arial"/>
-                <w:bCs/>
-                <w:sz w:val="16"/>
-                <w:szCs w:val="16"/>
-                <w:lang w:val="ru-RU"/>
-              </w:rPr>
-            </w:pPr>
-            <w:r>
-              <w:rPr>
-                <w:rFonts w:ascii="Arial" w:hAnsi="Arial" w:cs="Arial"/>
-                <w:bCs/>
-                <w:sz w:val="16"/>
-                <w:szCs w:val="16"/>
-                <w:lang w:val="ru-RU"/>
-              </w:rPr>
-              <w:t xml:space="preserve">38 лет, </w:t>
-            </w:r>
-            <w:proofErr w:type="spellStart"/>
-            <w:r>
-              <w:rPr>
-                <w:rFonts w:ascii="Arial" w:hAnsi="Arial" w:cs="Arial"/>
-                <w:bCs/>
-                <w:sz w:val="16"/>
-                <w:szCs w:val="16"/>
-                <w:lang w:val="ru-RU"/>
-              </w:rPr>
-              <w:t>м.р</w:t>
-            </w:r>
-            <w:proofErr w:type="spellEnd"/>
-            <w:r>
-              <w:rPr>
-                <w:rFonts w:ascii="Arial" w:hAnsi="Arial" w:cs="Arial"/>
-                <w:bCs/>
-                <w:sz w:val="16"/>
-                <w:szCs w:val="16"/>
-                <w:lang w:val="ru-RU"/>
-              </w:rPr>
-              <w:t xml:space="preserve">.: Кубанская обл., ст. Бакинская, крестьянка, </w:t>
-            </w:r>
-            <w:proofErr w:type="spellStart"/>
-            <w:r>
-              <w:rPr>
-                <w:rFonts w:ascii="Arial" w:hAnsi="Arial" w:cs="Arial"/>
-                <w:bCs/>
-                <w:sz w:val="16"/>
-                <w:szCs w:val="16"/>
-                <w:lang w:val="ru-RU"/>
-              </w:rPr>
-              <w:t>прож</w:t>
-            </w:r>
-            <w:proofErr w:type="spellEnd"/>
-            <w:r>
-              <w:rPr>
-                <w:rFonts w:ascii="Arial" w:hAnsi="Arial" w:cs="Arial"/>
-                <w:bCs/>
-                <w:sz w:val="16"/>
-                <w:szCs w:val="16"/>
-                <w:lang w:val="ru-RU"/>
-              </w:rPr>
-              <w:t xml:space="preserve">.: Кубанская обл., ст. Бакинская, арестована 05.01.1922. Обвинение: за к/р деятельность. Приговор: РВТ войск Северо-Кавказского военного округа, 25.01.1922 — ВМН. Реабилитация: Прокуратура </w:t>
-            </w:r>
-            <w:proofErr w:type="spellStart"/>
-            <w:r>
-              <w:rPr>
-                <w:rFonts w:ascii="Arial" w:hAnsi="Arial" w:cs="Arial"/>
-                <w:bCs/>
-                <w:sz w:val="16"/>
-                <w:szCs w:val="16"/>
-                <w:lang w:val="ru-RU"/>
-              </w:rPr>
-              <w:t>г.Москвы</w:t>
-            </w:r>
-            <w:proofErr w:type="spellEnd"/>
-            <w:r>
-              <w:rPr>
-                <w:rFonts w:ascii="Arial" w:hAnsi="Arial" w:cs="Arial"/>
-                <w:bCs/>
-                <w:sz w:val="16"/>
-                <w:szCs w:val="16"/>
-                <w:lang w:val="ru-RU"/>
-              </w:rPr>
-              <w:t xml:space="preserve">, 05.2005. </w:t>
-            </w:r>
-            <w:proofErr w:type="spellStart"/>
-            <w:r>
-              <w:rPr>
-                <w:rFonts w:ascii="Arial" w:hAnsi="Arial" w:cs="Arial"/>
-                <w:bCs/>
-                <w:sz w:val="16"/>
-                <w:szCs w:val="16"/>
-                <w:lang w:val="ru-RU"/>
-              </w:rPr>
-              <w:t>Арх.дело</w:t>
-            </w:r>
-            <w:proofErr w:type="spellEnd"/>
-            <w:r>
-              <w:rPr>
-                <w:rFonts w:ascii="Arial" w:hAnsi="Arial" w:cs="Arial"/>
-                <w:bCs/>
-                <w:sz w:val="16"/>
-                <w:szCs w:val="16"/>
-                <w:lang w:val="ru-RU"/>
-              </w:rPr>
-              <w:t>: фонд 24565, опись 9, дело 171</w:t>
-            </w:r>
-          </w:p>
-          <w:p>
-            <w:pPr>
-              <w:pStyle w:val="BodyText"/>
-              <w:pBdr>
-                <w:top w:val="none" w:sz="0" w:space="0" w:color="000000"/>
-                <w:left w:val="none" w:sz="0" w:space="0" w:color="000000"/>
-                <w:bottom w:val="none" w:sz="0" w:space="0" w:color="000000"/>
-                <w:right w:val="none" w:sz="0" w:space="0" w:color="000000"/>
-              </w:pBdr>
-              <w:snapToGrid w:val="0"/>
-              <w:spacing w:after="0" w:line="240" w:lineRule="auto"/>
-              <w:ind w:right="60"/>
-              <w:rPr>
-                <w:rFonts w:ascii="Arial" w:hAnsi="Arial" w:cs="Arial"/>
-                <w:sz w:val="16"/>
-                <w:szCs w:val="16"/>
-                <w:lang w:val="ru-RU"/>
-              </w:rPr>
-            </w:pPr>
-            <w:r>
-              <w:rPr>
-                <w:rFonts w:ascii="Arial" w:hAnsi="Arial" w:cs="Arial"/>
-                <w:i/>
-                <w:sz w:val="16"/>
-                <w:szCs w:val="16"/>
-                <w:lang w:val="ru-RU"/>
-              </w:rPr>
-              <w:t xml:space="preserve">Источник: Прокуратура </w:t>
-            </w:r>
-            <w:proofErr w:type="spellStart"/>
-            <w:r>
-              <w:rPr>
-                <w:rFonts w:ascii="Arial" w:hAnsi="Arial" w:cs="Arial"/>
-                <w:i/>
-                <w:sz w:val="16"/>
-                <w:szCs w:val="16"/>
-                <w:lang w:val="ru-RU"/>
-              </w:rPr>
-              <w:t>г.Москвы</w:t>
-            </w:r>
-            <w:proofErr w:type="spellEnd"/>
-            <w:r>
-              <w:rPr>
-                <w:rFonts w:ascii="Arial" w:hAnsi="Arial" w:cs="Arial"/>
-                <w:i/>
-                <w:sz w:val="16"/>
-                <w:szCs w:val="16"/>
-                <w:lang w:val="ru-RU"/>
-              </w:rPr>
-              <w:t xml:space="preserve">; </w:t>
             </w:r>
             <w:hyperlink r:id="rId9" w:history="1">
               <w:r>
@@ -2501,36 +1725,33 @@
               <w:rPr>
                 <w:rFonts w:ascii="Arial" w:hAnsi="Arial" w:cs="Arial"/>
                 <w:b/>
-                <w:bCs/>
-                <w:sz w:val="16"/>
-                <w:szCs w:val="16"/>
-                <w:lang w:val="ru-RU"/>
-              </w:rPr>
-              <w:t xml:space="preserve">Ивченко Мария </w:t>
+                <w:sz w:val="16"/>
+                <w:szCs w:val="16"/>
+                <w:lang w:val="ru-RU"/>
+              </w:rPr>
+              <w:t xml:space="preserve">Головина Анна </w:t>
             </w:r>
             <w:proofErr w:type="gramStart"/>
             <w:r>
               <w:rPr>
                 <w:rFonts w:ascii="Arial" w:hAnsi="Arial" w:cs="Arial"/>
                 <w:b/>
-                <w:bCs/>
-                <w:sz w:val="16"/>
-                <w:szCs w:val="16"/>
-                <w:lang w:val="ru-RU"/>
-              </w:rPr>
-              <w:t>Трофимовна  54</w:t>
+                <w:sz w:val="16"/>
+                <w:szCs w:val="16"/>
+                <w:lang w:val="ru-RU"/>
+              </w:rPr>
+              <w:t>Егоровна  38</w:t>
             </w:r>
             <w:proofErr w:type="gramEnd"/>
             <w:r>
               <w:rPr>
                 <w:rFonts w:ascii="Arial" w:hAnsi="Arial" w:cs="Arial"/>
                 <w:b/>
-                <w:bCs/>
-                <w:sz w:val="16"/>
-                <w:szCs w:val="16"/>
-                <w:lang w:val="ru-RU"/>
-              </w:rPr>
-              <w:t xml:space="preserve"> года  </w:t>
+                <w:sz w:val="16"/>
+                <w:szCs w:val="16"/>
+                <w:lang w:val="ru-RU"/>
+              </w:rPr>
+              <w:t xml:space="preserve"> лет     </w:t>
             </w:r>
           </w:p>
           <w:p>
@@ -2546,6 +1767,7 @@
               <w:spacing w:after="0" w:line="240" w:lineRule="auto"/>
               <w:rPr>
                 <w:rFonts w:ascii="Arial" w:hAnsi="Arial" w:cs="Arial"/>
+                <w:bCs/>
                 <w:sz w:val="16"/>
                 <w:szCs w:val="16"/>
                 <w:lang w:val="ru-RU"/>
@@ -2559,7 +1781,7 @@
                 <w:szCs w:val="16"/>
                 <w:lang w:val="ru-RU"/>
               </w:rPr>
-              <w:t xml:space="preserve">1868 г.р., </w:t>
+              <w:t xml:space="preserve">38 лет, </w:t>
             </w:r>
             <w:proofErr w:type="spellStart"/>
             <w:r>
@@ -2581,21 +1803,13 @@
                 <w:szCs w:val="16"/>
                 <w:lang w:val="ru-RU"/>
               </w:rPr>
-              <w:t xml:space="preserve">.: Калужская губ., с. Акимовка, русская, образование: малограмотная, б/п, </w:t>
-            </w:r>
-            <w:r>
-              <w:rPr>
-                <w:rFonts w:ascii="Arial" w:hAnsi="Arial" w:cs="Arial"/>
-                <w:sz w:val="16"/>
-                <w:szCs w:val="16"/>
-                <w:lang w:val="ru-RU"/>
-              </w:rPr>
-              <w:t xml:space="preserve">домохозяйка, </w:t>
+              <w:t xml:space="preserve">.: Кубанская обл., ст. Бакинская, крестьянка, </w:t>
             </w:r>
             <w:proofErr w:type="spellStart"/>
             <w:r>
               <w:rPr>
                 <w:rFonts w:ascii="Arial" w:hAnsi="Arial" w:cs="Arial"/>
+                <w:bCs/>
                 <w:sz w:val="16"/>
                 <w:szCs w:val="16"/>
                 <w:lang w:val="ru-RU"/>
@@ -2606,56 +1820,40 @@
             <w:r>
               <w:rPr>
                 <w:rFonts w:ascii="Arial" w:hAnsi="Arial" w:cs="Arial"/>
-                <w:sz w:val="16"/>
-                <w:szCs w:val="16"/>
-                <w:lang w:val="ru-RU"/>
-              </w:rPr>
-              <w:t xml:space="preserve">.: Староминский р-н, станица Канеловская.  Арестована в г. Краснодаре 20.05.1922. Обвинение: «за укрывательство сына Гавриила, входившего в банду».  Приговор: Постановлением военного </w:t>
+                <w:bCs/>
+                <w:sz w:val="16"/>
+                <w:szCs w:val="16"/>
+                <w:lang w:val="ru-RU"/>
+              </w:rPr>
+              <w:t xml:space="preserve">.: Кубанская обл., ст. Бакинская, арестована 05.01.1922. Обвинение: за к/р деятельность. Приговор: РВТ войск Северо-Кавказского военного округа, 25.01.1922 — ВМН. Реабилитация: Прокуратура </w:t>
             </w:r>
             <w:proofErr w:type="spellStart"/>
             <w:r>
               <w:rPr>
                 <w:rFonts w:ascii="Arial" w:hAnsi="Arial" w:cs="Arial"/>
-                <w:sz w:val="16"/>
-                <w:szCs w:val="16"/>
-                <w:lang w:val="ru-RU"/>
-              </w:rPr>
-              <w:t>политаппарата</w:t>
+                <w:bCs/>
+                <w:sz w:val="16"/>
+                <w:szCs w:val="16"/>
+                <w:lang w:val="ru-RU"/>
+              </w:rPr>
+              <w:t>г.Москвы</w:t>
             </w:r>
             <w:proofErr w:type="spellEnd"/>
             <w:r>
               <w:rPr>
                 <w:rFonts w:ascii="Arial" w:hAnsi="Arial" w:cs="Arial"/>
-                <w:sz w:val="16"/>
-                <w:szCs w:val="16"/>
-                <w:lang w:val="ru-RU"/>
-              </w:rPr>
-              <w:t xml:space="preserve"> Ейского боевого участка, 31.05.1922 — ВМН.  Расстреляна 31.05.1922. Реабилитация: прокуратурой КК, 26.09.1991 - на основании Указа Президента СССР от _13.09.</w:t>
-            </w:r>
-            <w:proofErr w:type="gramStart"/>
-            <w:r>
-              <w:rPr>
-                <w:rFonts w:ascii="Arial" w:hAnsi="Arial" w:cs="Arial"/>
-                <w:sz w:val="16"/>
-                <w:szCs w:val="16"/>
-                <w:lang w:val="ru-RU"/>
-              </w:rPr>
-              <w:t>1990._</w:t>
-            </w:r>
-            <w:proofErr w:type="gramEnd"/>
-            <w:r>
-              <w:rPr>
-                <w:rFonts w:ascii="Arial" w:hAnsi="Arial" w:cs="Arial"/>
-                <w:sz w:val="16"/>
-                <w:szCs w:val="16"/>
-                <w:lang w:val="ru-RU"/>
-              </w:rPr>
-              <w:t xml:space="preserve">  </w:t>
+                <w:bCs/>
+                <w:sz w:val="16"/>
+                <w:szCs w:val="16"/>
+                <w:lang w:val="ru-RU"/>
+              </w:rPr>
+              <w:t xml:space="preserve">, 05.2005. </w:t>
             </w:r>
             <w:proofErr w:type="spellStart"/>
             <w:r>
               <w:rPr>
                 <w:rFonts w:ascii="Arial" w:hAnsi="Arial" w:cs="Arial"/>
+                <w:bCs/>
                 <w:sz w:val="16"/>
                 <w:szCs w:val="16"/>
                 <w:lang w:val="ru-RU"/>
@@ -2666,11 +1864,12 @@
             <w:r>
               <w:rPr>
                 <w:rFonts w:ascii="Arial" w:hAnsi="Arial" w:cs="Arial"/>
-                <w:sz w:val="16"/>
-                <w:szCs w:val="16"/>
-                <w:lang w:val="ru-RU"/>
-              </w:rPr>
-              <w:t>: 29730</w:t>
+                <w:bCs/>
+                <w:sz w:val="16"/>
+                <w:szCs w:val="16"/>
+                <w:lang w:val="ru-RU"/>
+              </w:rPr>
+              <w:t>: фонд 24565, опись 9, дело 171</w:t>
             </w:r>
           </w:p>
           <w:p>
@@ -2695,31 +1894,34 @@
             <w:r>
               <w:rPr>
                 <w:rFonts w:ascii="Arial" w:hAnsi="Arial" w:cs="Arial"/>
-                <w:sz w:val="16"/>
-                <w:szCs w:val="16"/>
-                <w:lang w:val="ru-RU"/>
-              </w:rPr>
-              <w:t xml:space="preserve">Источник: Книга памяти Краснодарского </w:t>
-            </w:r>
-            <w:proofErr w:type="gramStart"/>
-            <w:r>
-              <w:rPr>
-                <w:rFonts w:ascii="Arial" w:hAnsi="Arial" w:cs="Arial"/>
-                <w:sz w:val="16"/>
-                <w:szCs w:val="16"/>
-                <w:lang w:val="ru-RU"/>
-              </w:rPr>
-              <w:t>края ,</w:t>
-            </w:r>
-            <w:proofErr w:type="gramEnd"/>
-            <w:r>
-              <w:rPr>
-                <w:rFonts w:ascii="Arial" w:hAnsi="Arial" w:cs="Arial"/>
-                <w:sz w:val="16"/>
-                <w:szCs w:val="16"/>
-                <w:lang w:val="ru-RU"/>
-              </w:rPr>
-              <w:t xml:space="preserve"> т.8; </w:t>
+                <w:i/>
+                <w:sz w:val="16"/>
+                <w:szCs w:val="16"/>
+                <w:lang w:val="ru-RU"/>
+              </w:rPr>
+              <w:t xml:space="preserve">Источник: Прокуратура </w:t>
+            </w:r>
+            <w:proofErr w:type="spellStart"/>
+            <w:r>
+              <w:rPr>
+                <w:rFonts w:ascii="Arial" w:hAnsi="Arial" w:cs="Arial"/>
+                <w:i/>
+                <w:sz w:val="16"/>
+                <w:szCs w:val="16"/>
+                <w:lang w:val="ru-RU"/>
+              </w:rPr>
+              <w:t>г.Москвы</w:t>
+            </w:r>
+            <w:proofErr w:type="spellEnd"/>
+            <w:r>
+              <w:rPr>
+                <w:rFonts w:ascii="Arial" w:hAnsi="Arial" w:cs="Arial"/>
+                <w:i/>
+                <w:sz w:val="16"/>
+                <w:szCs w:val="16"/>
+                <w:lang w:val="ru-RU"/>
+              </w:rPr>
+              <w:t xml:space="preserve">; </w:t>
             </w:r>
             <w:hyperlink r:id="rId10" w:history="1">
               <w:r>
@@ -2760,63 +1962,187 @@
               </w:pBdr>
               <w:snapToGrid w:val="0"/>
               <w:spacing w:after="0" w:line="240" w:lineRule="auto"/>
-              <w:ind w:right="60"/>
-              <w:rPr>
-                <w:rFonts w:ascii="Arial" w:hAnsi="Arial" w:cs="Arial"/>
-                <w:b/>
-                <w:bCs/>
+              <w:rPr>
+                <w:rFonts w:ascii="Arial" w:hAnsi="Arial" w:cs="Arial"/>
                 <w:sz w:val="16"/>
                 <w:szCs w:val="16"/>
                 <w:lang w:val="ru-RU"/>
               </w:rPr>
             </w:pPr>
+            <w:r>
+              <w:rPr>
+                <w:rFonts w:ascii="Arial" w:hAnsi="Arial" w:cs="Arial"/>
+                <w:b/>
+                <w:bCs/>
+                <w:sz w:val="16"/>
+                <w:szCs w:val="16"/>
+                <w:lang w:val="ru-RU"/>
+              </w:rPr>
+              <w:t xml:space="preserve">Ивченко Мария </w:t>
+            </w:r>
+            <w:proofErr w:type="gramStart"/>
+            <w:r>
+              <w:rPr>
+                <w:rFonts w:ascii="Arial" w:hAnsi="Arial" w:cs="Arial"/>
+                <w:b/>
+                <w:bCs/>
+                <w:sz w:val="16"/>
+                <w:szCs w:val="16"/>
+                <w:lang w:val="ru-RU"/>
+              </w:rPr>
+              <w:t>Трофимовна  54</w:t>
+            </w:r>
+            <w:proofErr w:type="gramEnd"/>
+            <w:r>
+              <w:rPr>
+                <w:rFonts w:ascii="Arial" w:hAnsi="Arial" w:cs="Arial"/>
+                <w:b/>
+                <w:bCs/>
+                <w:sz w:val="16"/>
+                <w:szCs w:val="16"/>
+                <w:lang w:val="ru-RU"/>
+              </w:rPr>
+              <w:t xml:space="preserve"> года  </w:t>
+            </w:r>
+          </w:p>
+          <w:p>
+            <w:pPr>
+              <w:pStyle w:val="BodyText"/>
+              <w:pBdr>
+                <w:top w:val="none" w:sz="0" w:space="0" w:color="000000"/>
+                <w:left w:val="none" w:sz="0" w:space="0" w:color="000000"/>
+                <w:bottom w:val="none" w:sz="0" w:space="0" w:color="000000"/>
+                <w:right w:val="none" w:sz="0" w:space="0" w:color="000000"/>
+              </w:pBdr>
+              <w:snapToGrid w:val="0"/>
+              <w:spacing w:after="0" w:line="240" w:lineRule="auto"/>
+              <w:rPr>
+                <w:rFonts w:ascii="Arial" w:hAnsi="Arial" w:cs="Arial"/>
+                <w:sz w:val="16"/>
+                <w:szCs w:val="16"/>
+                <w:lang w:val="ru-RU"/>
+              </w:rPr>
+            </w:pPr>
+            <w:r>
+              <w:rPr>
+                <w:rFonts w:ascii="Arial" w:hAnsi="Arial" w:cs="Arial"/>
+                <w:bCs/>
+                <w:sz w:val="16"/>
+                <w:szCs w:val="16"/>
+                <w:lang w:val="ru-RU"/>
+              </w:rPr>
+              <w:t xml:space="preserve">1868 г.р., </w:t>
+            </w:r>
             <w:proofErr w:type="spellStart"/>
             <w:r>
               <w:rPr>
                 <w:rFonts w:ascii="Arial" w:hAnsi="Arial" w:cs="Arial"/>
-                <w:b/>
-                <w:bCs/>
-                <w:sz w:val="16"/>
-                <w:szCs w:val="16"/>
-                <w:lang w:val="ru-RU"/>
-              </w:rPr>
-              <w:t>Кидиекова</w:t>
+                <w:bCs/>
+                <w:sz w:val="16"/>
+                <w:szCs w:val="16"/>
+                <w:lang w:val="ru-RU"/>
+              </w:rPr>
+              <w:t>м.р</w:t>
             </w:r>
             <w:proofErr w:type="spellEnd"/>
             <w:r>
               <w:rPr>
                 <w:rFonts w:ascii="Arial" w:hAnsi="Arial" w:cs="Arial"/>
-                <w:b/>
-                <w:bCs/>
-                <w:sz w:val="16"/>
-                <w:szCs w:val="16"/>
-                <w:lang w:val="ru-RU"/>
-              </w:rPr>
-              <w:t xml:space="preserve"> </w:t>
+                <w:bCs/>
+                <w:sz w:val="16"/>
+                <w:szCs w:val="16"/>
+                <w:lang w:val="ru-RU"/>
+              </w:rPr>
+              <w:t xml:space="preserve">.: Калужская губ., с. Акимовка, русская, образование: малограмотная, б/п, </w:t>
+            </w:r>
+            <w:r>
+              <w:rPr>
+                <w:rFonts w:ascii="Arial" w:hAnsi="Arial" w:cs="Arial"/>
+                <w:sz w:val="16"/>
+                <w:szCs w:val="16"/>
+                <w:lang w:val="ru-RU"/>
+              </w:rPr>
+              <w:t xml:space="preserve">домохозяйка, </w:t>
+            </w:r>
+            <w:proofErr w:type="spellStart"/>
+            <w:r>
+              <w:rPr>
+                <w:rFonts w:ascii="Arial" w:hAnsi="Arial" w:cs="Arial"/>
+                <w:sz w:val="16"/>
+                <w:szCs w:val="16"/>
+                <w:lang w:val="ru-RU"/>
+              </w:rPr>
+              <w:t>прож</w:t>
+            </w:r>
+            <w:proofErr w:type="spellEnd"/>
+            <w:r>
+              <w:rPr>
+                <w:rFonts w:ascii="Arial" w:hAnsi="Arial" w:cs="Arial"/>
+                <w:sz w:val="16"/>
+                <w:szCs w:val="16"/>
+                <w:lang w:val="ru-RU"/>
+              </w:rPr>
+              <w:t xml:space="preserve">.: Староминский р-н, станица Канеловская.  Арестована в г. Краснодаре 20.05.1922. Обвинение: «за укрывательство сына Гавриила, входившего в банду».  Приговор: Постановлением военного </w:t>
+            </w:r>
+            <w:proofErr w:type="spellStart"/>
+            <w:r>
+              <w:rPr>
+                <w:rFonts w:ascii="Arial" w:hAnsi="Arial" w:cs="Arial"/>
+                <w:sz w:val="16"/>
+                <w:szCs w:val="16"/>
+                <w:lang w:val="ru-RU"/>
+              </w:rPr>
+              <w:t>политаппарата</w:t>
+            </w:r>
+            <w:proofErr w:type="spellEnd"/>
+            <w:r>
+              <w:rPr>
+                <w:rFonts w:ascii="Arial" w:hAnsi="Arial" w:cs="Arial"/>
+                <w:sz w:val="16"/>
+                <w:szCs w:val="16"/>
+                <w:lang w:val="ru-RU"/>
+              </w:rPr>
+              <w:t xml:space="preserve"> Ейского боевого участка, 31.05.1922 — ВМН.  Расстреляна 31.05.1922. Реабилитация: прокуратурой КК, 26.09.1991 - на основании Указа Президента СССР от _13.09.</w:t>
             </w:r>
             <w:proofErr w:type="gramStart"/>
             <w:r>
               <w:rPr>
                 <w:rFonts w:ascii="Arial" w:hAnsi="Arial" w:cs="Arial"/>
-                <w:b/>
-                <w:bCs/>
-                <w:sz w:val="16"/>
-                <w:szCs w:val="16"/>
-                <w:lang w:val="ru-RU"/>
-              </w:rPr>
-              <w:t>Мария  15</w:t>
+                <w:sz w:val="16"/>
+                <w:szCs w:val="16"/>
+                <w:lang w:val="ru-RU"/>
+              </w:rPr>
+              <w:t>1990._</w:t>
             </w:r>
             <w:proofErr w:type="gramEnd"/>
             <w:r>
               <w:rPr>
                 <w:rFonts w:ascii="Arial" w:hAnsi="Arial" w:cs="Arial"/>
-                <w:b/>
-                <w:bCs/>
-                <w:sz w:val="16"/>
-                <w:szCs w:val="16"/>
-                <w:lang w:val="ru-RU"/>
-              </w:rPr>
-              <w:t xml:space="preserve"> лет    </w:t>
+                <w:sz w:val="16"/>
+                <w:szCs w:val="16"/>
+                <w:lang w:val="ru-RU"/>
+              </w:rPr>
+              <w:t xml:space="preserve">  </w:t>
+            </w:r>
+            <w:proofErr w:type="spellStart"/>
+            <w:r>
+              <w:rPr>
+                <w:rFonts w:ascii="Arial" w:hAnsi="Arial" w:cs="Arial"/>
+                <w:sz w:val="16"/>
+                <w:szCs w:val="16"/>
+                <w:lang w:val="ru-RU"/>
+              </w:rPr>
+              <w:t>Арх.дело</w:t>
+            </w:r>
+            <w:proofErr w:type="spellEnd"/>
+            <w:r>
+              <w:rPr>
+                <w:rFonts w:ascii="Arial" w:hAnsi="Arial" w:cs="Arial"/>
+                <w:sz w:val="16"/>
+                <w:szCs w:val="16"/>
+                <w:lang w:val="ru-RU"/>
+              </w:rPr>
+              <w:t>: 29730</w:t>
             </w:r>
           </w:p>
           <w:p>
@@ -2845,385 +2171,29 @@
                 <w:szCs w:val="16"/>
                 <w:lang w:val="ru-RU"/>
               </w:rPr>
-              <w:t xml:space="preserve">Дата рождения: 1907 г., хакаска, в августе 1922 расстреляна в Хакасии как заложница. Вместе с ней расстреляны </w:t>
-            </w:r>
-            <w:proofErr w:type="spellStart"/>
-            <w:r>
-              <w:rPr>
-                <w:rFonts w:ascii="Arial" w:hAnsi="Arial" w:cs="Arial"/>
-                <w:sz w:val="16"/>
-                <w:szCs w:val="16"/>
-                <w:lang w:val="ru-RU"/>
-              </w:rPr>
-              <w:t>Тайдокова</w:t>
-            </w:r>
-            <w:proofErr w:type="spellEnd"/>
-            <w:r>
-              <w:rPr>
-                <w:rFonts w:ascii="Arial" w:hAnsi="Arial" w:cs="Arial"/>
-                <w:sz w:val="16"/>
-                <w:szCs w:val="16"/>
-                <w:lang w:val="ru-RU"/>
-              </w:rPr>
-              <w:t xml:space="preserve"> Анна 18 и </w:t>
-            </w:r>
-            <w:proofErr w:type="spellStart"/>
-            <w:r>
-              <w:rPr>
-                <w:rFonts w:ascii="Arial" w:hAnsi="Arial" w:cs="Arial"/>
-                <w:sz w:val="16"/>
-                <w:szCs w:val="16"/>
-                <w:lang w:val="ru-RU"/>
-              </w:rPr>
-              <w:t>Кокова</w:t>
-            </w:r>
-            <w:proofErr w:type="spellEnd"/>
-            <w:r>
-              <w:rPr>
-                <w:rFonts w:ascii="Arial" w:hAnsi="Arial" w:cs="Arial"/>
-                <w:sz w:val="16"/>
-                <w:szCs w:val="16"/>
-                <w:lang w:val="ru-RU"/>
-              </w:rPr>
-              <w:t xml:space="preserve"> Т. 11 лет </w:t>
-            </w:r>
-            <w:r>
-              <w:rPr>
-                <w:rFonts w:ascii="Arial" w:hAnsi="Arial" w:cs="Arial"/>
-                <w:iCs/>
-                <w:sz w:val="16"/>
-                <w:szCs w:val="16"/>
-                <w:lang w:val="ru-RU"/>
-              </w:rPr>
-              <w:t>ВЫПИСКА ИЗ ПРИКАЗА №-014/К от 21 августа 1922 года</w:t>
-            </w:r>
-          </w:p>
-          <w:p>
-            <w:pPr>
-              <w:pStyle w:val="BodyText"/>
-              <w:pBdr>
-                <w:top w:val="none" w:sz="0" w:space="0" w:color="000000"/>
-                <w:left w:val="none" w:sz="0" w:space="0" w:color="000000"/>
-                <w:bottom w:val="none" w:sz="0" w:space="0" w:color="000000"/>
-                <w:right w:val="none" w:sz="0" w:space="0" w:color="000000"/>
-              </w:pBdr>
-              <w:snapToGrid w:val="0"/>
-              <w:spacing w:after="0" w:line="240" w:lineRule="auto"/>
-              <w:rPr>
-                <w:rFonts w:ascii="Arial" w:hAnsi="Arial" w:cs="Arial"/>
-                <w:b/>
-                <w:bCs/>
-                <w:sz w:val="16"/>
-                <w:szCs w:val="16"/>
-                <w:lang w:val="ru-RU"/>
-              </w:rPr>
-            </w:pPr>
-            <w:r>
-              <w:rPr>
-                <w:rFonts w:ascii="Arial" w:hAnsi="Arial" w:cs="Arial"/>
-                <w:b/>
-                <w:bCs/>
-                <w:sz w:val="16"/>
-                <w:szCs w:val="16"/>
-                <w:lang w:val="ru-RU"/>
-              </w:rPr>
-              <w:t xml:space="preserve">Источник: Книга памяти Республики Хакасия; </w:t>
+              <w:t xml:space="preserve">Источник: Книга памяти Краснодарского </w:t>
+            </w:r>
+            <w:proofErr w:type="gramStart"/>
+            <w:r>
+              <w:rPr>
+                <w:rFonts w:ascii="Arial" w:hAnsi="Arial" w:cs="Arial"/>
+                <w:sz w:val="16"/>
+                <w:szCs w:val="16"/>
+                <w:lang w:val="ru-RU"/>
+              </w:rPr>
+              <w:t>края ,</w:t>
+            </w:r>
+            <w:proofErr w:type="gramEnd"/>
+            <w:r>
+              <w:rPr>
+                <w:rFonts w:ascii="Arial" w:hAnsi="Arial" w:cs="Arial"/>
+                <w:sz w:val="16"/>
+                <w:szCs w:val="16"/>
+                <w:lang w:val="ru-RU"/>
+              </w:rPr>
+              <w:t xml:space="preserve"> т.8; </w:t>
             </w:r>
             <w:hyperlink r:id="rId11" w:history="1">
-              <w:r>
-                <w:rPr>
-                  <w:rStyle w:val="Hyperlink"/>
-                  <w:rFonts w:ascii="Arial" w:hAnsi="Arial" w:cs="Arial"/>
-                  <w:b/>
-                  <w:bCs/>
-                  <w:color w:val="auto"/>
-                  <w:sz w:val="16"/>
-                  <w:szCs w:val="16"/>
-                  <w:lang w:val="ru-RU"/>
-                </w:rPr>
-                <w:t>Архивная ссылка</w:t>
-              </w:r>
-            </w:hyperlink>
-            <w:r>
-              <w:rPr>
-                <w:rStyle w:val="Hyperlink"/>
-                <w:rFonts w:ascii="Arial" w:hAnsi="Arial" w:cs="Arial"/>
-                <w:b/>
-                <w:bCs/>
-                <w:color w:val="auto"/>
-                <w:sz w:val="16"/>
-                <w:szCs w:val="16"/>
-                <w:lang w:val="ru-RU"/>
-              </w:rPr>
-              <w:t xml:space="preserve">; </w:t>
-            </w:r>
-            <w:hyperlink r:id="rId12" w:history="1">
-              <w:r>
-                <w:rPr>
-                  <w:rStyle w:val="Hyperlink"/>
-                  <w:rFonts w:ascii="Arial" w:hAnsi="Arial" w:cs="Arial"/>
-                  <w:b/>
-                  <w:bCs/>
-                  <w:color w:val="auto"/>
-                  <w:sz w:val="16"/>
-                  <w:szCs w:val="16"/>
-                  <w:lang w:val="ru-RU"/>
-                </w:rPr>
-                <w:t>Открытый список</w:t>
-              </w:r>
-            </w:hyperlink>
-          </w:p>
-        </w:tc>
-      </w:tr>
-      <w:tr>
-        <w:trPr>
-          <w:trHeight w:val="20"/>
-        </w:trPr>
-        <w:tc>
-          <w:tcPr>
-            <w:tcW w:w="10980" w:type="dxa"/>
-            <w:shd w:val="clear" w:color="auto" w:fill="auto"/>
-            <w:vAlign w:val="center"/>
-          </w:tcPr>
-          <w:p>
-            <w:pPr>
-              <w:pStyle w:val="BodyText"/>
-              <w:pBdr>
-                <w:top w:val="none" w:sz="0" w:space="0" w:color="000000"/>
-                <w:left w:val="none" w:sz="0" w:space="0" w:color="000000"/>
-                <w:bottom w:val="none" w:sz="0" w:space="0" w:color="000000"/>
-                <w:right w:val="none" w:sz="0" w:space="0" w:color="000000"/>
-              </w:pBdr>
-              <w:snapToGrid w:val="0"/>
-              <w:spacing w:after="0" w:line="240" w:lineRule="auto"/>
-              <w:rPr>
-                <w:rFonts w:ascii="Arial" w:hAnsi="Arial" w:cs="Arial"/>
-                <w:b/>
-                <w:bCs/>
-                <w:sz w:val="16"/>
-                <w:szCs w:val="16"/>
-                <w:lang w:val="ru-RU"/>
-              </w:rPr>
-            </w:pPr>
-            <w:proofErr w:type="spellStart"/>
-            <w:r>
-              <w:rPr>
-                <w:rFonts w:ascii="Arial" w:hAnsi="Arial" w:cs="Arial"/>
-                <w:b/>
-                <w:bCs/>
-                <w:sz w:val="16"/>
-                <w:szCs w:val="16"/>
-                <w:lang w:val="ru-RU"/>
-              </w:rPr>
-              <w:t>Кокова</w:t>
-            </w:r>
-            <w:proofErr w:type="spellEnd"/>
-            <w:r>
-              <w:rPr>
-                <w:rFonts w:ascii="Arial" w:hAnsi="Arial" w:cs="Arial"/>
-                <w:b/>
-                <w:bCs/>
-                <w:sz w:val="16"/>
-                <w:szCs w:val="16"/>
-                <w:lang w:val="ru-RU"/>
-              </w:rPr>
-              <w:t xml:space="preserve"> Т.   11 лет    </w:t>
-            </w:r>
-          </w:p>
-          <w:p>
-            <w:pPr>
-              <w:pStyle w:val="BodyText"/>
-              <w:pBdr>
-                <w:top w:val="none" w:sz="0" w:space="0" w:color="000000"/>
-                <w:left w:val="none" w:sz="0" w:space="0" w:color="000000"/>
-                <w:bottom w:val="none" w:sz="0" w:space="0" w:color="000000"/>
-                <w:right w:val="none" w:sz="0" w:space="0" w:color="000000"/>
-              </w:pBdr>
-              <w:snapToGrid w:val="0"/>
-              <w:spacing w:after="0" w:line="240" w:lineRule="auto"/>
-              <w:rPr>
-                <w:rFonts w:ascii="Arial" w:hAnsi="Arial" w:cs="Arial"/>
-                <w:sz w:val="16"/>
-                <w:szCs w:val="16"/>
-                <w:lang w:val="ru-RU"/>
-              </w:rPr>
-            </w:pPr>
-            <w:r>
-              <w:rPr>
-                <w:rFonts w:ascii="Arial" w:hAnsi="Arial" w:cs="Arial"/>
-                <w:sz w:val="16"/>
-                <w:szCs w:val="16"/>
-                <w:lang w:val="ru-RU"/>
-              </w:rPr>
-              <w:t>1911 г.р.</w:t>
-            </w:r>
-            <w:proofErr w:type="gramStart"/>
-            <w:r>
-              <w:rPr>
-                <w:rFonts w:ascii="Arial" w:hAnsi="Arial" w:cs="Arial"/>
-                <w:sz w:val="16"/>
-                <w:szCs w:val="16"/>
-                <w:lang w:val="ru-RU"/>
-              </w:rPr>
-              <w:t>,  хакаска</w:t>
-            </w:r>
-            <w:proofErr w:type="gramEnd"/>
-            <w:r>
-              <w:rPr>
-                <w:rFonts w:ascii="Arial" w:hAnsi="Arial" w:cs="Arial"/>
-                <w:sz w:val="16"/>
-                <w:szCs w:val="16"/>
-                <w:lang w:val="ru-RU"/>
-              </w:rPr>
-              <w:t xml:space="preserve">? в августе 1922 расстреляна в Хакасии как заложница в возрасте 11 лет,  за убийство командира. Вместе с ней расстреляны </w:t>
-            </w:r>
-            <w:proofErr w:type="spellStart"/>
-            <w:r>
-              <w:rPr>
-                <w:rFonts w:ascii="Arial" w:hAnsi="Arial" w:cs="Arial"/>
-                <w:sz w:val="16"/>
-                <w:szCs w:val="16"/>
-                <w:lang w:val="ru-RU"/>
-              </w:rPr>
-              <w:t>Тайдокова</w:t>
-            </w:r>
-            <w:proofErr w:type="spellEnd"/>
-            <w:r>
-              <w:rPr>
-                <w:rFonts w:ascii="Arial" w:hAnsi="Arial" w:cs="Arial"/>
-                <w:sz w:val="16"/>
-                <w:szCs w:val="16"/>
-                <w:lang w:val="ru-RU"/>
-              </w:rPr>
-              <w:t xml:space="preserve"> Анна -18 </w:t>
-            </w:r>
-            <w:proofErr w:type="gramStart"/>
-            <w:r>
-              <w:rPr>
-                <w:rFonts w:ascii="Arial" w:hAnsi="Arial" w:cs="Arial"/>
-                <w:sz w:val="16"/>
-                <w:szCs w:val="16"/>
-                <w:lang w:val="ru-RU"/>
-              </w:rPr>
-              <w:t>лет</w:t>
-            </w:r>
-            <w:r>
-              <w:rPr>
-                <w:rFonts w:ascii="Arial" w:hAnsi="Arial" w:cs="Arial"/>
-                <w:sz w:val="16"/>
-                <w:szCs w:val="16"/>
-              </w:rPr>
-              <w:t> </w:t>
-            </w:r>
-            <w:r>
-              <w:rPr>
-                <w:rFonts w:ascii="Arial" w:hAnsi="Arial" w:cs="Arial"/>
-                <w:sz w:val="16"/>
-                <w:szCs w:val="16"/>
-                <w:lang w:val="ru-RU"/>
-              </w:rPr>
-              <w:t xml:space="preserve"> и</w:t>
-            </w:r>
-            <w:proofErr w:type="gramEnd"/>
-            <w:r>
-              <w:rPr>
-                <w:rFonts w:ascii="Arial" w:hAnsi="Arial" w:cs="Arial"/>
-                <w:sz w:val="16"/>
-                <w:szCs w:val="16"/>
-                <w:lang w:val="ru-RU"/>
-              </w:rPr>
-              <w:t xml:space="preserve"> </w:t>
-            </w:r>
-            <w:proofErr w:type="spellStart"/>
-            <w:r>
-              <w:rPr>
-                <w:rFonts w:ascii="Arial" w:hAnsi="Arial" w:cs="Arial"/>
-                <w:sz w:val="16"/>
-                <w:szCs w:val="16"/>
-                <w:lang w:val="ru-RU"/>
-              </w:rPr>
-              <w:t>Кидиекова</w:t>
-            </w:r>
-            <w:proofErr w:type="spellEnd"/>
-            <w:r>
-              <w:rPr>
-                <w:rFonts w:ascii="Arial" w:hAnsi="Arial" w:cs="Arial"/>
-                <w:sz w:val="16"/>
-                <w:szCs w:val="16"/>
-                <w:lang w:val="ru-RU"/>
-              </w:rPr>
-              <w:t xml:space="preserve"> Мария -15 лет. </w:t>
-            </w:r>
-            <w:r>
-              <w:rPr>
-                <w:rFonts w:ascii="Arial" w:hAnsi="Arial" w:cs="Arial"/>
-                <w:iCs/>
-                <w:sz w:val="16"/>
-                <w:szCs w:val="16"/>
-                <w:lang w:val="ru-RU"/>
-              </w:rPr>
-              <w:t>ВЫПИСКА ИЗ ПРИКАЗА №-014/К от 21 августа: 1922 года</w:t>
-            </w:r>
-          </w:p>
-          <w:p>
-            <w:pPr>
-              <w:pStyle w:val="BodyText"/>
-              <w:pBdr>
-                <w:top w:val="none" w:sz="0" w:space="0" w:color="000000"/>
-                <w:left w:val="none" w:sz="0" w:space="0" w:color="000000"/>
-                <w:bottom w:val="none" w:sz="0" w:space="0" w:color="000000"/>
-                <w:right w:val="none" w:sz="0" w:space="0" w:color="000000"/>
-              </w:pBdr>
-              <w:snapToGrid w:val="0"/>
-              <w:spacing w:after="0" w:line="240" w:lineRule="auto"/>
-              <w:ind w:right="60"/>
-              <w:rPr>
-                <w:rFonts w:ascii="Arial" w:hAnsi="Arial" w:cs="Arial"/>
-                <w:sz w:val="16"/>
-                <w:szCs w:val="16"/>
-                <w:lang w:val="ru-RU"/>
-              </w:rPr>
-            </w:pPr>
-            <w:r>
-              <w:rPr>
-                <w:rFonts w:ascii="Arial" w:hAnsi="Arial" w:cs="Arial"/>
-                <w:b/>
-                <w:bCs/>
-                <w:sz w:val="16"/>
-                <w:szCs w:val="16"/>
-                <w:lang w:val="ru-RU"/>
-              </w:rPr>
-              <w:t xml:space="preserve">Источник: Книга памяти Республики Хакасия; </w:t>
-            </w:r>
-            <w:hyperlink r:id="rId13" w:history="1">
-              <w:r>
-                <w:rPr>
-                  <w:rStyle w:val="Hyperlink"/>
-                  <w:rFonts w:ascii="Arial" w:hAnsi="Arial" w:cs="Arial"/>
-                  <w:b/>
-                  <w:bCs/>
-                  <w:color w:val="auto"/>
-                  <w:sz w:val="16"/>
-                  <w:szCs w:val="16"/>
-                  <w:lang w:val="ru-RU"/>
-                </w:rPr>
-                <w:t>Архивная ссылка</w:t>
-              </w:r>
-            </w:hyperlink>
-            <w:r>
-              <w:rPr>
-                <w:rStyle w:val="Hyperlink"/>
-                <w:rFonts w:ascii="Arial" w:hAnsi="Arial" w:cs="Arial"/>
-                <w:b/>
-                <w:bCs/>
-                <w:color w:val="auto"/>
-                <w:sz w:val="16"/>
-                <w:szCs w:val="16"/>
-                <w:lang w:val="ru-RU"/>
-              </w:rPr>
-              <w:t xml:space="preserve">; </w:t>
-            </w:r>
-            <w:hyperlink r:id="rId14" w:history="1">
               <w:r>
                 <w:rPr>
                   <w:rStyle w:val="Hyperlink"/>
@@ -3282,7 +2252,7 @@
                 <w:szCs w:val="16"/>
                 <w:lang w:val="ru-RU"/>
               </w:rPr>
-              <w:t>Компанеец</w:t>
+              <w:t>Кидиекова</w:t>
             </w:r>
             <w:proofErr w:type="spellEnd"/>
             <w:r>
@@ -3294,7 +2264,31 @@
                 <w:szCs w:val="16"/>
                 <w:lang w:val="ru-RU"/>
               </w:rPr>
-              <w:t xml:space="preserve"> нет даты рождения </w:t>
+              <w:t xml:space="preserve"> </w:t>
+            </w:r>
+            <w:proofErr w:type="gramStart"/>
+            <w:r>
+              <w:rPr>
+                <w:rFonts w:ascii="Arial" w:hAnsi="Arial" w:cs="Arial"/>
+                <w:b/>
+                <w:bCs/>
+                <w:sz w:val="16"/>
+                <w:szCs w:val="16"/>
+                <w:lang w:val="ru-RU"/>
+              </w:rPr>
+              <w:t>Мария  15</w:t>
+            </w:r>
+            <w:proofErr w:type="gramEnd"/>
+            <w:r>
+              <w:rPr>
+                <w:rFonts w:ascii="Arial" w:hAnsi="Arial" w:cs="Arial"/>
+                <w:b/>
+                <w:bCs/>
+                <w:sz w:val="16"/>
+                <w:szCs w:val="16"/>
+                <w:lang w:val="ru-RU"/>
+              </w:rPr>
+              <w:t xml:space="preserve"> лет    </w:t>
             </w:r>
           </w:p>
           <w:p>
@@ -3323,7 +2317,37 @@
                 <w:szCs w:val="16"/>
                 <w:lang w:val="ru-RU"/>
               </w:rPr>
-              <w:t>Помещица. Расстреляна большевиками сен. 1922 на Украине. /460/</w:t>
+              <w:t xml:space="preserve">Дата рождения: 1907 г., хакаска, в августе 1922 расстреляна в Хакасии как заложница. Вместе с ней расстреляны </w:t>
+            </w:r>
+            <w:proofErr w:type="spellStart"/>
+            <w:r>
+              <w:rPr>
+                <w:rFonts w:ascii="Arial" w:hAnsi="Arial" w:cs="Arial"/>
+                <w:sz w:val="16"/>
+                <w:szCs w:val="16"/>
+                <w:lang w:val="ru-RU"/>
+              </w:rPr>
+              <w:t>Тайдокова</w:t>
+            </w:r>
+            <w:proofErr w:type="spellEnd"/>
+            <w:r>
+              <w:rPr>
+                <w:rFonts w:ascii="Arial" w:hAnsi="Arial" w:cs="Arial"/>
+                <w:sz w:val="16"/>
+                <w:szCs w:val="16"/>
+                <w:lang w:val="ru-RU"/>
+              </w:rPr>
+              <w:t xml:space="preserve"> Анна 18 и Кокова Т. 11 лет </w:t>
+            </w:r>
+            <w:r>
+              <w:rPr>
+                <w:rFonts w:ascii="Arial" w:hAnsi="Arial" w:cs="Arial"/>
+                <w:iCs/>
+                <w:sz w:val="16"/>
+                <w:szCs w:val="16"/>
+                <w:lang w:val="ru-RU"/>
+              </w:rPr>
+              <w:t>ВЫПИСКА ИЗ ПРИКАЗА №-014/К от 21 августа 1922 года</w:t>
             </w:r>
           </w:p>
           <w:p>
@@ -3356,6 +2380,442 @@
                 <w:lang w:val="ru-RU"/>
               </w:rPr>
               <w:lastRenderedPageBreak/>
+              <w:t xml:space="preserve">Источник: Книга памяти Республики Хакасия; </w:t>
+            </w:r>
+            <w:hyperlink r:id="rId12" w:history="1">
+              <w:r>
+                <w:rPr>
+                  <w:rStyle w:val="Hyperlink"/>
+                  <w:rFonts w:ascii="Arial" w:hAnsi="Arial" w:cs="Arial"/>
+                  <w:b/>
+                  <w:bCs/>
+                  <w:color w:val="auto"/>
+                  <w:sz w:val="16"/>
+                  <w:szCs w:val="16"/>
+                  <w:lang w:val="ru-RU"/>
+                </w:rPr>
+                <w:t>Архивная ссылка</w:t>
+              </w:r>
+            </w:hyperlink>
+            <w:r>
+              <w:rPr>
+                <w:rStyle w:val="Hyperlink"/>
+                <w:rFonts w:ascii="Arial" w:hAnsi="Arial" w:cs="Arial"/>
+                <w:b/>
+                <w:bCs/>
+                <w:color w:val="auto"/>
+                <w:sz w:val="16"/>
+                <w:szCs w:val="16"/>
+                <w:lang w:val="ru-RU"/>
+              </w:rPr>
+              <w:t xml:space="preserve">; </w:t>
+            </w:r>
+            <w:hyperlink r:id="rId13" w:history="1">
+              <w:r>
+                <w:rPr>
+                  <w:rStyle w:val="Hyperlink"/>
+                  <w:rFonts w:ascii="Arial" w:hAnsi="Arial" w:cs="Arial"/>
+                  <w:b/>
+                  <w:bCs/>
+                  <w:color w:val="auto"/>
+                  <w:sz w:val="16"/>
+                  <w:szCs w:val="16"/>
+                  <w:lang w:val="ru-RU"/>
+                </w:rPr>
+                <w:t>Открытый список</w:t>
+              </w:r>
+            </w:hyperlink>
+          </w:p>
+        </w:tc>
+      </w:tr>
+      <w:tr>
+        <w:trPr>
+          <w:trHeight w:val="20"/>
+        </w:trPr>
+        <w:tc>
+          <w:tcPr>
+            <w:tcW w:w="10980" w:type="dxa"/>
+            <w:shd w:val="clear" w:color="auto" w:fill="auto"/>
+            <w:vAlign w:val="center"/>
+          </w:tcPr>
+          <w:p>
+            <w:pPr>
+              <w:pStyle w:val="BodyText"/>
+              <w:pBdr>
+                <w:top w:val="none" w:sz="0" w:space="0" w:color="000000"/>
+                <w:left w:val="none" w:sz="0" w:space="0" w:color="000000"/>
+                <w:bottom w:val="none" w:sz="0" w:space="0" w:color="000000"/>
+                <w:right w:val="none" w:sz="0" w:space="0" w:color="000000"/>
+              </w:pBdr>
+              <w:snapToGrid w:val="0"/>
+              <w:spacing w:after="0" w:line="240" w:lineRule="auto"/>
+              <w:rPr>
+                <w:rFonts w:ascii="Arial" w:hAnsi="Arial" w:cs="Arial"/>
+                <w:b/>
+                <w:bCs/>
+                <w:sz w:val="16"/>
+                <w:szCs w:val="16"/>
+                <w:lang w:val="ru-RU"/>
+              </w:rPr>
+            </w:pPr>
+            <w:r>
+              <w:rPr>
+                <w:rFonts w:ascii="Arial" w:hAnsi="Arial" w:cs="Arial"/>
+                <w:b/>
+                <w:bCs/>
+                <w:sz w:val="16"/>
+                <w:szCs w:val="16"/>
+                <w:lang w:val="ru-RU"/>
+              </w:rPr>
+              <w:lastRenderedPageBreak/>
+              <w:t xml:space="preserve">Кокова Т.   11 лет    </w:t>
+            </w:r>
+          </w:p>
+          <w:p>
+            <w:pPr>
+              <w:pStyle w:val="BodyText"/>
+              <w:pBdr>
+                <w:top w:val="none" w:sz="0" w:space="0" w:color="000000"/>
+                <w:left w:val="none" w:sz="0" w:space="0" w:color="000000"/>
+                <w:bottom w:val="none" w:sz="0" w:space="0" w:color="000000"/>
+                <w:right w:val="none" w:sz="0" w:space="0" w:color="000000"/>
+              </w:pBdr>
+              <w:snapToGrid w:val="0"/>
+              <w:spacing w:after="0" w:line="240" w:lineRule="auto"/>
+              <w:rPr>
+                <w:rFonts w:ascii="Arial" w:hAnsi="Arial" w:cs="Arial"/>
+                <w:sz w:val="16"/>
+                <w:szCs w:val="16"/>
+                <w:lang w:val="ru-RU"/>
+              </w:rPr>
+            </w:pPr>
+            <w:r>
+              <w:rPr>
+                <w:rFonts w:ascii="Arial" w:hAnsi="Arial" w:cs="Arial"/>
+                <w:sz w:val="16"/>
+                <w:szCs w:val="16"/>
+                <w:lang w:val="ru-RU"/>
+              </w:rPr>
+              <w:t>1911 г.р.</w:t>
+            </w:r>
+            <w:proofErr w:type="gramStart"/>
+            <w:r>
+              <w:rPr>
+                <w:rFonts w:ascii="Arial" w:hAnsi="Arial" w:cs="Arial"/>
+                <w:sz w:val="16"/>
+                <w:szCs w:val="16"/>
+                <w:lang w:val="ru-RU"/>
+              </w:rPr>
+              <w:t>,  хакаска</w:t>
+            </w:r>
+            <w:proofErr w:type="gramEnd"/>
+            <w:r>
+              <w:rPr>
+                <w:rFonts w:ascii="Arial" w:hAnsi="Arial" w:cs="Arial"/>
+                <w:sz w:val="16"/>
+                <w:szCs w:val="16"/>
+                <w:lang w:val="ru-RU"/>
+              </w:rPr>
+              <w:t xml:space="preserve">? в августе 1922 расстреляна в Хакасии как заложница в возрасте 11 </w:t>
+            </w:r>
+            <w:proofErr w:type="gramStart"/>
+            <w:r>
+              <w:rPr>
+                <w:rFonts w:ascii="Arial" w:hAnsi="Arial" w:cs="Arial"/>
+                <w:sz w:val="16"/>
+                <w:szCs w:val="16"/>
+                <w:lang w:val="ru-RU"/>
+              </w:rPr>
+              <w:t>лет,  за</w:t>
+            </w:r>
+            <w:proofErr w:type="gramEnd"/>
+            <w:r>
+              <w:rPr>
+                <w:rFonts w:ascii="Arial" w:hAnsi="Arial" w:cs="Arial"/>
+                <w:sz w:val="16"/>
+                <w:szCs w:val="16"/>
+                <w:lang w:val="ru-RU"/>
+              </w:rPr>
+              <w:t xml:space="preserve"> убийство командира. Вместе с ней расстреляны </w:t>
+            </w:r>
+            <w:proofErr w:type="spellStart"/>
+            <w:r>
+              <w:rPr>
+                <w:rFonts w:ascii="Arial" w:hAnsi="Arial" w:cs="Arial"/>
+                <w:sz w:val="16"/>
+                <w:szCs w:val="16"/>
+                <w:lang w:val="ru-RU"/>
+              </w:rPr>
+              <w:t>Тайдокова</w:t>
+            </w:r>
+            <w:proofErr w:type="spellEnd"/>
+            <w:r>
+              <w:rPr>
+                <w:rFonts w:ascii="Arial" w:hAnsi="Arial" w:cs="Arial"/>
+                <w:sz w:val="16"/>
+                <w:szCs w:val="16"/>
+                <w:lang w:val="ru-RU"/>
+              </w:rPr>
+              <w:t xml:space="preserve"> Анна -18 </w:t>
+            </w:r>
+            <w:proofErr w:type="gramStart"/>
+            <w:r>
+              <w:rPr>
+                <w:rFonts w:ascii="Arial" w:hAnsi="Arial" w:cs="Arial"/>
+                <w:sz w:val="16"/>
+                <w:szCs w:val="16"/>
+                <w:lang w:val="ru-RU"/>
+              </w:rPr>
+              <w:t>лет</w:t>
+            </w:r>
+            <w:r>
+              <w:rPr>
+                <w:rFonts w:ascii="Arial" w:hAnsi="Arial" w:cs="Arial"/>
+                <w:sz w:val="16"/>
+                <w:szCs w:val="16"/>
+              </w:rPr>
+              <w:t> </w:t>
+            </w:r>
+            <w:r>
+              <w:rPr>
+                <w:rFonts w:ascii="Arial" w:hAnsi="Arial" w:cs="Arial"/>
+                <w:sz w:val="16"/>
+                <w:szCs w:val="16"/>
+                <w:lang w:val="ru-RU"/>
+              </w:rPr>
+              <w:t xml:space="preserve"> и</w:t>
+            </w:r>
+            <w:proofErr w:type="gramEnd"/>
+            <w:r>
+              <w:rPr>
+                <w:rFonts w:ascii="Arial" w:hAnsi="Arial" w:cs="Arial"/>
+                <w:sz w:val="16"/>
+                <w:szCs w:val="16"/>
+                <w:lang w:val="ru-RU"/>
+              </w:rPr>
+              <w:t xml:space="preserve"> </w:t>
+            </w:r>
+            <w:proofErr w:type="spellStart"/>
+            <w:r>
+              <w:rPr>
+                <w:rFonts w:ascii="Arial" w:hAnsi="Arial" w:cs="Arial"/>
+                <w:sz w:val="16"/>
+                <w:szCs w:val="16"/>
+                <w:lang w:val="ru-RU"/>
+              </w:rPr>
+              <w:t>Кидиекова</w:t>
+            </w:r>
+            <w:proofErr w:type="spellEnd"/>
+            <w:r>
+              <w:rPr>
+                <w:rFonts w:ascii="Arial" w:hAnsi="Arial" w:cs="Arial"/>
+                <w:sz w:val="16"/>
+                <w:szCs w:val="16"/>
+                <w:lang w:val="ru-RU"/>
+              </w:rPr>
+              <w:t xml:space="preserve"> Мария -15 лет. </w:t>
+            </w:r>
+            <w:r>
+              <w:rPr>
+                <w:rFonts w:ascii="Arial" w:hAnsi="Arial" w:cs="Arial"/>
+                <w:iCs/>
+                <w:sz w:val="16"/>
+                <w:szCs w:val="16"/>
+                <w:lang w:val="ru-RU"/>
+              </w:rPr>
+              <w:t>ВЫПИСКА ИЗ ПРИКАЗА №-014/К от 21 августа: 1922 года</w:t>
+            </w:r>
+          </w:p>
+          <w:p>
+            <w:pPr>
+              <w:pStyle w:val="BodyText"/>
+              <w:pBdr>
+                <w:top w:val="none" w:sz="0" w:space="0" w:color="000000"/>
+                <w:left w:val="none" w:sz="0" w:space="0" w:color="000000"/>
+                <w:bottom w:val="none" w:sz="0" w:space="0" w:color="000000"/>
+                <w:right w:val="none" w:sz="0" w:space="0" w:color="000000"/>
+              </w:pBdr>
+              <w:snapToGrid w:val="0"/>
+              <w:spacing w:after="0" w:line="240" w:lineRule="auto"/>
+              <w:ind w:right="60"/>
+              <w:rPr>
+                <w:rFonts w:ascii="Arial" w:hAnsi="Arial" w:cs="Arial"/>
+                <w:sz w:val="16"/>
+                <w:szCs w:val="16"/>
+                <w:lang w:val="ru-RU"/>
+              </w:rPr>
+            </w:pPr>
+            <w:r>
+              <w:rPr>
+                <w:rFonts w:ascii="Arial" w:hAnsi="Arial" w:cs="Arial"/>
+                <w:b/>
+                <w:bCs/>
+                <w:sz w:val="16"/>
+                <w:szCs w:val="16"/>
+                <w:lang w:val="ru-RU"/>
+              </w:rPr>
+              <w:t xml:space="preserve">Источник: Книга памяти Республики Хакасия; </w:t>
+            </w:r>
+            <w:hyperlink r:id="rId14" w:history="1">
+              <w:r>
+                <w:rPr>
+                  <w:rStyle w:val="Hyperlink"/>
+                  <w:rFonts w:ascii="Arial" w:hAnsi="Arial" w:cs="Arial"/>
+                  <w:b/>
+                  <w:bCs/>
+                  <w:color w:val="auto"/>
+                  <w:sz w:val="16"/>
+                  <w:szCs w:val="16"/>
+                  <w:lang w:val="ru-RU"/>
+                </w:rPr>
+                <w:t>Архивная ссылка</w:t>
+              </w:r>
+            </w:hyperlink>
+            <w:r>
+              <w:rPr>
+                <w:rStyle w:val="Hyperlink"/>
+                <w:rFonts w:ascii="Arial" w:hAnsi="Arial" w:cs="Arial"/>
+                <w:b/>
+                <w:bCs/>
+                <w:color w:val="auto"/>
+                <w:sz w:val="16"/>
+                <w:szCs w:val="16"/>
+                <w:lang w:val="ru-RU"/>
+              </w:rPr>
+              <w:t xml:space="preserve">; </w:t>
+            </w:r>
+            <w:hyperlink r:id="rId15" w:history="1">
+              <w:r>
+                <w:rPr>
+                  <w:rStyle w:val="Hyperlink"/>
+                  <w:rFonts w:ascii="Arial" w:hAnsi="Arial" w:cs="Arial"/>
+                  <w:b/>
+                  <w:bCs/>
+                  <w:color w:val="auto"/>
+                  <w:sz w:val="16"/>
+                  <w:szCs w:val="16"/>
+                  <w:lang w:val="ru-RU"/>
+                </w:rPr>
+                <w:t>Открытый список</w:t>
+              </w:r>
+            </w:hyperlink>
+          </w:p>
+        </w:tc>
+      </w:tr>
+      <w:tr>
+        <w:trPr>
+          <w:trHeight w:val="20"/>
+        </w:trPr>
+        <w:tc>
+          <w:tcPr>
+            <w:tcW w:w="10980" w:type="dxa"/>
+            <w:shd w:val="clear" w:color="auto" w:fill="auto"/>
+            <w:vAlign w:val="center"/>
+          </w:tcPr>
+          <w:p>
+            <w:pPr>
+              <w:pStyle w:val="BodyText"/>
+              <w:pBdr>
+                <w:top w:val="none" w:sz="0" w:space="0" w:color="000000"/>
+                <w:left w:val="none" w:sz="0" w:space="0" w:color="000000"/>
+                <w:bottom w:val="none" w:sz="0" w:space="0" w:color="000000"/>
+                <w:right w:val="none" w:sz="0" w:space="0" w:color="000000"/>
+              </w:pBdr>
+              <w:snapToGrid w:val="0"/>
+              <w:spacing w:after="0" w:line="240" w:lineRule="auto"/>
+              <w:ind w:right="60"/>
+              <w:rPr>
+                <w:rFonts w:ascii="Arial" w:hAnsi="Arial" w:cs="Arial"/>
+                <w:b/>
+                <w:bCs/>
+                <w:sz w:val="16"/>
+                <w:szCs w:val="16"/>
+                <w:lang w:val="ru-RU"/>
+              </w:rPr>
+            </w:pPr>
+            <w:proofErr w:type="spellStart"/>
+            <w:r>
+              <w:rPr>
+                <w:rFonts w:ascii="Arial" w:hAnsi="Arial" w:cs="Arial"/>
+                <w:b/>
+                <w:bCs/>
+                <w:sz w:val="16"/>
+                <w:szCs w:val="16"/>
+                <w:lang w:val="ru-RU"/>
+              </w:rPr>
+              <w:t>Компанеец</w:t>
+            </w:r>
+            <w:proofErr w:type="spellEnd"/>
+            <w:r>
+              <w:rPr>
+                <w:rFonts w:ascii="Arial" w:hAnsi="Arial" w:cs="Arial"/>
+                <w:b/>
+                <w:bCs/>
+                <w:sz w:val="16"/>
+                <w:szCs w:val="16"/>
+                <w:lang w:val="ru-RU"/>
+              </w:rPr>
+              <w:t xml:space="preserve"> нет даты рождения </w:t>
+            </w:r>
+          </w:p>
+          <w:p>
+            <w:pPr>
+              <w:pStyle w:val="BodyText"/>
+              <w:pBdr>
+                <w:top w:val="none" w:sz="0" w:space="0" w:color="000000"/>
+                <w:left w:val="none" w:sz="0" w:space="0" w:color="000000"/>
+                <w:bottom w:val="none" w:sz="0" w:space="0" w:color="000000"/>
+                <w:right w:val="none" w:sz="0" w:space="0" w:color="000000"/>
+              </w:pBdr>
+              <w:snapToGrid w:val="0"/>
+              <w:spacing w:after="0" w:line="240" w:lineRule="auto"/>
+              <w:ind w:right="60"/>
+              <w:rPr>
+                <w:rFonts w:ascii="Arial" w:hAnsi="Arial" w:cs="Arial"/>
+                <w:sz w:val="16"/>
+                <w:szCs w:val="16"/>
+                <w:lang w:val="ru-RU"/>
+              </w:rPr>
+            </w:pPr>
+            <w:r>
+              <w:rPr>
+                <w:rFonts w:ascii="Arial" w:hAnsi="Arial" w:cs="Arial"/>
+                <w:sz w:val="16"/>
+                <w:szCs w:val="16"/>
+                <w:lang w:val="ru-RU"/>
+              </w:rPr>
+              <w:t>Помещица. Расстреляна большевиками сен. 1922 на Украине. /460/</w:t>
+            </w:r>
+          </w:p>
+          <w:p>
+            <w:pPr>
+              <w:pStyle w:val="BodyText"/>
+              <w:pBdr>
+                <w:top w:val="none" w:sz="0" w:space="0" w:color="000000"/>
+                <w:left w:val="none" w:sz="0" w:space="0" w:color="000000"/>
+                <w:bottom w:val="none" w:sz="0" w:space="0" w:color="000000"/>
+                <w:right w:val="none" w:sz="0" w:space="0" w:color="000000"/>
+              </w:pBdr>
+              <w:snapToGrid w:val="0"/>
+              <w:spacing w:after="0" w:line="240" w:lineRule="auto"/>
+              <w:rPr>
+                <w:rFonts w:ascii="Arial" w:hAnsi="Arial" w:cs="Arial"/>
+                <w:b/>
+                <w:bCs/>
+                <w:sz w:val="16"/>
+                <w:szCs w:val="16"/>
+                <w:lang w:val="ru-RU"/>
+              </w:rPr>
+            </w:pPr>
+            <w:r>
+              <w:rPr>
+                <w:rFonts w:ascii="Arial" w:hAnsi="Arial" w:cs="Arial"/>
+                <w:b/>
+                <w:bCs/>
+                <w:sz w:val="16"/>
+                <w:szCs w:val="16"/>
+                <w:lang w:val="ru-RU"/>
+              </w:rPr>
               <w:t xml:space="preserve">Источник: </w:t>
             </w:r>
             <w:r>
@@ -3370,7 +2830,7 @@
               </w:rPr>
               <w:t xml:space="preserve">База данных «Участники Белого движения в России»;  </w:t>
             </w:r>
-            <w:hyperlink r:id="rId15" w:history="1">
+            <w:hyperlink r:id="rId16" w:history="1">
               <w:r>
                 <w:rPr>
                   <w:rStyle w:val="Hyperlink"/>
@@ -3430,7 +2890,6 @@
                 <w:szCs w:val="16"/>
                 <w:lang w:val="ru-RU"/>
               </w:rPr>
-              <w:lastRenderedPageBreak/>
               <w:t>Коткова</w:t>
             </w:r>
             <w:proofErr w:type="spellEnd"/>
@@ -3554,7 +3013,7 @@
               </w:rPr>
               <w:t xml:space="preserve">База данных «Участники Белого движения в России»;  </w:t>
             </w:r>
-            <w:hyperlink r:id="rId16" w:history="1">
+            <w:hyperlink r:id="rId17" w:history="1">
               <w:r>
                 <w:rPr>
                   <w:rStyle w:val="Hyperlink"/>
@@ -3757,7 +3216,27 @@
                 <w:szCs w:val="16"/>
                 <w:lang w:val="ru-RU"/>
               </w:rPr>
-              <w:t>Арестована 19 декабря 1921 г.  Приговорена: ВТ Северо-Кавказского военного округа 2-й Донской стрелковой дивизии 9 января 1922 г., обв.:</w:t>
+              <w:t xml:space="preserve">Арестована 19 декабря 1921 г.  Приговорена: ВТ Северо-Кавказского военного округа 2-й Донской стрелковой дивизии 9 января 1922 г., </w:t>
+            </w:r>
+            <w:proofErr w:type="spellStart"/>
+            <w:r>
+              <w:rPr>
+                <w:rFonts w:ascii="Arial" w:hAnsi="Arial" w:cs="Arial"/>
+                <w:sz w:val="16"/>
+                <w:szCs w:val="16"/>
+                <w:lang w:val="ru-RU"/>
+              </w:rPr>
+              <w:t>обв</w:t>
+            </w:r>
+            <w:proofErr w:type="spellEnd"/>
+            <w:r>
+              <w:rPr>
+                <w:rFonts w:ascii="Arial" w:hAnsi="Arial" w:cs="Arial"/>
+                <w:sz w:val="16"/>
+                <w:szCs w:val="16"/>
+                <w:lang w:val="ru-RU"/>
+              </w:rPr>
+              <w:t>.:</w:t>
             </w:r>
             <w:r>
               <w:rPr>
@@ -3868,7 +3347,7 @@
               </w:rPr>
               <w:t xml:space="preserve">; </w:t>
             </w:r>
-            <w:hyperlink r:id="rId17" w:history="1">
+            <w:hyperlink r:id="rId18" w:history="1">
               <w:r>
                 <w:rPr>
                   <w:rStyle w:val="Hyperlink"/>
@@ -4099,7 +3578,7 @@
               </w:rPr>
               <w:t xml:space="preserve">Источники данных: БД «Новомученики и исповедники Русской Православной Церкви XX века»; </w:t>
             </w:r>
-            <w:hyperlink r:id="rId18" w:history="1">
+            <w:hyperlink r:id="rId19" w:history="1">
               <w:r>
                 <w:rPr>
                   <w:rStyle w:val="Hyperlink"/>
@@ -4241,27 +3720,7 @@
                 <w:szCs w:val="16"/>
                 <w:lang w:val="ru-RU"/>
               </w:rPr>
-              <w:t xml:space="preserve">.: Якутская АССР, 2-й Амгинская вол. Обвинение: по обвинению за сочувствие </w:t>
-            </w:r>
-            <w:proofErr w:type="spellStart"/>
-            <w:r>
-              <w:rPr>
-                <w:rFonts w:ascii="Arial" w:hAnsi="Arial" w:cs="Arial"/>
-                <w:sz w:val="16"/>
-                <w:szCs w:val="16"/>
-                <w:lang w:val="ru-RU"/>
-              </w:rPr>
-              <w:t>белобандитам</w:t>
-            </w:r>
-            <w:proofErr w:type="spellEnd"/>
-            <w:r>
-              <w:rPr>
-                <w:rFonts w:ascii="Arial" w:hAnsi="Arial" w:cs="Arial"/>
-                <w:sz w:val="16"/>
-                <w:szCs w:val="16"/>
-                <w:lang w:val="ru-RU"/>
-              </w:rPr>
-              <w:t xml:space="preserve"> (не указана статья УК РСФСР). Приговор: Постановлением </w:t>
+              <w:t xml:space="preserve">.: Якутская АССР, 2-й Амгинская вол. Обвинение: по обвинению за сочувствие белобандитам (не указана статья УК РСФСР). Приговор: Постановлением </w:t>
             </w:r>
             <w:proofErr w:type="spellStart"/>
             <w:r>
@@ -4359,7 +3818,7 @@
               </w:rPr>
               <w:t xml:space="preserve">Источник: Книга памяти Республики Саха (Якутия) , т. 2; </w:t>
             </w:r>
-            <w:hyperlink r:id="rId19" w:history="1">
+            <w:hyperlink r:id="rId20" w:history="1">
               <w:r>
                 <w:rPr>
                   <w:rStyle w:val="Hyperlink"/>
@@ -4623,7 +4082,7 @@
               </w:rPr>
               <w:t xml:space="preserve">; </w:t>
             </w:r>
-            <w:hyperlink r:id="rId20" w:history="1">
+            <w:hyperlink r:id="rId21" w:history="1">
               <w:r>
                 <w:rPr>
                   <w:rStyle w:val="Hyperlink"/>
@@ -4711,7 +4170,6 @@
               <w:t xml:space="preserve">Дата рождения: 1909 г., в августе 1922 в Ужуре расстреляна как заложница за убийство </w:t>
             </w:r>
             <w:proofErr w:type="spellStart"/>
-            <w:proofErr w:type="gramStart"/>
             <w:r>
               <w:rPr>
                 <w:rFonts w:ascii="Arial" w:hAnsi="Arial" w:cs="Arial"/>
@@ -4731,18 +4189,7 @@
                 <w:szCs w:val="16"/>
                 <w:lang w:val="ru-RU"/>
               </w:rPr>
-              <w:t>  т.</w:t>
-            </w:r>
-            <w:proofErr w:type="gramEnd"/>
-            <w:r>
-              <w:rPr>
-                <w:rFonts w:ascii="Arial" w:hAnsi="Arial" w:cs="Arial"/>
-                <w:bCs/>
-                <w:sz w:val="16"/>
-                <w:szCs w:val="16"/>
-                <w:lang w:val="ru-RU"/>
-              </w:rPr>
-              <w:t xml:space="preserve"> </w:t>
+              <w:t xml:space="preserve">  т. </w:t>
             </w:r>
             <w:proofErr w:type="spellStart"/>
             <w:r>
@@ -4843,7 +4290,7 @@
               </w:rPr>
               <w:t xml:space="preserve">Источник: Красноярское общество "Мемориал"; </w:t>
             </w:r>
-            <w:hyperlink r:id="rId21" w:history="1">
+            <w:hyperlink r:id="rId22" w:history="1">
               <w:r>
                 <w:rPr>
                   <w:rStyle w:val="Hyperlink"/>
@@ -4882,7 +4329,7 @@
               </w:rPr>
               <w:t xml:space="preserve"> </w:t>
             </w:r>
-            <w:hyperlink r:id="rId22" w:history="1">
+            <w:hyperlink r:id="rId23" w:history="1">
               <w:r>
                 <w:rPr>
                   <w:rStyle w:val="Hyperlink"/>
@@ -5071,27 +4518,7 @@
                 <w:szCs w:val="16"/>
                 <w:lang w:val="ru-RU"/>
               </w:rPr>
-              <w:t xml:space="preserve"> Мария -15 лет и </w:t>
-            </w:r>
-            <w:proofErr w:type="spellStart"/>
-            <w:r>
-              <w:rPr>
-                <w:rFonts w:ascii="Arial" w:hAnsi="Arial" w:cs="Arial"/>
-                <w:sz w:val="16"/>
-                <w:szCs w:val="16"/>
-                <w:lang w:val="ru-RU"/>
-              </w:rPr>
-              <w:t>Кокова</w:t>
-            </w:r>
-            <w:proofErr w:type="spellEnd"/>
-            <w:r>
-              <w:rPr>
-                <w:rFonts w:ascii="Arial" w:hAnsi="Arial" w:cs="Arial"/>
-                <w:sz w:val="16"/>
-                <w:szCs w:val="16"/>
-                <w:lang w:val="ru-RU"/>
-              </w:rPr>
-              <w:t xml:space="preserve"> Т. 11 лет. </w:t>
+              <w:t xml:space="preserve"> Мария -15 лет и Кокова Т. 11 лет. </w:t>
             </w:r>
             <w:r>
               <w:rPr>
@@ -5136,7 +4563,7 @@
               </w:rPr>
               <w:t xml:space="preserve">Источник: Книга памяти Республики Хакасия; </w:t>
             </w:r>
-            <w:hyperlink r:id="rId23" w:history="1">
+            <w:hyperlink r:id="rId24" w:history="1">
               <w:r>
                 <w:rPr>
                   <w:rStyle w:val="Hyperlink"/>
@@ -5164,7 +4591,7 @@
               </w:rPr>
               <w:t xml:space="preserve">; </w:t>
             </w:r>
-            <w:hyperlink r:id="rId24" w:history="1">
+            <w:hyperlink r:id="rId25" w:history="1">
               <w:r>
                 <w:rPr>
                   <w:rStyle w:val="Hyperlink"/>
@@ -5353,7 +4780,7 @@
               </w:rPr>
               <w:t xml:space="preserve">Источник: Красноярский Мемориал  </w:t>
             </w:r>
-            <w:hyperlink r:id="rId25" w:history="1">
+            <w:hyperlink r:id="rId26" w:history="1">
               <w:r>
                 <w:rPr>
                   <w:rStyle w:val="Hyperlink"/>
@@ -5381,7 +4808,7 @@
               </w:rPr>
               <w:t xml:space="preserve">; </w:t>
             </w:r>
-            <w:hyperlink r:id="rId26" w:history="1">
+            <w:hyperlink r:id="rId27" w:history="1">
               <w:r>
                 <w:rPr>
                   <w:rStyle w:val="Hyperlink"/>
@@ -5570,7 +4997,7 @@
               </w:rPr>
               <w:t xml:space="preserve">Источник: Красноярский Мемориал  </w:t>
             </w:r>
-            <w:hyperlink r:id="rId27" w:history="1">
+            <w:hyperlink r:id="rId28" w:history="1">
               <w:r>
                 <w:rPr>
                   <w:rStyle w:val="Hyperlink"/>
@@ -5598,7 +5025,7 @@
               </w:rPr>
               <w:t xml:space="preserve">; </w:t>
             </w:r>
-            <w:hyperlink r:id="rId28" w:history="1">
+            <w:hyperlink r:id="rId29" w:history="1">
               <w:r>
                 <w:rPr>
                   <w:rStyle w:val="Hyperlink"/>
@@ -5833,7 +5260,7 @@
               </w:rPr>
               <w:t xml:space="preserve">Источники данных: БД Красноярского общества "Мемориал"; </w:t>
             </w:r>
-            <w:hyperlink r:id="rId29" w:history="1">
+            <w:hyperlink r:id="rId30" w:history="1">
               <w:r>
                 <w:rPr>
                   <w:rStyle w:val="Hyperlink"/>
@@ -5861,7 +5288,7 @@
               </w:rPr>
               <w:t xml:space="preserve">; </w:t>
             </w:r>
-            <w:hyperlink r:id="rId30" w:history="1">
+            <w:hyperlink r:id="rId31" w:history="1">
               <w:r>
                 <w:rPr>
                   <w:rStyle w:val="Hyperlink"/>
@@ -6076,7 +5503,7 @@
               </w:rPr>
               <w:t xml:space="preserve">; </w:t>
             </w:r>
-            <w:hyperlink r:id="rId31" w:history="1">
+            <w:hyperlink r:id="rId32" w:history="1">
               <w:r>
                 <w:rPr>
                   <w:rStyle w:val="Hyperlink"/>
@@ -6099,6 +5526,7 @@
       <w:pPr>
         <w:rPr>
           <w:rFonts w:hint="eastAsia"/>
+          <w:lang w:val="ru-RU"/>
         </w:rPr>
       </w:pPr>
     </w:p>
@@ -6106,6 +5534,7 @@
       <w:pPr>
         <w:rPr>
           <w:rFonts w:hint="eastAsia"/>
+          <w:lang w:val="ru-RU"/>
         </w:rPr>
       </w:pPr>
     </w:p>
@@ -6113,6 +5542,7 @@
       <w:pPr>
         <w:rPr>
           <w:rFonts w:hint="eastAsia"/>
+          <w:lang w:val="ru-RU"/>
         </w:rPr>
       </w:pPr>
     </w:p>
@@ -6127,7 +5557,7 @@
 </file>
 
 <file path=word/styles.xml><?xml version="1.0" encoding="utf-8"?>
-<w:styles xmlns:mc="http://schemas.openxmlformats.org/markup-compatibility/2006" xmlns:r="http://schemas.openxmlformats.org/officeDocument/2006/relationships" xmlns:w="http://schemas.openxmlformats.org/wordprocessingml/2006/main" xmlns:w14="http://schemas.microsoft.com/office/word/2010/wordml" xmlns:w15="http://schemas.microsoft.com/office/word/2012/wordml" xmlns:w16cex="http://schemas.microsoft.com/office/word/2018/wordml/cex" xmlns:w16cid="http://schemas.microsoft.com/office/word/2016/wordml/cid" xmlns:w16="http://schemas.microsoft.com/office/word/2018/wordml" xmlns:w16du="http://schemas.microsoft.com/office/word/2023/wordml/word16du" xmlns:w16sdtdh="http://schemas.microsoft.com/office/word/2020/wordml/sdtdatahash" xmlns:w16se="http://schemas.microsoft.com/office/word/2015/wordml/symex" mc:Ignorable="w14 w15 w16se w16cid w16 w16cex w16sdtdh w16du">
+<w:styles xmlns:mc="http://schemas.openxmlformats.org/markup-compatibility/2006" xmlns:r="http://schemas.openxmlformats.org/officeDocument/2006/relationships" xmlns:w="http://schemas.openxmlformats.org/wordprocessingml/2006/main" xmlns:w14="http://schemas.microsoft.com/office/word/2010/wordml" xmlns:w15="http://schemas.microsoft.com/office/word/2012/wordml" xmlns:w16cex="http://schemas.microsoft.com/office/word/2018/wordml/cex" xmlns:w16cid="http://schemas.microsoft.com/office/word/2016/wordml/cid" xmlns:w16="http://schemas.microsoft.com/office/word/2018/wordml" xmlns:w16du="http://schemas.microsoft.com/office/word/2023/wordml/word16du" xmlns:w16sdtdh="http://schemas.microsoft.com/office/word/2020/wordml/sdtdatahash" xmlns:w16sdtfl="http://schemas.microsoft.com/office/word/2024/wordml/sdtformatlock" xmlns:w16se="http://schemas.microsoft.com/office/word/2015/wordml/symex" mc:Ignorable="w14 w15 w16se w16cid w16 w16cex w16sdtdh w16sdtfl w16du">
   <w:docDefaults>
     <w:rPrDefault>
       <w:rPr>
@@ -7111,6 +6541,879 @@
 </w:styles>
 </file>
 
+<file path=word/charts/chart1.xml><?xml version="1.0" encoding="utf-8"?>
+<c:chartSpace xmlns:c="http://schemas.openxmlformats.org/drawingml/2006/chart" xmlns:a="http://schemas.openxmlformats.org/drawingml/2006/main" xmlns:r="http://schemas.openxmlformats.org/officeDocument/2006/relationships" xmlns:c16r2="http://schemas.microsoft.com/office/drawing/2015/06/chart">
+  <c:date1904 val="0"/>
+  <c:lang val="en-US"/>
+  <c:roundedCorners val="0"/>
+  <mc:AlternateContent xmlns:mc="http://schemas.openxmlformats.org/markup-compatibility/2006">
+    <mc:Choice xmlns:c14="http://schemas.microsoft.com/office/drawing/2007/8/2/chart" Requires="c14">
+      <c14:style val="102"/>
+    </mc:Choice>
+    <mc:Fallback>
+      <c:style val="2"/>
+    </mc:Fallback>
+  </mc:AlternateContent>
+  <c:clrMapOvr bg1="lt1" tx1="dk1" bg2="lt2" tx2="dk2" accent1="accent1" accent2="accent2" accent3="accent3" accent4="accent4" accent5="accent5" accent6="accent6" hlink="hlink" folHlink="folHlink"/>
+  <c:chart>
+    <c:autoTitleDeleted val="1"/>
+    <c:view3D>
+      <c:rotX val="0"/>
+      <c:rotY val="0"/>
+      <c:rAngAx val="0"/>
+    </c:view3D>
+    <c:floor>
+      <c:thickness val="0"/>
+      <c:spPr>
+        <a:noFill/>
+        <a:ln>
+          <a:noFill/>
+        </a:ln>
+        <a:effectLst/>
+        <a:sp3d/>
+      </c:spPr>
+    </c:floor>
+    <c:sideWall>
+      <c:thickness val="0"/>
+      <c:spPr>
+        <a:noFill/>
+        <a:ln>
+          <a:noFill/>
+        </a:ln>
+        <a:effectLst/>
+        <a:sp3d/>
+      </c:spPr>
+    </c:sideWall>
+    <c:backWall>
+      <c:thickness val="0"/>
+      <c:spPr>
+        <a:noFill/>
+        <a:ln>
+          <a:noFill/>
+        </a:ln>
+        <a:effectLst/>
+        <a:sp3d/>
+      </c:spPr>
+    </c:backWall>
+    <c:plotArea>
+      <c:layout>
+        <c:manualLayout>
+          <c:layoutTarget val="inner"/>
+          <c:xMode val="edge"/>
+          <c:yMode val="edge"/>
+          <c:x val="8.9662788629700577E-2"/>
+          <c:y val="5.4547941502098414E-2"/>
+          <c:w val="0.6062045259452794"/>
+          <c:h val="0.68406156342249358"/>
+        </c:manualLayout>
+      </c:layout>
+      <c:bar3DChart>
+        <c:barDir val="col"/>
+        <c:grouping val="clustered"/>
+        <c:varyColors val="0"/>
+        <c:ser>
+          <c:idx val="0"/>
+          <c:order val="0"/>
+          <c:spPr>
+            <a:solidFill>
+              <a:srgbClr val="4472C4"/>
+            </a:solidFill>
+            <a:ln>
+              <a:noFill/>
+            </a:ln>
+            <a:effectLst/>
+            <a:sp3d/>
+          </c:spPr>
+          <c:invertIfNegative val="0"/>
+          <c:dLbls>
+            <c:spPr>
+              <a:noFill/>
+              <a:ln>
+                <a:noFill/>
+              </a:ln>
+              <a:effectLst/>
+            </c:spPr>
+            <c:txPr>
+              <a:bodyPr rot="0" spcFirstLastPara="1" vertOverflow="ellipsis" vert="horz" wrap="square" lIns="38100" tIns="19050" rIns="38100" bIns="19050" anchor="ctr" anchorCtr="1">
+                <a:spAutoFit/>
+              </a:bodyPr>
+              <a:lstStyle/>
+              <a:p>
+                <a:pPr>
+                  <a:defRPr sz="800" b="1" i="0" u="none" strike="noStrike" kern="1200" baseline="0">
+                    <a:solidFill>
+                      <a:sysClr val="windowText" lastClr="000000"/>
+                    </a:solidFill>
+                    <a:latin typeface="Arial" panose="020B0604020202020204" pitchFamily="34" charset="0"/>
+                    <a:ea typeface="+mn-ea"/>
+                    <a:cs typeface="Arial" panose="020B0604020202020204" pitchFamily="34" charset="0"/>
+                  </a:defRPr>
+                </a:pPr>
+                <a:endParaRPr lang="en-US"/>
+              </a:p>
+            </c:txPr>
+            <c:showLegendKey val="0"/>
+            <c:showVal val="1"/>
+            <c:showCatName val="0"/>
+            <c:showSerName val="0"/>
+            <c:showPercent val="0"/>
+            <c:showBubbleSize val="0"/>
+            <c:separator>
+</c:separator>
+            <c:showLeaderLines val="0"/>
+            <c:extLst>
+              <c:ext xmlns:c15="http://schemas.microsoft.com/office/drawing/2012/chart" uri="{CE6537A1-D6FC-4f65-9D91-7224C49458BB}">
+                <c15:showLeaderLines val="1"/>
+                <c15:leaderLines>
+                  <c:spPr>
+                    <a:ln w="9525" cap="flat" cmpd="sng" algn="ctr">
+                      <a:solidFill>
+                        <a:schemeClr val="tx1">
+                          <a:lumMod val="35000"/>
+                          <a:lumOff val="65000"/>
+                        </a:schemeClr>
+                      </a:solidFill>
+                      <a:round/>
+                    </a:ln>
+                    <a:effectLst/>
+                  </c:spPr>
+                </c15:leaderLines>
+              </c:ext>
+            </c:extLst>
+          </c:dLbls>
+          <c:cat>
+            <c:strRef>
+              <c:f>'Расстр-1922'!$A$8:$A$13</c:f>
+              <c:strCache>
+                <c:ptCount val="6"/>
+                <c:pt idx="0">
+                  <c:v>11-15 лет</c:v>
+                </c:pt>
+                <c:pt idx="1">
+                  <c:v>17-20 лет</c:v>
+                </c:pt>
+                <c:pt idx="2">
+                  <c:v>21-25 лет</c:v>
+                </c:pt>
+                <c:pt idx="3">
+                  <c:v>26-28 лет</c:v>
+                </c:pt>
+                <c:pt idx="4">
+                  <c:v>35-38 лет</c:v>
+                </c:pt>
+                <c:pt idx="5">
+                  <c:v>54-60 лет</c:v>
+                </c:pt>
+              </c:strCache>
+            </c:strRef>
+          </c:cat>
+          <c:val>
+            <c:numRef>
+              <c:f>'Расстр-1922'!$B$8:$B$13</c:f>
+              <c:numCache>
+                <c:formatCode>General</c:formatCode>
+                <c:ptCount val="6"/>
+                <c:pt idx="0">
+                  <c:v>4</c:v>
+                </c:pt>
+                <c:pt idx="1">
+                  <c:v>3</c:v>
+                </c:pt>
+                <c:pt idx="2">
+                  <c:v>4</c:v>
+                </c:pt>
+                <c:pt idx="3">
+                  <c:v>2</c:v>
+                </c:pt>
+                <c:pt idx="4">
+                  <c:v>2</c:v>
+                </c:pt>
+                <c:pt idx="5">
+                  <c:v>2</c:v>
+                </c:pt>
+              </c:numCache>
+            </c:numRef>
+          </c:val>
+          <c:extLst>
+            <c:ext xmlns:c16="http://schemas.microsoft.com/office/drawing/2014/chart" uri="{C3380CC4-5D6E-409C-BE32-E72D297353CC}">
+              <c16:uniqueId val="{00000000-FE33-4E23-95CD-244DC4BAE39D}"/>
+            </c:ext>
+          </c:extLst>
+        </c:ser>
+        <c:dLbls>
+          <c:showLegendKey val="0"/>
+          <c:showVal val="0"/>
+          <c:showCatName val="0"/>
+          <c:showSerName val="0"/>
+          <c:showPercent val="0"/>
+          <c:showBubbleSize val="0"/>
+        </c:dLbls>
+        <c:gapWidth val="83"/>
+        <c:shape val="box"/>
+        <c:axId val="904673775"/>
+        <c:axId val="904655055"/>
+        <c:axId val="0"/>
+      </c:bar3DChart>
+      <c:catAx>
+        <c:axId val="904673775"/>
+        <c:scaling>
+          <c:orientation val="minMax"/>
+        </c:scaling>
+        <c:delete val="0"/>
+        <c:axPos val="b"/>
+        <c:numFmt formatCode="General" sourceLinked="1"/>
+        <c:majorTickMark val="out"/>
+        <c:minorTickMark val="none"/>
+        <c:tickLblPos val="nextTo"/>
+        <c:spPr>
+          <a:noFill/>
+          <a:ln w="9525" cap="flat" cmpd="sng" algn="ctr">
+            <a:solidFill>
+              <a:schemeClr val="tx1">
+                <a:lumMod val="15000"/>
+                <a:lumOff val="85000"/>
+              </a:schemeClr>
+            </a:solidFill>
+            <a:round/>
+          </a:ln>
+          <a:effectLst/>
+        </c:spPr>
+        <c:txPr>
+          <a:bodyPr rot="0" spcFirstLastPara="1" vertOverflow="ellipsis" wrap="square" anchor="ctr" anchorCtr="1"/>
+          <a:lstStyle/>
+          <a:p>
+            <a:pPr>
+              <a:defRPr sz="1000" b="1" i="0" u="none" strike="noStrike" kern="1200" baseline="-10000">
+                <a:solidFill>
+                  <a:sysClr val="windowText" lastClr="000000"/>
+                </a:solidFill>
+                <a:latin typeface="Arial" panose="020B0604020202020204" pitchFamily="34" charset="0"/>
+                <a:ea typeface="+mn-ea"/>
+                <a:cs typeface="+mn-cs"/>
+              </a:defRPr>
+            </a:pPr>
+            <a:endParaRPr lang="en-US"/>
+          </a:p>
+        </c:txPr>
+        <c:crossAx val="904655055"/>
+        <c:crossesAt val="0"/>
+        <c:auto val="0"/>
+        <c:lblAlgn val="ctr"/>
+        <c:lblOffset val="100"/>
+        <c:noMultiLvlLbl val="0"/>
+      </c:catAx>
+      <c:valAx>
+        <c:axId val="904655055"/>
+        <c:scaling>
+          <c:orientation val="minMax"/>
+          <c:max val="4"/>
+          <c:min val="0"/>
+        </c:scaling>
+        <c:delete val="1"/>
+        <c:axPos val="l"/>
+        <c:numFmt formatCode="General" sourceLinked="1"/>
+        <c:majorTickMark val="out"/>
+        <c:minorTickMark val="none"/>
+        <c:tickLblPos val="nextTo"/>
+        <c:crossAx val="904673775"/>
+        <c:crosses val="autoZero"/>
+        <c:crossBetween val="between"/>
+        <c:majorUnit val="1"/>
+        <c:minorUnit val="1"/>
+      </c:valAx>
+      <c:spPr>
+        <a:noFill/>
+        <a:ln>
+          <a:noFill/>
+        </a:ln>
+        <a:effectLst/>
+      </c:spPr>
+    </c:plotArea>
+    <c:plotVisOnly val="1"/>
+    <c:dispBlanksAs val="gap"/>
+    <c:extLst>
+      <c:ext xmlns:c16r3="http://schemas.microsoft.com/office/drawing/2017/03/chart" uri="{56B9EC1D-385E-4148-901F-78D8002777C0}">
+        <c16r3:dataDisplayOptions16>
+          <c16r3:dispNaAsBlank val="1"/>
+        </c16r3:dataDisplayOptions16>
+      </c:ext>
+    </c:extLst>
+    <c:showDLblsOverMax val="0"/>
+  </c:chart>
+  <c:spPr>
+    <a:solidFill>
+      <a:schemeClr val="bg1"/>
+    </a:solidFill>
+    <a:ln w="9525" cap="flat" cmpd="sng" algn="ctr">
+      <a:solidFill>
+        <a:schemeClr val="tx1">
+          <a:lumMod val="15000"/>
+          <a:lumOff val="85000"/>
+        </a:schemeClr>
+      </a:solidFill>
+      <a:round/>
+    </a:ln>
+    <a:effectLst/>
+  </c:spPr>
+  <c:txPr>
+    <a:bodyPr/>
+    <a:lstStyle/>
+    <a:p>
+      <a:pPr>
+        <a:defRPr/>
+      </a:pPr>
+      <a:endParaRPr lang="en-US"/>
+    </a:p>
+  </c:txPr>
+  <c:externalData r:id="rId4">
+    <c:autoUpdate val="0"/>
+  </c:externalData>
+</c:chartSpace>
+</file>
+
+<file path=word/charts/colors1.xml><?xml version="1.0" encoding="utf-8"?>
+<cs:colorStyle xmlns:cs="http://schemas.microsoft.com/office/drawing/2012/chartStyle" xmlns:a="http://schemas.openxmlformats.org/drawingml/2006/main" meth="cycle" id="10">
+  <a:schemeClr val="accent1"/>
+  <a:schemeClr val="accent2"/>
+  <a:schemeClr val="accent3"/>
+  <a:schemeClr val="accent4"/>
+  <a:schemeClr val="accent5"/>
+  <a:schemeClr val="accent6"/>
+  <cs:variation/>
+  <cs:variation>
+    <a:lumMod val="60000"/>
+  </cs:variation>
+  <cs:variation>
+    <a:lumMod val="80000"/>
+    <a:lumOff val="20000"/>
+  </cs:variation>
+  <cs:variation>
+    <a:lumMod val="80000"/>
+  </cs:variation>
+  <cs:variation>
+    <a:lumMod val="60000"/>
+    <a:lumOff val="40000"/>
+  </cs:variation>
+  <cs:variation>
+    <a:lumMod val="50000"/>
+  </cs:variation>
+  <cs:variation>
+    <a:lumMod val="70000"/>
+    <a:lumOff val="30000"/>
+  </cs:variation>
+  <cs:variation>
+    <a:lumMod val="70000"/>
+  </cs:variation>
+  <cs:variation>
+    <a:lumMod val="50000"/>
+    <a:lumOff val="50000"/>
+  </cs:variation>
+</cs:colorStyle>
+</file>
+
+<file path=word/charts/style1.xml><?xml version="1.0" encoding="utf-8"?>
+<cs:chartStyle xmlns:cs="http://schemas.microsoft.com/office/drawing/2012/chartStyle" xmlns:a="http://schemas.openxmlformats.org/drawingml/2006/main" id="332">
+  <cs:axisTitle>
+    <cs:lnRef idx="0"/>
+    <cs:fillRef idx="0"/>
+    <cs:effectRef idx="0"/>
+    <cs:fontRef idx="minor">
+      <a:schemeClr val="tx1">
+        <a:lumMod val="65000"/>
+        <a:lumOff val="35000"/>
+      </a:schemeClr>
+    </cs:fontRef>
+    <cs:defRPr sz="1000" kern="1200"/>
+  </cs:axisTitle>
+  <cs:categoryAxis>
+    <cs:lnRef idx="0"/>
+    <cs:fillRef idx="0"/>
+    <cs:effectRef idx="0"/>
+    <cs:fontRef idx="minor">
+      <a:schemeClr val="tx1">
+        <a:lumMod val="65000"/>
+        <a:lumOff val="35000"/>
+      </a:schemeClr>
+    </cs:fontRef>
+    <cs:spPr>
+      <a:ln w="9525" cap="flat" cmpd="sng" algn="ctr">
+        <a:solidFill>
+          <a:schemeClr val="tx1">
+            <a:lumMod val="15000"/>
+            <a:lumOff val="85000"/>
+          </a:schemeClr>
+        </a:solidFill>
+        <a:round/>
+      </a:ln>
+    </cs:spPr>
+    <cs:defRPr sz="900" kern="1200"/>
+  </cs:categoryAxis>
+  <cs:chartArea mods="allowNoFillOverride allowNoLineOverride">
+    <cs:lnRef idx="0"/>
+    <cs:fillRef idx="0"/>
+    <cs:effectRef idx="0"/>
+    <cs:fontRef idx="minor">
+      <a:schemeClr val="tx1"/>
+    </cs:fontRef>
+    <cs:spPr>
+      <a:solidFill>
+        <a:schemeClr val="bg1"/>
+      </a:solidFill>
+      <a:ln w="9525" cap="flat" cmpd="sng" algn="ctr">
+        <a:solidFill>
+          <a:schemeClr val="tx1">
+            <a:lumMod val="15000"/>
+            <a:lumOff val="85000"/>
+          </a:schemeClr>
+        </a:solidFill>
+        <a:round/>
+      </a:ln>
+    </cs:spPr>
+    <cs:defRPr sz="1000" kern="1200"/>
+  </cs:chartArea>
+  <cs:dataLabel>
+    <cs:lnRef idx="0"/>
+    <cs:fillRef idx="0"/>
+    <cs:effectRef idx="0"/>
+    <cs:fontRef idx="minor">
+      <a:schemeClr val="tx1">
+        <a:lumMod val="75000"/>
+        <a:lumOff val="25000"/>
+      </a:schemeClr>
+    </cs:fontRef>
+    <cs:defRPr sz="900" kern="1200"/>
+  </cs:dataLabel>
+  <cs:dataLabelCallout>
+    <cs:lnRef idx="0"/>
+    <cs:fillRef idx="0"/>
+    <cs:effectRef idx="0"/>
+    <cs:fontRef idx="minor">
+      <a:schemeClr val="dk1">
+        <a:lumMod val="65000"/>
+        <a:lumOff val="35000"/>
+      </a:schemeClr>
+    </cs:fontRef>
+    <cs:spPr>
+      <a:solidFill>
+        <a:schemeClr val="lt1"/>
+      </a:solidFill>
+      <a:ln>
+        <a:solidFill>
+          <a:schemeClr val="dk1">
+            <a:lumMod val="25000"/>
+            <a:lumOff val="75000"/>
+          </a:schemeClr>
+        </a:solidFill>
+      </a:ln>
+    </cs:spPr>
+    <cs:defRPr sz="900" kern="1200"/>
+    <cs:bodyPr rot="0" spcFirstLastPara="1" vertOverflow="clip" horzOverflow="clip" vert="horz" wrap="square" lIns="36576" tIns="18288" rIns="36576" bIns="18288" anchor="ctr" anchorCtr="1">
+      <a:spAutoFit/>
+    </cs:bodyPr>
+  </cs:dataLabelCallout>
+  <cs:dataPoint>
+    <cs:lnRef idx="0"/>
+    <cs:fillRef idx="1">
+      <cs:styleClr val="auto"/>
+    </cs:fillRef>
+    <cs:effectRef idx="0"/>
+    <cs:fontRef idx="minor">
+      <a:schemeClr val="tx1"/>
+    </cs:fontRef>
+  </cs:dataPoint>
+  <cs:dataPoint3D>
+    <cs:lnRef idx="0"/>
+    <cs:fillRef idx="1">
+      <cs:styleClr val="auto"/>
+    </cs:fillRef>
+    <cs:effectRef idx="0"/>
+    <cs:fontRef idx="minor">
+      <a:schemeClr val="tx1"/>
+    </cs:fontRef>
+  </cs:dataPoint3D>
+  <cs:dataPointLine>
+    <cs:lnRef idx="0">
+      <cs:styleClr val="auto"/>
+    </cs:lnRef>
+    <cs:fillRef idx="1"/>
+    <cs:effectRef idx="0"/>
+    <cs:fontRef idx="minor">
+      <a:schemeClr val="tx1"/>
+    </cs:fontRef>
+    <cs:spPr>
+      <a:ln w="28575" cap="rnd">
+        <a:solidFill>
+          <a:schemeClr val="phClr"/>
+        </a:solidFill>
+        <a:round/>
+      </a:ln>
+    </cs:spPr>
+  </cs:dataPointLine>
+  <cs:dataPointMarker>
+    <cs:lnRef idx="0">
+      <cs:styleClr val="auto"/>
+    </cs:lnRef>
+    <cs:fillRef idx="1">
+      <cs:styleClr val="auto"/>
+    </cs:fillRef>
+    <cs:effectRef idx="0"/>
+    <cs:fontRef idx="minor">
+      <a:schemeClr val="tx1"/>
+    </cs:fontRef>
+    <cs:spPr>
+      <a:ln w="9525">
+        <a:solidFill>
+          <a:schemeClr val="phClr"/>
+        </a:solidFill>
+      </a:ln>
+    </cs:spPr>
+  </cs:dataPointMarker>
+  <cs:dataPointMarkerLayout symbol="circle" size="5"/>
+  <cs:dataPointWireframe>
+    <cs:lnRef idx="0">
+      <cs:styleClr val="auto"/>
+    </cs:lnRef>
+    <cs:fillRef idx="1"/>
+    <cs:effectRef idx="0"/>
+    <cs:fontRef idx="minor">
+      <a:schemeClr val="tx1"/>
+    </cs:fontRef>
+    <cs:spPr>
+      <a:ln w="9525" cap="rnd">
+        <a:solidFill>
+          <a:schemeClr val="phClr"/>
+        </a:solidFill>
+        <a:round/>
+      </a:ln>
+    </cs:spPr>
+  </cs:dataPointWireframe>
+  <cs:dataTable>
+    <cs:lnRef idx="0"/>
+    <cs:fillRef idx="0"/>
+    <cs:effectRef idx="0"/>
+    <cs:fontRef idx="minor">
+      <a:schemeClr val="tx1">
+        <a:lumMod val="65000"/>
+        <a:lumOff val="35000"/>
+      </a:schemeClr>
+    </cs:fontRef>
+    <cs:spPr>
+      <a:noFill/>
+      <a:ln w="9525" cap="flat" cmpd="sng" algn="ctr">
+        <a:solidFill>
+          <a:schemeClr val="tx1">
+            <a:lumMod val="15000"/>
+            <a:lumOff val="85000"/>
+          </a:schemeClr>
+        </a:solidFill>
+        <a:round/>
+      </a:ln>
+    </cs:spPr>
+    <cs:defRPr sz="900" kern="1200"/>
+  </cs:dataTable>
+  <cs:downBar>
+    <cs:lnRef idx="0"/>
+    <cs:fillRef idx="0"/>
+    <cs:effectRef idx="0"/>
+    <cs:fontRef idx="minor">
+      <a:schemeClr val="dk1"/>
+    </cs:fontRef>
+    <cs:spPr>
+      <a:solidFill>
+        <a:schemeClr val="dk1">
+          <a:lumMod val="65000"/>
+          <a:lumOff val="35000"/>
+        </a:schemeClr>
+      </a:solidFill>
+      <a:ln w="9525">
+        <a:solidFill>
+          <a:schemeClr val="tx1">
+            <a:lumMod val="65000"/>
+            <a:lumOff val="35000"/>
+          </a:schemeClr>
+        </a:solidFill>
+      </a:ln>
+    </cs:spPr>
+  </cs:downBar>
+  <cs:dropLine>
+    <cs:lnRef idx="0"/>
+    <cs:fillRef idx="0"/>
+    <cs:effectRef idx="0"/>
+    <cs:fontRef idx="minor">
+      <a:schemeClr val="tx1"/>
+    </cs:fontRef>
+    <cs:spPr>
+      <a:ln w="9525" cap="flat" cmpd="sng" algn="ctr">
+        <a:solidFill>
+          <a:schemeClr val="tx1">
+            <a:lumMod val="35000"/>
+            <a:lumOff val="65000"/>
+          </a:schemeClr>
+        </a:solidFill>
+        <a:round/>
+      </a:ln>
+    </cs:spPr>
+  </cs:dropLine>
+  <cs:errorBar>
+    <cs:lnRef idx="0"/>
+    <cs:fillRef idx="0"/>
+    <cs:effectRef idx="0"/>
+    <cs:fontRef idx="minor">
+      <a:schemeClr val="tx1"/>
+    </cs:fontRef>
+    <cs:spPr>
+      <a:ln w="9525" cap="flat" cmpd="sng" algn="ctr">
+        <a:solidFill>
+          <a:schemeClr val="tx1">
+            <a:lumMod val="65000"/>
+            <a:lumOff val="35000"/>
+          </a:schemeClr>
+        </a:solidFill>
+        <a:round/>
+      </a:ln>
+    </cs:spPr>
+  </cs:errorBar>
+  <cs:floor>
+    <cs:lnRef idx="0"/>
+    <cs:fillRef idx="0"/>
+    <cs:effectRef idx="0"/>
+    <cs:fontRef idx="minor">
+      <a:schemeClr val="tx1"/>
+    </cs:fontRef>
+    <cs:spPr>
+      <a:noFill/>
+      <a:ln>
+        <a:noFill/>
+      </a:ln>
+    </cs:spPr>
+  </cs:floor>
+  <cs:gridlineMajor>
+    <cs:lnRef idx="0"/>
+    <cs:fillRef idx="0"/>
+    <cs:effectRef idx="0"/>
+    <cs:fontRef idx="minor">
+      <a:schemeClr val="tx1"/>
+    </cs:fontRef>
+    <cs:spPr>
+      <a:ln w="9525" cap="flat" cmpd="sng" algn="ctr">
+        <a:solidFill>
+          <a:schemeClr val="tx1">
+            <a:lumMod val="15000"/>
+            <a:lumOff val="85000"/>
+          </a:schemeClr>
+        </a:solidFill>
+        <a:round/>
+      </a:ln>
+    </cs:spPr>
+  </cs:gridlineMajor>
+  <cs:gridlineMinor>
+    <cs:lnRef idx="0"/>
+    <cs:fillRef idx="0"/>
+    <cs:effectRef idx="0"/>
+    <cs:fontRef idx="minor">
+      <a:schemeClr val="tx1"/>
+    </cs:fontRef>
+    <cs:spPr>
+      <a:ln w="9525" cap="flat" cmpd="sng" algn="ctr">
+        <a:solidFill>
+          <a:schemeClr val="tx1">
+            <a:lumMod val="5000"/>
+            <a:lumOff val="95000"/>
+          </a:schemeClr>
+        </a:solidFill>
+        <a:round/>
+      </a:ln>
+    </cs:spPr>
+  </cs:gridlineMinor>
+  <cs:hiLoLine>
+    <cs:lnRef idx="0"/>
+    <cs:fillRef idx="0"/>
+    <cs:effectRef idx="0"/>
+    <cs:fontRef idx="minor">
+      <a:schemeClr val="tx1"/>
+    </cs:fontRef>
+    <cs:spPr>
+      <a:ln w="9525" cap="flat" cmpd="sng" algn="ctr">
+        <a:solidFill>
+          <a:schemeClr val="tx1">
+            <a:lumMod val="75000"/>
+            <a:lumOff val="25000"/>
+          </a:schemeClr>
+        </a:solidFill>
+        <a:round/>
+      </a:ln>
+    </cs:spPr>
+  </cs:hiLoLine>
+  <cs:leaderLine>
+    <cs:lnRef idx="0"/>
+    <cs:fillRef idx="0"/>
+    <cs:effectRef idx="0"/>
+    <cs:fontRef idx="minor">
+      <a:schemeClr val="tx1"/>
+    </cs:fontRef>
+    <cs:spPr>
+      <a:ln w="9525" cap="flat" cmpd="sng" algn="ctr">
+        <a:solidFill>
+          <a:schemeClr val="tx1">
+            <a:lumMod val="35000"/>
+            <a:lumOff val="65000"/>
+          </a:schemeClr>
+        </a:solidFill>
+        <a:round/>
+      </a:ln>
+    </cs:spPr>
+  </cs:leaderLine>
+  <cs:legend>
+    <cs:lnRef idx="0"/>
+    <cs:fillRef idx="0"/>
+    <cs:effectRef idx="0"/>
+    <cs:fontRef idx="minor">
+      <a:schemeClr val="tx1">
+        <a:lumMod val="65000"/>
+        <a:lumOff val="35000"/>
+      </a:schemeClr>
+    </cs:fontRef>
+    <cs:defRPr sz="900" kern="1200"/>
+  </cs:legend>
+  <cs:plotArea mods="allowNoFillOverride allowNoLineOverride">
+    <cs:lnRef idx="0"/>
+    <cs:fillRef idx="0"/>
+    <cs:effectRef idx="0"/>
+    <cs:fontRef idx="minor">
+      <a:schemeClr val="tx1"/>
+    </cs:fontRef>
+  </cs:plotArea>
+  <cs:plotArea3D mods="allowNoFillOverride allowNoLineOverride">
+    <cs:lnRef idx="0"/>
+    <cs:fillRef idx="0"/>
+    <cs:effectRef idx="0"/>
+    <cs:fontRef idx="minor">
+      <a:schemeClr val="tx1"/>
+    </cs:fontRef>
+  </cs:plotArea3D>
+  <cs:seriesAxis>
+    <cs:lnRef idx="0"/>
+    <cs:fillRef idx="0"/>
+    <cs:effectRef idx="0"/>
+    <cs:fontRef idx="minor">
+      <a:schemeClr val="tx1">
+        <a:lumMod val="65000"/>
+        <a:lumOff val="35000"/>
+      </a:schemeClr>
+    </cs:fontRef>
+    <cs:defRPr sz="900" kern="1200"/>
+  </cs:seriesAxis>
+  <cs:seriesLine>
+    <cs:lnRef idx="0"/>
+    <cs:fillRef idx="0"/>
+    <cs:effectRef idx="0"/>
+    <cs:fontRef idx="minor">
+      <a:schemeClr val="tx1"/>
+    </cs:fontRef>
+    <cs:spPr>
+      <a:ln w="9525" cap="flat" cmpd="sng" algn="ctr">
+        <a:solidFill>
+          <a:schemeClr val="tx1">
+            <a:lumMod val="35000"/>
+            <a:lumOff val="65000"/>
+          </a:schemeClr>
+        </a:solidFill>
+        <a:round/>
+      </a:ln>
+    </cs:spPr>
+  </cs:seriesLine>
+  <cs:title>
+    <cs:lnRef idx="0"/>
+    <cs:fillRef idx="0"/>
+    <cs:effectRef idx="0"/>
+    <cs:fontRef idx="minor">
+      <a:schemeClr val="tx1">
+        <a:lumMod val="65000"/>
+        <a:lumOff val="35000"/>
+      </a:schemeClr>
+    </cs:fontRef>
+    <cs:defRPr sz="1400" b="0" kern="1200" spc="0" baseline="0"/>
+  </cs:title>
+  <cs:trendline>
+    <cs:lnRef idx="0">
+      <cs:styleClr val="auto"/>
+    </cs:lnRef>
+    <cs:fillRef idx="0"/>
+    <cs:effectRef idx="0"/>
+    <cs:fontRef idx="minor">
+      <a:schemeClr val="tx1"/>
+    </cs:fontRef>
+    <cs:spPr>
+      <a:ln w="19050" cap="rnd">
+        <a:solidFill>
+          <a:schemeClr val="phClr"/>
+        </a:solidFill>
+        <a:prstDash val="sysDot"/>
+      </a:ln>
+    </cs:spPr>
+  </cs:trendline>
+  <cs:trendlineLabel>
+    <cs:lnRef idx="0"/>
+    <cs:fillRef idx="0"/>
+    <cs:effectRef idx="0"/>
+    <cs:fontRef idx="minor">
+      <a:schemeClr val="tx1">
+        <a:lumMod val="65000"/>
+        <a:lumOff val="35000"/>
+      </a:schemeClr>
+    </cs:fontRef>
+    <cs:defRPr sz="900" kern="1200"/>
+  </cs:trendlineLabel>
+  <cs:upBar>
+    <cs:lnRef idx="0"/>
+    <cs:fillRef idx="0"/>
+    <cs:effectRef idx="0"/>
+    <cs:fontRef idx="minor">
+      <a:schemeClr val="dk1"/>
+    </cs:fontRef>
+    <cs:spPr>
+      <a:solidFill>
+        <a:schemeClr val="lt1"/>
+      </a:solidFill>
+      <a:ln w="9525">
+        <a:solidFill>
+          <a:schemeClr val="tx1">
+            <a:lumMod val="15000"/>
+            <a:lumOff val="85000"/>
+          </a:schemeClr>
+        </a:solidFill>
+      </a:ln>
+    </cs:spPr>
+  </cs:upBar>
+  <cs:valueAxis>
+    <cs:lnRef idx="0"/>
+    <cs:fillRef idx="0"/>
+    <cs:effectRef idx="0"/>
+    <cs:fontRef idx="minor">
+      <a:schemeClr val="tx1">
+        <a:lumMod val="65000"/>
+        <a:lumOff val="35000"/>
+      </a:schemeClr>
+    </cs:fontRef>
+    <cs:defRPr sz="900" kern="1200"/>
+  </cs:valueAxis>
+  <cs:wall>
+    <cs:lnRef idx="0"/>
+    <cs:fillRef idx="0"/>
+    <cs:effectRef idx="0"/>
+    <cs:fontRef idx="minor">
+      <a:schemeClr val="tx1"/>
+    </cs:fontRef>
+    <cs:spPr>
+      <a:noFill/>
+      <a:ln>
+        <a:noFill/>
+      </a:ln>
+    </cs:spPr>
+  </cs:wall>
+</cs:chartStyle>
+</file>
+
 <file path=word/theme/theme1.xml><?xml version="1.0" encoding="utf-8"?>
 <a:theme xmlns:a="http://schemas.openxmlformats.org/drawingml/2006/main" name="Office Theme">
   <a:themeElements>
@@ -7404,4 +7707,290 @@
     </a:ext>
   </a:extLst>
 </a:theme>
+</file>
+
+<file path=word/theme/themeOverride1.xml><?xml version="1.0" encoding="utf-8"?>
+<a:themeOverride xmlns:a="http://schemas.openxmlformats.org/drawingml/2006/main">
+  <a:clrScheme name="Office">
+    <a:dk1>
+      <a:sysClr val="windowText" lastClr="000000"/>
+    </a:dk1>
+    <a:lt1>
+      <a:sysClr val="window" lastClr="FFFFFF"/>
+    </a:lt1>
+    <a:dk2>
+      <a:srgbClr val="44546A"/>
+    </a:dk2>
+    <a:lt2>
+      <a:srgbClr val="E7E6E6"/>
+    </a:lt2>
+    <a:accent1>
+      <a:srgbClr val="4472C4"/>
+    </a:accent1>
+    <a:accent2>
+      <a:srgbClr val="ED7D31"/>
+    </a:accent2>
+    <a:accent3>
+      <a:srgbClr val="A5A5A5"/>
+    </a:accent3>
+    <a:accent4>
+      <a:srgbClr val="FFC000"/>
+    </a:accent4>
+    <a:accent5>
+      <a:srgbClr val="5B9BD5"/>
+    </a:accent5>
+    <a:accent6>
+      <a:srgbClr val="70AD47"/>
+    </a:accent6>
+    <a:hlink>
+      <a:srgbClr val="0563C1"/>
+    </a:hlink>
+    <a:folHlink>
+      <a:srgbClr val="954F72"/>
+    </a:folHlink>
+  </a:clrScheme>
+  <a:fontScheme name="Office">
+    <a:majorFont>
+      <a:latin typeface="Calibri Light" panose="020F0302020204030204"/>
+      <a:ea typeface=""/>
+      <a:cs typeface=""/>
+      <a:font script="Jpan" typeface="游ゴシック Light"/>
+      <a:font script="Hang" typeface="맑은 고딕"/>
+      <a:font script="Hans" typeface="等线 Light"/>
+      <a:font script="Hant" typeface="新細明體"/>
+      <a:font script="Arab" typeface="Times New Roman"/>
+      <a:font script="Hebr" typeface="Times New Roman"/>
+      <a:font script="Thai" typeface="Tahoma"/>
+      <a:font script="Ethi" typeface="Nyala"/>
+      <a:font script="Beng" typeface="Vrinda"/>
+      <a:font script="Gujr" typeface="Shruti"/>
+      <a:font script="Khmr" typeface="MoolBoran"/>
+      <a:font script="Knda" typeface="Tunga"/>
+      <a:font script="Guru" typeface="Raavi"/>
+      <a:font script="Cans" typeface="Euphemia"/>
+      <a:font script="Cher" typeface="Plantagenet Cherokee"/>
+      <a:font script="Yiii" typeface="Microsoft Yi Baiti"/>
+      <a:font script="Tibt" typeface="Microsoft Himalaya"/>
+      <a:font script="Thaa" typeface="MV Boli"/>
+      <a:font script="Deva" typeface="Mangal"/>
+      <a:font script="Telu" typeface="Gautami"/>
+      <a:font script="Taml" typeface="Latha"/>
+      <a:font script="Syrc" typeface="Estrangelo Edessa"/>
+      <a:font script="Orya" typeface="Kalinga"/>
+      <a:font script="Mlym" typeface="Kartika"/>
+      <a:font script="Laoo" typeface="DokChampa"/>
+      <a:font script="Sinh" typeface="Iskoola Pota"/>
+      <a:font script="Mong" typeface="Mongolian Baiti"/>
+      <a:font script="Viet" typeface="Times New Roman"/>
+      <a:font script="Uigh" typeface="Microsoft Uighur"/>
+      <a:font script="Geor" typeface="Sylfaen"/>
+      <a:font script="Armn" typeface="Arial"/>
+      <a:font script="Bugi" typeface="Leelawadee UI"/>
+      <a:font script="Bopo" typeface="Microsoft JhengHei"/>
+      <a:font script="Java" typeface="Javanese Text"/>
+      <a:font script="Lisu" typeface="Segoe UI"/>
+      <a:font script="Mymr" typeface="Myanmar Text"/>
+      <a:font script="Nkoo" typeface="Ebrima"/>
+      <a:font script="Olck" typeface="Nirmala UI"/>
+      <a:font script="Osma" typeface="Ebrima"/>
+      <a:font script="Phag" typeface="Phagspa"/>
+      <a:font script="Syrn" typeface="Estrangelo Edessa"/>
+      <a:font script="Syrj" typeface="Estrangelo Edessa"/>
+      <a:font script="Syre" typeface="Estrangelo Edessa"/>
+      <a:font script="Sora" typeface="Nirmala UI"/>
+      <a:font script="Tale" typeface="Microsoft Tai Le"/>
+      <a:font script="Talu" typeface="Microsoft New Tai Lue"/>
+      <a:font script="Tfng" typeface="Ebrima"/>
+    </a:majorFont>
+    <a:minorFont>
+      <a:latin typeface="Calibri" panose="020F0502020204030204"/>
+      <a:ea typeface=""/>
+      <a:cs typeface=""/>
+      <a:font script="Jpan" typeface="游ゴシック"/>
+      <a:font script="Hang" typeface="맑은 고딕"/>
+      <a:font script="Hans" typeface="等线"/>
+      <a:font script="Hant" typeface="新細明體"/>
+      <a:font script="Arab" typeface="Arial"/>
+      <a:font script="Hebr" typeface="Arial"/>
+      <a:font script="Thai" typeface="Tahoma"/>
+      <a:font script="Ethi" typeface="Nyala"/>
+      <a:font script="Beng" typeface="Vrinda"/>
+      <a:font script="Gujr" typeface="Shruti"/>
+      <a:font script="Khmr" typeface="DaunPenh"/>
+      <a:font script="Knda" typeface="Tunga"/>
+      <a:font script="Guru" typeface="Raavi"/>
+      <a:font script="Cans" typeface="Euphemia"/>
+      <a:font script="Cher" typeface="Plantagenet Cherokee"/>
+      <a:font script="Yiii" typeface="Microsoft Yi Baiti"/>
+      <a:font script="Tibt" typeface="Microsoft Himalaya"/>
+      <a:font script="Thaa" typeface="MV Boli"/>
+      <a:font script="Deva" typeface="Mangal"/>
+      <a:font script="Telu" typeface="Gautami"/>
+      <a:font script="Taml" typeface="Latha"/>
+      <a:font script="Syrc" typeface="Estrangelo Edessa"/>
+      <a:font script="Orya" typeface="Kalinga"/>
+      <a:font script="Mlym" typeface="Kartika"/>
+      <a:font script="Laoo" typeface="DokChampa"/>
+      <a:font script="Sinh" typeface="Iskoola Pota"/>
+      <a:font script="Mong" typeface="Mongolian Baiti"/>
+      <a:font script="Viet" typeface="Arial"/>
+      <a:font script="Uigh" typeface="Microsoft Uighur"/>
+      <a:font script="Geor" typeface="Sylfaen"/>
+      <a:font script="Armn" typeface="Arial"/>
+      <a:font script="Bugi" typeface="Leelawadee UI"/>
+      <a:font script="Bopo" typeface="Microsoft JhengHei"/>
+      <a:font script="Java" typeface="Javanese Text"/>
+      <a:font script="Lisu" typeface="Segoe UI"/>
+      <a:font script="Mymr" typeface="Myanmar Text"/>
+      <a:font script="Nkoo" typeface="Ebrima"/>
+      <a:font script="Olck" typeface="Nirmala UI"/>
+      <a:font script="Osma" typeface="Ebrima"/>
+      <a:font script="Phag" typeface="Phagspa"/>
+      <a:font script="Syrn" typeface="Estrangelo Edessa"/>
+      <a:font script="Syrj" typeface="Estrangelo Edessa"/>
+      <a:font script="Syre" typeface="Estrangelo Edessa"/>
+      <a:font script="Sora" typeface="Nirmala UI"/>
+      <a:font script="Tale" typeface="Microsoft Tai Le"/>
+      <a:font script="Talu" typeface="Microsoft New Tai Lue"/>
+      <a:font script="Tfng" typeface="Ebrima"/>
+    </a:minorFont>
+  </a:fontScheme>
+  <a:fmtScheme name="Office">
+    <a:fillStyleLst>
+      <a:solidFill>
+        <a:schemeClr val="phClr"/>
+      </a:solidFill>
+      <a:gradFill rotWithShape="1">
+        <a:gsLst>
+          <a:gs pos="0">
+            <a:schemeClr val="phClr">
+              <a:lumMod val="110000"/>
+              <a:satMod val="105000"/>
+              <a:tint val="67000"/>
+            </a:schemeClr>
+          </a:gs>
+          <a:gs pos="50000">
+            <a:schemeClr val="phClr">
+              <a:lumMod val="105000"/>
+              <a:satMod val="103000"/>
+              <a:tint val="73000"/>
+            </a:schemeClr>
+          </a:gs>
+          <a:gs pos="100000">
+            <a:schemeClr val="phClr">
+              <a:lumMod val="105000"/>
+              <a:satMod val="109000"/>
+              <a:tint val="81000"/>
+            </a:schemeClr>
+          </a:gs>
+        </a:gsLst>
+        <a:lin ang="5400000" scaled="0"/>
+      </a:gradFill>
+      <a:gradFill rotWithShape="1">
+        <a:gsLst>
+          <a:gs pos="0">
+            <a:schemeClr val="phClr">
+              <a:satMod val="103000"/>
+              <a:lumMod val="102000"/>
+              <a:tint val="94000"/>
+            </a:schemeClr>
+          </a:gs>
+          <a:gs pos="50000">
+            <a:schemeClr val="phClr">
+              <a:satMod val="110000"/>
+              <a:lumMod val="100000"/>
+              <a:shade val="100000"/>
+            </a:schemeClr>
+          </a:gs>
+          <a:gs pos="100000">
+            <a:schemeClr val="phClr">
+              <a:lumMod val="99000"/>
+              <a:satMod val="120000"/>
+              <a:shade val="78000"/>
+            </a:schemeClr>
+          </a:gs>
+        </a:gsLst>
+        <a:lin ang="5400000" scaled="0"/>
+      </a:gradFill>
+    </a:fillStyleLst>
+    <a:lnStyleLst>
+      <a:ln w="6350" cap="flat" cmpd="sng" algn="ctr">
+        <a:solidFill>
+          <a:schemeClr val="phClr"/>
+        </a:solidFill>
+        <a:prstDash val="solid"/>
+        <a:miter lim="800000"/>
+      </a:ln>
+      <a:ln w="12700" cap="flat" cmpd="sng" algn="ctr">
+        <a:solidFill>
+          <a:schemeClr val="phClr"/>
+        </a:solidFill>
+        <a:prstDash val="solid"/>
+        <a:miter lim="800000"/>
+      </a:ln>
+      <a:ln w="19050" cap="flat" cmpd="sng" algn="ctr">
+        <a:solidFill>
+          <a:schemeClr val="phClr"/>
+        </a:solidFill>
+        <a:prstDash val="solid"/>
+        <a:miter lim="800000"/>
+      </a:ln>
+    </a:lnStyleLst>
+    <a:effectStyleLst>
+      <a:effectStyle>
+        <a:effectLst/>
+      </a:effectStyle>
+      <a:effectStyle>
+        <a:effectLst/>
+      </a:effectStyle>
+      <a:effectStyle>
+        <a:effectLst>
+          <a:outerShdw blurRad="57150" dist="19050" dir="5400000" algn="ctr" rotWithShape="0">
+            <a:srgbClr val="000000">
+              <a:alpha val="63000"/>
+            </a:srgbClr>
+          </a:outerShdw>
+        </a:effectLst>
+      </a:effectStyle>
+    </a:effectStyleLst>
+    <a:bgFillStyleLst>
+      <a:solidFill>
+        <a:schemeClr val="phClr"/>
+      </a:solidFill>
+      <a:solidFill>
+        <a:schemeClr val="phClr">
+          <a:tint val="95000"/>
+          <a:satMod val="170000"/>
+        </a:schemeClr>
+      </a:solidFill>
+      <a:gradFill rotWithShape="1">
+        <a:gsLst>
+          <a:gs pos="0">
+            <a:schemeClr val="phClr">
+              <a:tint val="93000"/>
+              <a:satMod val="150000"/>
+              <a:shade val="98000"/>
+              <a:lumMod val="102000"/>
+            </a:schemeClr>
+          </a:gs>
+          <a:gs pos="50000">
+            <a:schemeClr val="phClr">
+              <a:tint val="98000"/>
+              <a:satMod val="130000"/>
+              <a:shade val="90000"/>
+              <a:lumMod val="103000"/>
+            </a:schemeClr>
+          </a:gs>
+          <a:gs pos="100000">
+            <a:schemeClr val="phClr">
+              <a:shade val="63000"/>
+              <a:satMod val="120000"/>
+            </a:schemeClr>
+          </a:gs>
+        </a:gsLst>
+        <a:lin ang="5400000" scaled="0"/>
+      </a:gradFill>
+    </a:bgFillStyleLst>
+  </a:fmtScheme>
+</a:themeOverride>
 </file>
--- a/docs/BYYEAR/Расстреляны_1922.docx
+++ b/docs/BYYEAR/Расстреляны_1922.docx
@@ -790,23 +790,53 @@
       </w:pPr>
       <w:r>
         <w:rPr>
+          <w:rFonts w:ascii="Arial" w:hAnsi="Arial" w:cs="Arial"/>
           <w:noProof/>
+          <w:sz w:val="16"/>
+          <w:szCs w:val="16"/>
+          <w:lang w:val="ru-RU"/>
         </w:rPr>
         <w:drawing>
-          <wp:inline distT="0" distB="0" distL="0" distR="0" wp14:anchorId="2BBBF7FC" wp14:editId="65253E3C">
-            <wp:extent cx="3016468" cy="1931276"/>
-            <wp:effectExtent l="0" t="0" r="12700" b="12065"/>
-            <wp:docPr id="321622618" name="Chart 1">
-              <a:extLst xmlns:a="http://schemas.openxmlformats.org/drawingml/2006/main">
-                <a:ext uri="{FF2B5EF4-FFF2-40B4-BE49-F238E27FC236}">
-                  <a16:creationId xmlns:a16="http://schemas.microsoft.com/office/drawing/2014/main" id="{3DDA3C3E-1B19-4A7E-B41E-0C1EFA89B781}"/>
-                </a:ext>
-              </a:extLst>
-            </wp:docPr>
-            <wp:cNvGraphicFramePr/>
+          <wp:inline distT="0" distB="0" distL="0" distR="0" wp14:anchorId="4D11B160" wp14:editId="522A1352">
+            <wp:extent cx="3030220" cy="1945005"/>
+            <wp:effectExtent l="0" t="0" r="0" b="0"/>
+            <wp:docPr id="843731592" name="Picture 1"/>
+            <wp:cNvGraphicFramePr>
+              <a:graphicFrameLocks xmlns:a="http://schemas.openxmlformats.org/drawingml/2006/main" noChangeAspect="1"/>
+            </wp:cNvGraphicFramePr>
             <a:graphic xmlns:a="http://schemas.openxmlformats.org/drawingml/2006/main">
-              <a:graphicData uri="http://schemas.openxmlformats.org/drawingml/2006/chart">
-                <c:chart xmlns:c="http://schemas.openxmlformats.org/drawingml/2006/chart" xmlns:r="http://schemas.openxmlformats.org/officeDocument/2006/relationships" r:id="rId4"/>
+              <a:graphicData uri="http://schemas.openxmlformats.org/drawingml/2006/picture">
+                <pic:pic xmlns:pic="http://schemas.openxmlformats.org/drawingml/2006/picture">
+                  <pic:nvPicPr>
+                    <pic:cNvPr id="0" name="Picture 2"/>
+                    <pic:cNvPicPr>
+                      <a:picLocks noChangeAspect="1" noChangeArrowheads="1"/>
+                    </pic:cNvPicPr>
+                  </pic:nvPicPr>
+                  <pic:blipFill>
+                    <a:blip r:embed="rId4">
+                      <a:extLst>
+                        <a:ext uri="{28A0092B-C50C-407E-A947-70E740481C1C}">
+                          <a14:useLocalDpi xmlns:a14="http://schemas.microsoft.com/office/drawing/2010/main" val="0"/>
+                        </a:ext>
+                      </a:extLst>
+                    </a:blip>
+                    <a:srcRect/>
+                    <a:stretch>
+                      <a:fillRect/>
+                    </a:stretch>
+                  </pic:blipFill>
+                  <pic:spPr bwMode="auto">
+                    <a:xfrm>
+                      <a:off x="0" y="0"/>
+                      <a:ext cx="3030220" cy="1945005"/>
+                    </a:xfrm>
+                    <a:prstGeom prst="rect">
+                      <a:avLst/>
+                    </a:prstGeom>
+                    <a:noFill/>
+                  </pic:spPr>
+                </pic:pic>
               </a:graphicData>
             </a:graphic>
           </wp:inline>
@@ -6541,879 +6571,6 @@
 </w:styles>
 </file>
 
-<file path=word/charts/chart1.xml><?xml version="1.0" encoding="utf-8"?>
-<c:chartSpace xmlns:c="http://schemas.openxmlformats.org/drawingml/2006/chart" xmlns:a="http://schemas.openxmlformats.org/drawingml/2006/main" xmlns:r="http://schemas.openxmlformats.org/officeDocument/2006/relationships" xmlns:c16r2="http://schemas.microsoft.com/office/drawing/2015/06/chart">
-  <c:date1904 val="0"/>
-  <c:lang val="en-US"/>
-  <c:roundedCorners val="0"/>
-  <mc:AlternateContent xmlns:mc="http://schemas.openxmlformats.org/markup-compatibility/2006">
-    <mc:Choice xmlns:c14="http://schemas.microsoft.com/office/drawing/2007/8/2/chart" Requires="c14">
-      <c14:style val="102"/>
-    </mc:Choice>
-    <mc:Fallback>
-      <c:style val="2"/>
-    </mc:Fallback>
-  </mc:AlternateContent>
-  <c:clrMapOvr bg1="lt1" tx1="dk1" bg2="lt2" tx2="dk2" accent1="accent1" accent2="accent2" accent3="accent3" accent4="accent4" accent5="accent5" accent6="accent6" hlink="hlink" folHlink="folHlink"/>
-  <c:chart>
-    <c:autoTitleDeleted val="1"/>
-    <c:view3D>
-      <c:rotX val="0"/>
-      <c:rotY val="0"/>
-      <c:rAngAx val="0"/>
-    </c:view3D>
-    <c:floor>
-      <c:thickness val="0"/>
-      <c:spPr>
-        <a:noFill/>
-        <a:ln>
-          <a:noFill/>
-        </a:ln>
-        <a:effectLst/>
-        <a:sp3d/>
-      </c:spPr>
-    </c:floor>
-    <c:sideWall>
-      <c:thickness val="0"/>
-      <c:spPr>
-        <a:noFill/>
-        <a:ln>
-          <a:noFill/>
-        </a:ln>
-        <a:effectLst/>
-        <a:sp3d/>
-      </c:spPr>
-    </c:sideWall>
-    <c:backWall>
-      <c:thickness val="0"/>
-      <c:spPr>
-        <a:noFill/>
-        <a:ln>
-          <a:noFill/>
-        </a:ln>
-        <a:effectLst/>
-        <a:sp3d/>
-      </c:spPr>
-    </c:backWall>
-    <c:plotArea>
-      <c:layout>
-        <c:manualLayout>
-          <c:layoutTarget val="inner"/>
-          <c:xMode val="edge"/>
-          <c:yMode val="edge"/>
-          <c:x val="8.9662788629700577E-2"/>
-          <c:y val="5.4547941502098414E-2"/>
-          <c:w val="0.6062045259452794"/>
-          <c:h val="0.68406156342249358"/>
-        </c:manualLayout>
-      </c:layout>
-      <c:bar3DChart>
-        <c:barDir val="col"/>
-        <c:grouping val="clustered"/>
-        <c:varyColors val="0"/>
-        <c:ser>
-          <c:idx val="0"/>
-          <c:order val="0"/>
-          <c:spPr>
-            <a:solidFill>
-              <a:srgbClr val="4472C4"/>
-            </a:solidFill>
-            <a:ln>
-              <a:noFill/>
-            </a:ln>
-            <a:effectLst/>
-            <a:sp3d/>
-          </c:spPr>
-          <c:invertIfNegative val="0"/>
-          <c:dLbls>
-            <c:spPr>
-              <a:noFill/>
-              <a:ln>
-                <a:noFill/>
-              </a:ln>
-              <a:effectLst/>
-            </c:spPr>
-            <c:txPr>
-              <a:bodyPr rot="0" spcFirstLastPara="1" vertOverflow="ellipsis" vert="horz" wrap="square" lIns="38100" tIns="19050" rIns="38100" bIns="19050" anchor="ctr" anchorCtr="1">
-                <a:spAutoFit/>
-              </a:bodyPr>
-              <a:lstStyle/>
-              <a:p>
-                <a:pPr>
-                  <a:defRPr sz="800" b="1" i="0" u="none" strike="noStrike" kern="1200" baseline="0">
-                    <a:solidFill>
-                      <a:sysClr val="windowText" lastClr="000000"/>
-                    </a:solidFill>
-                    <a:latin typeface="Arial" panose="020B0604020202020204" pitchFamily="34" charset="0"/>
-                    <a:ea typeface="+mn-ea"/>
-                    <a:cs typeface="Arial" panose="020B0604020202020204" pitchFamily="34" charset="0"/>
-                  </a:defRPr>
-                </a:pPr>
-                <a:endParaRPr lang="en-US"/>
-              </a:p>
-            </c:txPr>
-            <c:showLegendKey val="0"/>
-            <c:showVal val="1"/>
-            <c:showCatName val="0"/>
-            <c:showSerName val="0"/>
-            <c:showPercent val="0"/>
-            <c:showBubbleSize val="0"/>
-            <c:separator>
-</c:separator>
-            <c:showLeaderLines val="0"/>
-            <c:extLst>
-              <c:ext xmlns:c15="http://schemas.microsoft.com/office/drawing/2012/chart" uri="{CE6537A1-D6FC-4f65-9D91-7224C49458BB}">
-                <c15:showLeaderLines val="1"/>
-                <c15:leaderLines>
-                  <c:spPr>
-                    <a:ln w="9525" cap="flat" cmpd="sng" algn="ctr">
-                      <a:solidFill>
-                        <a:schemeClr val="tx1">
-                          <a:lumMod val="35000"/>
-                          <a:lumOff val="65000"/>
-                        </a:schemeClr>
-                      </a:solidFill>
-                      <a:round/>
-                    </a:ln>
-                    <a:effectLst/>
-                  </c:spPr>
-                </c15:leaderLines>
-              </c:ext>
-            </c:extLst>
-          </c:dLbls>
-          <c:cat>
-            <c:strRef>
-              <c:f>'Расстр-1922'!$A$8:$A$13</c:f>
-              <c:strCache>
-                <c:ptCount val="6"/>
-                <c:pt idx="0">
-                  <c:v>11-15 лет</c:v>
-                </c:pt>
-                <c:pt idx="1">
-                  <c:v>17-20 лет</c:v>
-                </c:pt>
-                <c:pt idx="2">
-                  <c:v>21-25 лет</c:v>
-                </c:pt>
-                <c:pt idx="3">
-                  <c:v>26-28 лет</c:v>
-                </c:pt>
-                <c:pt idx="4">
-                  <c:v>35-38 лет</c:v>
-                </c:pt>
-                <c:pt idx="5">
-                  <c:v>54-60 лет</c:v>
-                </c:pt>
-              </c:strCache>
-            </c:strRef>
-          </c:cat>
-          <c:val>
-            <c:numRef>
-              <c:f>'Расстр-1922'!$B$8:$B$13</c:f>
-              <c:numCache>
-                <c:formatCode>General</c:formatCode>
-                <c:ptCount val="6"/>
-                <c:pt idx="0">
-                  <c:v>4</c:v>
-                </c:pt>
-                <c:pt idx="1">
-                  <c:v>3</c:v>
-                </c:pt>
-                <c:pt idx="2">
-                  <c:v>4</c:v>
-                </c:pt>
-                <c:pt idx="3">
-                  <c:v>2</c:v>
-                </c:pt>
-                <c:pt idx="4">
-                  <c:v>2</c:v>
-                </c:pt>
-                <c:pt idx="5">
-                  <c:v>2</c:v>
-                </c:pt>
-              </c:numCache>
-            </c:numRef>
-          </c:val>
-          <c:extLst>
-            <c:ext xmlns:c16="http://schemas.microsoft.com/office/drawing/2014/chart" uri="{C3380CC4-5D6E-409C-BE32-E72D297353CC}">
-              <c16:uniqueId val="{00000000-FE33-4E23-95CD-244DC4BAE39D}"/>
-            </c:ext>
-          </c:extLst>
-        </c:ser>
-        <c:dLbls>
-          <c:showLegendKey val="0"/>
-          <c:showVal val="0"/>
-          <c:showCatName val="0"/>
-          <c:showSerName val="0"/>
-          <c:showPercent val="0"/>
-          <c:showBubbleSize val="0"/>
-        </c:dLbls>
-        <c:gapWidth val="83"/>
-        <c:shape val="box"/>
-        <c:axId val="904673775"/>
-        <c:axId val="904655055"/>
-        <c:axId val="0"/>
-      </c:bar3DChart>
-      <c:catAx>
-        <c:axId val="904673775"/>
-        <c:scaling>
-          <c:orientation val="minMax"/>
-        </c:scaling>
-        <c:delete val="0"/>
-        <c:axPos val="b"/>
-        <c:numFmt formatCode="General" sourceLinked="1"/>
-        <c:majorTickMark val="out"/>
-        <c:minorTickMark val="none"/>
-        <c:tickLblPos val="nextTo"/>
-        <c:spPr>
-          <a:noFill/>
-          <a:ln w="9525" cap="flat" cmpd="sng" algn="ctr">
-            <a:solidFill>
-              <a:schemeClr val="tx1">
-                <a:lumMod val="15000"/>
-                <a:lumOff val="85000"/>
-              </a:schemeClr>
-            </a:solidFill>
-            <a:round/>
-          </a:ln>
-          <a:effectLst/>
-        </c:spPr>
-        <c:txPr>
-          <a:bodyPr rot="0" spcFirstLastPara="1" vertOverflow="ellipsis" wrap="square" anchor="ctr" anchorCtr="1"/>
-          <a:lstStyle/>
-          <a:p>
-            <a:pPr>
-              <a:defRPr sz="1000" b="1" i="0" u="none" strike="noStrike" kern="1200" baseline="-10000">
-                <a:solidFill>
-                  <a:sysClr val="windowText" lastClr="000000"/>
-                </a:solidFill>
-                <a:latin typeface="Arial" panose="020B0604020202020204" pitchFamily="34" charset="0"/>
-                <a:ea typeface="+mn-ea"/>
-                <a:cs typeface="+mn-cs"/>
-              </a:defRPr>
-            </a:pPr>
-            <a:endParaRPr lang="en-US"/>
-          </a:p>
-        </c:txPr>
-        <c:crossAx val="904655055"/>
-        <c:crossesAt val="0"/>
-        <c:auto val="0"/>
-        <c:lblAlgn val="ctr"/>
-        <c:lblOffset val="100"/>
-        <c:noMultiLvlLbl val="0"/>
-      </c:catAx>
-      <c:valAx>
-        <c:axId val="904655055"/>
-        <c:scaling>
-          <c:orientation val="minMax"/>
-          <c:max val="4"/>
-          <c:min val="0"/>
-        </c:scaling>
-        <c:delete val="1"/>
-        <c:axPos val="l"/>
-        <c:numFmt formatCode="General" sourceLinked="1"/>
-        <c:majorTickMark val="out"/>
-        <c:minorTickMark val="none"/>
-        <c:tickLblPos val="nextTo"/>
-        <c:crossAx val="904673775"/>
-        <c:crosses val="autoZero"/>
-        <c:crossBetween val="between"/>
-        <c:majorUnit val="1"/>
-        <c:minorUnit val="1"/>
-      </c:valAx>
-      <c:spPr>
-        <a:noFill/>
-        <a:ln>
-          <a:noFill/>
-        </a:ln>
-        <a:effectLst/>
-      </c:spPr>
-    </c:plotArea>
-    <c:plotVisOnly val="1"/>
-    <c:dispBlanksAs val="gap"/>
-    <c:extLst>
-      <c:ext xmlns:c16r3="http://schemas.microsoft.com/office/drawing/2017/03/chart" uri="{56B9EC1D-385E-4148-901F-78D8002777C0}">
-        <c16r3:dataDisplayOptions16>
-          <c16r3:dispNaAsBlank val="1"/>
-        </c16r3:dataDisplayOptions16>
-      </c:ext>
-    </c:extLst>
-    <c:showDLblsOverMax val="0"/>
-  </c:chart>
-  <c:spPr>
-    <a:solidFill>
-      <a:schemeClr val="bg1"/>
-    </a:solidFill>
-    <a:ln w="9525" cap="flat" cmpd="sng" algn="ctr">
-      <a:solidFill>
-        <a:schemeClr val="tx1">
-          <a:lumMod val="15000"/>
-          <a:lumOff val="85000"/>
-        </a:schemeClr>
-      </a:solidFill>
-      <a:round/>
-    </a:ln>
-    <a:effectLst/>
-  </c:spPr>
-  <c:txPr>
-    <a:bodyPr/>
-    <a:lstStyle/>
-    <a:p>
-      <a:pPr>
-        <a:defRPr/>
-      </a:pPr>
-      <a:endParaRPr lang="en-US"/>
-    </a:p>
-  </c:txPr>
-  <c:externalData r:id="rId4">
-    <c:autoUpdate val="0"/>
-  </c:externalData>
-</c:chartSpace>
-</file>
-
-<file path=word/charts/colors1.xml><?xml version="1.0" encoding="utf-8"?>
-<cs:colorStyle xmlns:cs="http://schemas.microsoft.com/office/drawing/2012/chartStyle" xmlns:a="http://schemas.openxmlformats.org/drawingml/2006/main" meth="cycle" id="10">
-  <a:schemeClr val="accent1"/>
-  <a:schemeClr val="accent2"/>
-  <a:schemeClr val="accent3"/>
-  <a:schemeClr val="accent4"/>
-  <a:schemeClr val="accent5"/>
-  <a:schemeClr val="accent6"/>
-  <cs:variation/>
-  <cs:variation>
-    <a:lumMod val="60000"/>
-  </cs:variation>
-  <cs:variation>
-    <a:lumMod val="80000"/>
-    <a:lumOff val="20000"/>
-  </cs:variation>
-  <cs:variation>
-    <a:lumMod val="80000"/>
-  </cs:variation>
-  <cs:variation>
-    <a:lumMod val="60000"/>
-    <a:lumOff val="40000"/>
-  </cs:variation>
-  <cs:variation>
-    <a:lumMod val="50000"/>
-  </cs:variation>
-  <cs:variation>
-    <a:lumMod val="70000"/>
-    <a:lumOff val="30000"/>
-  </cs:variation>
-  <cs:variation>
-    <a:lumMod val="70000"/>
-  </cs:variation>
-  <cs:variation>
-    <a:lumMod val="50000"/>
-    <a:lumOff val="50000"/>
-  </cs:variation>
-</cs:colorStyle>
-</file>
-
-<file path=word/charts/style1.xml><?xml version="1.0" encoding="utf-8"?>
-<cs:chartStyle xmlns:cs="http://schemas.microsoft.com/office/drawing/2012/chartStyle" xmlns:a="http://schemas.openxmlformats.org/drawingml/2006/main" id="332">
-  <cs:axisTitle>
-    <cs:lnRef idx="0"/>
-    <cs:fillRef idx="0"/>
-    <cs:effectRef idx="0"/>
-    <cs:fontRef idx="minor">
-      <a:schemeClr val="tx1">
-        <a:lumMod val="65000"/>
-        <a:lumOff val="35000"/>
-      </a:schemeClr>
-    </cs:fontRef>
-    <cs:defRPr sz="1000" kern="1200"/>
-  </cs:axisTitle>
-  <cs:categoryAxis>
-    <cs:lnRef idx="0"/>
-    <cs:fillRef idx="0"/>
-    <cs:effectRef idx="0"/>
-    <cs:fontRef idx="minor">
-      <a:schemeClr val="tx1">
-        <a:lumMod val="65000"/>
-        <a:lumOff val="35000"/>
-      </a:schemeClr>
-    </cs:fontRef>
-    <cs:spPr>
-      <a:ln w="9525" cap="flat" cmpd="sng" algn="ctr">
-        <a:solidFill>
-          <a:schemeClr val="tx1">
-            <a:lumMod val="15000"/>
-            <a:lumOff val="85000"/>
-          </a:schemeClr>
-        </a:solidFill>
-        <a:round/>
-      </a:ln>
-    </cs:spPr>
-    <cs:defRPr sz="900" kern="1200"/>
-  </cs:categoryAxis>
-  <cs:chartArea mods="allowNoFillOverride allowNoLineOverride">
-    <cs:lnRef idx="0"/>
-    <cs:fillRef idx="0"/>
-    <cs:effectRef idx="0"/>
-    <cs:fontRef idx="minor">
-      <a:schemeClr val="tx1"/>
-    </cs:fontRef>
-    <cs:spPr>
-      <a:solidFill>
-        <a:schemeClr val="bg1"/>
-      </a:solidFill>
-      <a:ln w="9525" cap="flat" cmpd="sng" algn="ctr">
-        <a:solidFill>
-          <a:schemeClr val="tx1">
-            <a:lumMod val="15000"/>
-            <a:lumOff val="85000"/>
-          </a:schemeClr>
-        </a:solidFill>
-        <a:round/>
-      </a:ln>
-    </cs:spPr>
-    <cs:defRPr sz="1000" kern="1200"/>
-  </cs:chartArea>
-  <cs:dataLabel>
-    <cs:lnRef idx="0"/>
-    <cs:fillRef idx="0"/>
-    <cs:effectRef idx="0"/>
-    <cs:fontRef idx="minor">
-      <a:schemeClr val="tx1">
-        <a:lumMod val="75000"/>
-        <a:lumOff val="25000"/>
-      </a:schemeClr>
-    </cs:fontRef>
-    <cs:defRPr sz="900" kern="1200"/>
-  </cs:dataLabel>
-  <cs:dataLabelCallout>
-    <cs:lnRef idx="0"/>
-    <cs:fillRef idx="0"/>
-    <cs:effectRef idx="0"/>
-    <cs:fontRef idx="minor">
-      <a:schemeClr val="dk1">
-        <a:lumMod val="65000"/>
-        <a:lumOff val="35000"/>
-      </a:schemeClr>
-    </cs:fontRef>
-    <cs:spPr>
-      <a:solidFill>
-        <a:schemeClr val="lt1"/>
-      </a:solidFill>
-      <a:ln>
-        <a:solidFill>
-          <a:schemeClr val="dk1">
-            <a:lumMod val="25000"/>
-            <a:lumOff val="75000"/>
-          </a:schemeClr>
-        </a:solidFill>
-      </a:ln>
-    </cs:spPr>
-    <cs:defRPr sz="900" kern="1200"/>
-    <cs:bodyPr rot="0" spcFirstLastPara="1" vertOverflow="clip" horzOverflow="clip" vert="horz" wrap="square" lIns="36576" tIns="18288" rIns="36576" bIns="18288" anchor="ctr" anchorCtr="1">
-      <a:spAutoFit/>
-    </cs:bodyPr>
-  </cs:dataLabelCallout>
-  <cs:dataPoint>
-    <cs:lnRef idx="0"/>
-    <cs:fillRef idx="1">
-      <cs:styleClr val="auto"/>
-    </cs:fillRef>
-    <cs:effectRef idx="0"/>
-    <cs:fontRef idx="minor">
-      <a:schemeClr val="tx1"/>
-    </cs:fontRef>
-  </cs:dataPoint>
-  <cs:dataPoint3D>
-    <cs:lnRef idx="0"/>
-    <cs:fillRef idx="1">
-      <cs:styleClr val="auto"/>
-    </cs:fillRef>
-    <cs:effectRef idx="0"/>
-    <cs:fontRef idx="minor">
-      <a:schemeClr val="tx1"/>
-    </cs:fontRef>
-  </cs:dataPoint3D>
-  <cs:dataPointLine>
-    <cs:lnRef idx="0">
-      <cs:styleClr val="auto"/>
-    </cs:lnRef>
-    <cs:fillRef idx="1"/>
-    <cs:effectRef idx="0"/>
-    <cs:fontRef idx="minor">
-      <a:schemeClr val="tx1"/>
-    </cs:fontRef>
-    <cs:spPr>
-      <a:ln w="28575" cap="rnd">
-        <a:solidFill>
-          <a:schemeClr val="phClr"/>
-        </a:solidFill>
-        <a:round/>
-      </a:ln>
-    </cs:spPr>
-  </cs:dataPointLine>
-  <cs:dataPointMarker>
-    <cs:lnRef idx="0">
-      <cs:styleClr val="auto"/>
-    </cs:lnRef>
-    <cs:fillRef idx="1">
-      <cs:styleClr val="auto"/>
-    </cs:fillRef>
-    <cs:effectRef idx="0"/>
-    <cs:fontRef idx="minor">
-      <a:schemeClr val="tx1"/>
-    </cs:fontRef>
-    <cs:spPr>
-      <a:ln w="9525">
-        <a:solidFill>
-          <a:schemeClr val="phClr"/>
-        </a:solidFill>
-      </a:ln>
-    </cs:spPr>
-  </cs:dataPointMarker>
-  <cs:dataPointMarkerLayout symbol="circle" size="5"/>
-  <cs:dataPointWireframe>
-    <cs:lnRef idx="0">
-      <cs:styleClr val="auto"/>
-    </cs:lnRef>
-    <cs:fillRef idx="1"/>
-    <cs:effectRef idx="0"/>
-    <cs:fontRef idx="minor">
-      <a:schemeClr val="tx1"/>
-    </cs:fontRef>
-    <cs:spPr>
-      <a:ln w="9525" cap="rnd">
-        <a:solidFill>
-          <a:schemeClr val="phClr"/>
-        </a:solidFill>
-        <a:round/>
-      </a:ln>
-    </cs:spPr>
-  </cs:dataPointWireframe>
-  <cs:dataTable>
-    <cs:lnRef idx="0"/>
-    <cs:fillRef idx="0"/>
-    <cs:effectRef idx="0"/>
-    <cs:fontRef idx="minor">
-      <a:schemeClr val="tx1">
-        <a:lumMod val="65000"/>
-        <a:lumOff val="35000"/>
-      </a:schemeClr>
-    </cs:fontRef>
-    <cs:spPr>
-      <a:noFill/>
-      <a:ln w="9525" cap="flat" cmpd="sng" algn="ctr">
-        <a:solidFill>
-          <a:schemeClr val="tx1">
-            <a:lumMod val="15000"/>
-            <a:lumOff val="85000"/>
-          </a:schemeClr>
-        </a:solidFill>
-        <a:round/>
-      </a:ln>
-    </cs:spPr>
-    <cs:defRPr sz="900" kern="1200"/>
-  </cs:dataTable>
-  <cs:downBar>
-    <cs:lnRef idx="0"/>
-    <cs:fillRef idx="0"/>
-    <cs:effectRef idx="0"/>
-    <cs:fontRef idx="minor">
-      <a:schemeClr val="dk1"/>
-    </cs:fontRef>
-    <cs:spPr>
-      <a:solidFill>
-        <a:schemeClr val="dk1">
-          <a:lumMod val="65000"/>
-          <a:lumOff val="35000"/>
-        </a:schemeClr>
-      </a:solidFill>
-      <a:ln w="9525">
-        <a:solidFill>
-          <a:schemeClr val="tx1">
-            <a:lumMod val="65000"/>
-            <a:lumOff val="35000"/>
-          </a:schemeClr>
-        </a:solidFill>
-      </a:ln>
-    </cs:spPr>
-  </cs:downBar>
-  <cs:dropLine>
-    <cs:lnRef idx="0"/>
-    <cs:fillRef idx="0"/>
-    <cs:effectRef idx="0"/>
-    <cs:fontRef idx="minor">
-      <a:schemeClr val="tx1"/>
-    </cs:fontRef>
-    <cs:spPr>
-      <a:ln w="9525" cap="flat" cmpd="sng" algn="ctr">
-        <a:solidFill>
-          <a:schemeClr val="tx1">
-            <a:lumMod val="35000"/>
-            <a:lumOff val="65000"/>
-          </a:schemeClr>
-        </a:solidFill>
-        <a:round/>
-      </a:ln>
-    </cs:spPr>
-  </cs:dropLine>
-  <cs:errorBar>
-    <cs:lnRef idx="0"/>
-    <cs:fillRef idx="0"/>
-    <cs:effectRef idx="0"/>
-    <cs:fontRef idx="minor">
-      <a:schemeClr val="tx1"/>
-    </cs:fontRef>
-    <cs:spPr>
-      <a:ln w="9525" cap="flat" cmpd="sng" algn="ctr">
-        <a:solidFill>
-          <a:schemeClr val="tx1">
-            <a:lumMod val="65000"/>
-            <a:lumOff val="35000"/>
-          </a:schemeClr>
-        </a:solidFill>
-        <a:round/>
-      </a:ln>
-    </cs:spPr>
-  </cs:errorBar>
-  <cs:floor>
-    <cs:lnRef idx="0"/>
-    <cs:fillRef idx="0"/>
-    <cs:effectRef idx="0"/>
-    <cs:fontRef idx="minor">
-      <a:schemeClr val="tx1"/>
-    </cs:fontRef>
-    <cs:spPr>
-      <a:noFill/>
-      <a:ln>
-        <a:noFill/>
-      </a:ln>
-    </cs:spPr>
-  </cs:floor>
-  <cs:gridlineMajor>
-    <cs:lnRef idx="0"/>
-    <cs:fillRef idx="0"/>
-    <cs:effectRef idx="0"/>
-    <cs:fontRef idx="minor">
-      <a:schemeClr val="tx1"/>
-    </cs:fontRef>
-    <cs:spPr>
-      <a:ln w="9525" cap="flat" cmpd="sng" algn="ctr">
-        <a:solidFill>
-          <a:schemeClr val="tx1">
-            <a:lumMod val="15000"/>
-            <a:lumOff val="85000"/>
-          </a:schemeClr>
-        </a:solidFill>
-        <a:round/>
-      </a:ln>
-    </cs:spPr>
-  </cs:gridlineMajor>
-  <cs:gridlineMinor>
-    <cs:lnRef idx="0"/>
-    <cs:fillRef idx="0"/>
-    <cs:effectRef idx="0"/>
-    <cs:fontRef idx="minor">
-      <a:schemeClr val="tx1"/>
-    </cs:fontRef>
-    <cs:spPr>
-      <a:ln w="9525" cap="flat" cmpd="sng" algn="ctr">
-        <a:solidFill>
-          <a:schemeClr val="tx1">
-            <a:lumMod val="5000"/>
-            <a:lumOff val="95000"/>
-          </a:schemeClr>
-        </a:solidFill>
-        <a:round/>
-      </a:ln>
-    </cs:spPr>
-  </cs:gridlineMinor>
-  <cs:hiLoLine>
-    <cs:lnRef idx="0"/>
-    <cs:fillRef idx="0"/>
-    <cs:effectRef idx="0"/>
-    <cs:fontRef idx="minor">
-      <a:schemeClr val="tx1"/>
-    </cs:fontRef>
-    <cs:spPr>
-      <a:ln w="9525" cap="flat" cmpd="sng" algn="ctr">
-        <a:solidFill>
-          <a:schemeClr val="tx1">
-            <a:lumMod val="75000"/>
-            <a:lumOff val="25000"/>
-          </a:schemeClr>
-        </a:solidFill>
-        <a:round/>
-      </a:ln>
-    </cs:spPr>
-  </cs:hiLoLine>
-  <cs:leaderLine>
-    <cs:lnRef idx="0"/>
-    <cs:fillRef idx="0"/>
-    <cs:effectRef idx="0"/>
-    <cs:fontRef idx="minor">
-      <a:schemeClr val="tx1"/>
-    </cs:fontRef>
-    <cs:spPr>
-      <a:ln w="9525" cap="flat" cmpd="sng" algn="ctr">
-        <a:solidFill>
-          <a:schemeClr val="tx1">
-            <a:lumMod val="35000"/>
-            <a:lumOff val="65000"/>
-          </a:schemeClr>
-        </a:solidFill>
-        <a:round/>
-      </a:ln>
-    </cs:spPr>
-  </cs:leaderLine>
-  <cs:legend>
-    <cs:lnRef idx="0"/>
-    <cs:fillRef idx="0"/>
-    <cs:effectRef idx="0"/>
-    <cs:fontRef idx="minor">
-      <a:schemeClr val="tx1">
-        <a:lumMod val="65000"/>
-        <a:lumOff val="35000"/>
-      </a:schemeClr>
-    </cs:fontRef>
-    <cs:defRPr sz="900" kern="1200"/>
-  </cs:legend>
-  <cs:plotArea mods="allowNoFillOverride allowNoLineOverride">
-    <cs:lnRef idx="0"/>
-    <cs:fillRef idx="0"/>
-    <cs:effectRef idx="0"/>
-    <cs:fontRef idx="minor">
-      <a:schemeClr val="tx1"/>
-    </cs:fontRef>
-  </cs:plotArea>
-  <cs:plotArea3D mods="allowNoFillOverride allowNoLineOverride">
-    <cs:lnRef idx="0"/>
-    <cs:fillRef idx="0"/>
-    <cs:effectRef idx="0"/>
-    <cs:fontRef idx="minor">
-      <a:schemeClr val="tx1"/>
-    </cs:fontRef>
-  </cs:plotArea3D>
-  <cs:seriesAxis>
-    <cs:lnRef idx="0"/>
-    <cs:fillRef idx="0"/>
-    <cs:effectRef idx="0"/>
-    <cs:fontRef idx="minor">
-      <a:schemeClr val="tx1">
-        <a:lumMod val="65000"/>
-        <a:lumOff val="35000"/>
-      </a:schemeClr>
-    </cs:fontRef>
-    <cs:defRPr sz="900" kern="1200"/>
-  </cs:seriesAxis>
-  <cs:seriesLine>
-    <cs:lnRef idx="0"/>
-    <cs:fillRef idx="0"/>
-    <cs:effectRef idx="0"/>
-    <cs:fontRef idx="minor">
-      <a:schemeClr val="tx1"/>
-    </cs:fontRef>
-    <cs:spPr>
-      <a:ln w="9525" cap="flat" cmpd="sng" algn="ctr">
-        <a:solidFill>
-          <a:schemeClr val="tx1">
-            <a:lumMod val="35000"/>
-            <a:lumOff val="65000"/>
-          </a:schemeClr>
-        </a:solidFill>
-        <a:round/>
-      </a:ln>
-    </cs:spPr>
-  </cs:seriesLine>
-  <cs:title>
-    <cs:lnRef idx="0"/>
-    <cs:fillRef idx="0"/>
-    <cs:effectRef idx="0"/>
-    <cs:fontRef idx="minor">
-      <a:schemeClr val="tx1">
-        <a:lumMod val="65000"/>
-        <a:lumOff val="35000"/>
-      </a:schemeClr>
-    </cs:fontRef>
-    <cs:defRPr sz="1400" b="0" kern="1200" spc="0" baseline="0"/>
-  </cs:title>
-  <cs:trendline>
-    <cs:lnRef idx="0">
-      <cs:styleClr val="auto"/>
-    </cs:lnRef>
-    <cs:fillRef idx="0"/>
-    <cs:effectRef idx="0"/>
-    <cs:fontRef idx="minor">
-      <a:schemeClr val="tx1"/>
-    </cs:fontRef>
-    <cs:spPr>
-      <a:ln w="19050" cap="rnd">
-        <a:solidFill>
-          <a:schemeClr val="phClr"/>
-        </a:solidFill>
-        <a:prstDash val="sysDot"/>
-      </a:ln>
-    </cs:spPr>
-  </cs:trendline>
-  <cs:trendlineLabel>
-    <cs:lnRef idx="0"/>
-    <cs:fillRef idx="0"/>
-    <cs:effectRef idx="0"/>
-    <cs:fontRef idx="minor">
-      <a:schemeClr val="tx1">
-        <a:lumMod val="65000"/>
-        <a:lumOff val="35000"/>
-      </a:schemeClr>
-    </cs:fontRef>
-    <cs:defRPr sz="900" kern="1200"/>
-  </cs:trendlineLabel>
-  <cs:upBar>
-    <cs:lnRef idx="0"/>
-    <cs:fillRef idx="0"/>
-    <cs:effectRef idx="0"/>
-    <cs:fontRef idx="minor">
-      <a:schemeClr val="dk1"/>
-    </cs:fontRef>
-    <cs:spPr>
-      <a:solidFill>
-        <a:schemeClr val="lt1"/>
-      </a:solidFill>
-      <a:ln w="9525">
-        <a:solidFill>
-          <a:schemeClr val="tx1">
-            <a:lumMod val="15000"/>
-            <a:lumOff val="85000"/>
-          </a:schemeClr>
-        </a:solidFill>
-      </a:ln>
-    </cs:spPr>
-  </cs:upBar>
-  <cs:valueAxis>
-    <cs:lnRef idx="0"/>
-    <cs:fillRef idx="0"/>
-    <cs:effectRef idx="0"/>
-    <cs:fontRef idx="minor">
-      <a:schemeClr val="tx1">
-        <a:lumMod val="65000"/>
-        <a:lumOff val="35000"/>
-      </a:schemeClr>
-    </cs:fontRef>
-    <cs:defRPr sz="900" kern="1200"/>
-  </cs:valueAxis>
-  <cs:wall>
-    <cs:lnRef idx="0"/>
-    <cs:fillRef idx="0"/>
-    <cs:effectRef idx="0"/>
-    <cs:fontRef idx="minor">
-      <a:schemeClr val="tx1"/>
-    </cs:fontRef>
-    <cs:spPr>
-      <a:noFill/>
-      <a:ln>
-        <a:noFill/>
-      </a:ln>
-    </cs:spPr>
-  </cs:wall>
-</cs:chartStyle>
-</file>
-
 <file path=word/theme/theme1.xml><?xml version="1.0" encoding="utf-8"?>
 <a:theme xmlns:a="http://schemas.openxmlformats.org/drawingml/2006/main" name="Office Theme">
   <a:themeElements>
@@ -7707,290 +6864,4 @@
     </a:ext>
   </a:extLst>
 </a:theme>
-</file>
-
-<file path=word/theme/themeOverride1.xml><?xml version="1.0" encoding="utf-8"?>
-<a:themeOverride xmlns:a="http://schemas.openxmlformats.org/drawingml/2006/main">
-  <a:clrScheme name="Office">
-    <a:dk1>
-      <a:sysClr val="windowText" lastClr="000000"/>
-    </a:dk1>
-    <a:lt1>
-      <a:sysClr val="window" lastClr="FFFFFF"/>
-    </a:lt1>
-    <a:dk2>
-      <a:srgbClr val="44546A"/>
-    </a:dk2>
-    <a:lt2>
-      <a:srgbClr val="E7E6E6"/>
-    </a:lt2>
-    <a:accent1>
-      <a:srgbClr val="4472C4"/>
-    </a:accent1>
-    <a:accent2>
-      <a:srgbClr val="ED7D31"/>
-    </a:accent2>
-    <a:accent3>
-      <a:srgbClr val="A5A5A5"/>
-    </a:accent3>
-    <a:accent4>
-      <a:srgbClr val="FFC000"/>
-    </a:accent4>
-    <a:accent5>
-      <a:srgbClr val="5B9BD5"/>
-    </a:accent5>
-    <a:accent6>
-      <a:srgbClr val="70AD47"/>
-    </a:accent6>
-    <a:hlink>
-      <a:srgbClr val="0563C1"/>
-    </a:hlink>
-    <a:folHlink>
-      <a:srgbClr val="954F72"/>
-    </a:folHlink>
-  </a:clrScheme>
-  <a:fontScheme name="Office">
-    <a:majorFont>
-      <a:latin typeface="Calibri Light" panose="020F0302020204030204"/>
-      <a:ea typeface=""/>
-      <a:cs typeface=""/>
-      <a:font script="Jpan" typeface="游ゴシック Light"/>
-      <a:font script="Hang" typeface="맑은 고딕"/>
-      <a:font script="Hans" typeface="等线 Light"/>
-      <a:font script="Hant" typeface="新細明體"/>
-      <a:font script="Arab" typeface="Times New Roman"/>
-      <a:font script="Hebr" typeface="Times New Roman"/>
-      <a:font script="Thai" typeface="Tahoma"/>
-      <a:font script="Ethi" typeface="Nyala"/>
-      <a:font script="Beng" typeface="Vrinda"/>
-      <a:font script="Gujr" typeface="Shruti"/>
-      <a:font script="Khmr" typeface="MoolBoran"/>
-      <a:font script="Knda" typeface="Tunga"/>
-      <a:font script="Guru" typeface="Raavi"/>
-      <a:font script="Cans" typeface="Euphemia"/>
-      <a:font script="Cher" typeface="Plantagenet Cherokee"/>
-      <a:font script="Yiii" typeface="Microsoft Yi Baiti"/>
-      <a:font script="Tibt" typeface="Microsoft Himalaya"/>
-      <a:font script="Thaa" typeface="MV Boli"/>
-      <a:font script="Deva" typeface="Mangal"/>
-      <a:font script="Telu" typeface="Gautami"/>
-      <a:font script="Taml" typeface="Latha"/>
-      <a:font script="Syrc" typeface="Estrangelo Edessa"/>
-      <a:font script="Orya" typeface="Kalinga"/>
-      <a:font script="Mlym" typeface="Kartika"/>
-      <a:font script="Laoo" typeface="DokChampa"/>
-      <a:font script="Sinh" typeface="Iskoola Pota"/>
-      <a:font script="Mong" typeface="Mongolian Baiti"/>
-      <a:font script="Viet" typeface="Times New Roman"/>
-      <a:font script="Uigh" typeface="Microsoft Uighur"/>
-      <a:font script="Geor" typeface="Sylfaen"/>
-      <a:font script="Armn" typeface="Arial"/>
-      <a:font script="Bugi" typeface="Leelawadee UI"/>
-      <a:font script="Bopo" typeface="Microsoft JhengHei"/>
-      <a:font script="Java" typeface="Javanese Text"/>
-      <a:font script="Lisu" typeface="Segoe UI"/>
-      <a:font script="Mymr" typeface="Myanmar Text"/>
-      <a:font script="Nkoo" typeface="Ebrima"/>
-      <a:font script="Olck" typeface="Nirmala UI"/>
-      <a:font script="Osma" typeface="Ebrima"/>
-      <a:font script="Phag" typeface="Phagspa"/>
-      <a:font script="Syrn" typeface="Estrangelo Edessa"/>
-      <a:font script="Syrj" typeface="Estrangelo Edessa"/>
-      <a:font script="Syre" typeface="Estrangelo Edessa"/>
-      <a:font script="Sora" typeface="Nirmala UI"/>
-      <a:font script="Tale" typeface="Microsoft Tai Le"/>
-      <a:font script="Talu" typeface="Microsoft New Tai Lue"/>
-      <a:font script="Tfng" typeface="Ebrima"/>
-    </a:majorFont>
-    <a:minorFont>
-      <a:latin typeface="Calibri" panose="020F0502020204030204"/>
-      <a:ea typeface=""/>
-      <a:cs typeface=""/>
-      <a:font script="Jpan" typeface="游ゴシック"/>
-      <a:font script="Hang" typeface="맑은 고딕"/>
-      <a:font script="Hans" typeface="等线"/>
-      <a:font script="Hant" typeface="新細明體"/>
-      <a:font script="Arab" typeface="Arial"/>
-      <a:font script="Hebr" typeface="Arial"/>
-      <a:font script="Thai" typeface="Tahoma"/>
-      <a:font script="Ethi" typeface="Nyala"/>
-      <a:font script="Beng" typeface="Vrinda"/>
-      <a:font script="Gujr" typeface="Shruti"/>
-      <a:font script="Khmr" typeface="DaunPenh"/>
-      <a:font script="Knda" typeface="Tunga"/>
-      <a:font script="Guru" typeface="Raavi"/>
-      <a:font script="Cans" typeface="Euphemia"/>
-      <a:font script="Cher" typeface="Plantagenet Cherokee"/>
-      <a:font script="Yiii" typeface="Microsoft Yi Baiti"/>
-      <a:font script="Tibt" typeface="Microsoft Himalaya"/>
-      <a:font script="Thaa" typeface="MV Boli"/>
-      <a:font script="Deva" typeface="Mangal"/>
-      <a:font script="Telu" typeface="Gautami"/>
-      <a:font script="Taml" typeface="Latha"/>
-      <a:font script="Syrc" typeface="Estrangelo Edessa"/>
-      <a:font script="Orya" typeface="Kalinga"/>
-      <a:font script="Mlym" typeface="Kartika"/>
-      <a:font script="Laoo" typeface="DokChampa"/>
-      <a:font script="Sinh" typeface="Iskoola Pota"/>
-      <a:font script="Mong" typeface="Mongolian Baiti"/>
-      <a:font script="Viet" typeface="Arial"/>
-      <a:font script="Uigh" typeface="Microsoft Uighur"/>
-      <a:font script="Geor" typeface="Sylfaen"/>
-      <a:font script="Armn" typeface="Arial"/>
-      <a:font script="Bugi" typeface="Leelawadee UI"/>
-      <a:font script="Bopo" typeface="Microsoft JhengHei"/>
-      <a:font script="Java" typeface="Javanese Text"/>
-      <a:font script="Lisu" typeface="Segoe UI"/>
-      <a:font script="Mymr" typeface="Myanmar Text"/>
-      <a:font script="Nkoo" typeface="Ebrima"/>
-      <a:font script="Olck" typeface="Nirmala UI"/>
-      <a:font script="Osma" typeface="Ebrima"/>
-      <a:font script="Phag" typeface="Phagspa"/>
-      <a:font script="Syrn" typeface="Estrangelo Edessa"/>
-      <a:font script="Syrj" typeface="Estrangelo Edessa"/>
-      <a:font script="Syre" typeface="Estrangelo Edessa"/>
-      <a:font script="Sora" typeface="Nirmala UI"/>
-      <a:font script="Tale" typeface="Microsoft Tai Le"/>
-      <a:font script="Talu" typeface="Microsoft New Tai Lue"/>
-      <a:font script="Tfng" typeface="Ebrima"/>
-    </a:minorFont>
-  </a:fontScheme>
-  <a:fmtScheme name="Office">
-    <a:fillStyleLst>
-      <a:solidFill>
-        <a:schemeClr val="phClr"/>
-      </a:solidFill>
-      <a:gradFill rotWithShape="1">
-        <a:gsLst>
-          <a:gs pos="0">
-            <a:schemeClr val="phClr">
-              <a:lumMod val="110000"/>
-              <a:satMod val="105000"/>
-              <a:tint val="67000"/>
-            </a:schemeClr>
-          </a:gs>
-          <a:gs pos="50000">
-            <a:schemeClr val="phClr">
-              <a:lumMod val="105000"/>
-              <a:satMod val="103000"/>
-              <a:tint val="73000"/>
-            </a:schemeClr>
-          </a:gs>
-          <a:gs pos="100000">
-            <a:schemeClr val="phClr">
-              <a:lumMod val="105000"/>
-              <a:satMod val="109000"/>
-              <a:tint val="81000"/>
-            </a:schemeClr>
-          </a:gs>
-        </a:gsLst>
-        <a:lin ang="5400000" scaled="0"/>
-      </a:gradFill>
-      <a:gradFill rotWithShape="1">
-        <a:gsLst>
-          <a:gs pos="0">
-            <a:schemeClr val="phClr">
-              <a:satMod val="103000"/>
-              <a:lumMod val="102000"/>
-              <a:tint val="94000"/>
-            </a:schemeClr>
-          </a:gs>
-          <a:gs pos="50000">
-            <a:schemeClr val="phClr">
-              <a:satMod val="110000"/>
-              <a:lumMod val="100000"/>
-              <a:shade val="100000"/>
-            </a:schemeClr>
-          </a:gs>
-          <a:gs pos="100000">
-            <a:schemeClr val="phClr">
-              <a:lumMod val="99000"/>
-              <a:satMod val="120000"/>
-              <a:shade val="78000"/>
-            </a:schemeClr>
-          </a:gs>
-        </a:gsLst>
-        <a:lin ang="5400000" scaled="0"/>
-      </a:gradFill>
-    </a:fillStyleLst>
-    <a:lnStyleLst>
-      <a:ln w="6350" cap="flat" cmpd="sng" algn="ctr">
-        <a:solidFill>
-          <a:schemeClr val="phClr"/>
-        </a:solidFill>
-        <a:prstDash val="solid"/>
-        <a:miter lim="800000"/>
-      </a:ln>
-      <a:ln w="12700" cap="flat" cmpd="sng" algn="ctr">
-        <a:solidFill>
-          <a:schemeClr val="phClr"/>
-        </a:solidFill>
-        <a:prstDash val="solid"/>
-        <a:miter lim="800000"/>
-      </a:ln>
-      <a:ln w="19050" cap="flat" cmpd="sng" algn="ctr">
-        <a:solidFill>
-          <a:schemeClr val="phClr"/>
-        </a:solidFill>
-        <a:prstDash val="solid"/>
-        <a:miter lim="800000"/>
-      </a:ln>
-    </a:lnStyleLst>
-    <a:effectStyleLst>
-      <a:effectStyle>
-        <a:effectLst/>
-      </a:effectStyle>
-      <a:effectStyle>
-        <a:effectLst/>
-      </a:effectStyle>
-      <a:effectStyle>
-        <a:effectLst>
-          <a:outerShdw blurRad="57150" dist="19050" dir="5400000" algn="ctr" rotWithShape="0">
-            <a:srgbClr val="000000">
-              <a:alpha val="63000"/>
-            </a:srgbClr>
-          </a:outerShdw>
-        </a:effectLst>
-      </a:effectStyle>
-    </a:effectStyleLst>
-    <a:bgFillStyleLst>
-      <a:solidFill>
-        <a:schemeClr val="phClr"/>
-      </a:solidFill>
-      <a:solidFill>
-        <a:schemeClr val="phClr">
-          <a:tint val="95000"/>
-          <a:satMod val="170000"/>
-        </a:schemeClr>
-      </a:solidFill>
-      <a:gradFill rotWithShape="1">
-        <a:gsLst>
-          <a:gs pos="0">
-            <a:schemeClr val="phClr">
-              <a:tint val="93000"/>
-              <a:satMod val="150000"/>
-              <a:shade val="98000"/>
-              <a:lumMod val="102000"/>
-            </a:schemeClr>
-          </a:gs>
-          <a:gs pos="50000">
-            <a:schemeClr val="phClr">
-              <a:tint val="98000"/>
-              <a:satMod val="130000"/>
-              <a:shade val="90000"/>
-              <a:lumMod val="103000"/>
-            </a:schemeClr>
-          </a:gs>
-          <a:gs pos="100000">
-            <a:schemeClr val="phClr">
-              <a:shade val="63000"/>
-              <a:satMod val="120000"/>
-            </a:schemeClr>
-          </a:gs>
-        </a:gsLst>
-        <a:lin ang="5400000" scaled="0"/>
-      </a:gradFill>
-    </a:bgFillStyleLst>
-  </a:fmtScheme>
-</a:themeOverride>
 </file>
--- a/docs/BYYEAR/Расстреляны_1922.docx
+++ b/docs/BYYEAR/Расстреляны_1922.docx
@@ -80,6 +80,19 @@
           <w:lang w:val="ru-RU"/>
         </w:rPr>
       </w:pPr>
+    </w:p>
+    <w:p>
+      <w:pPr>
+        <w:jc w:val="center"/>
+        <w:rPr>
+          <w:rFonts w:ascii="Arial" w:hAnsi="Arial" w:cs="Arial"/>
+          <w:b/>
+          <w:bCs/>
+          <w:sz w:val="18"/>
+          <w:szCs w:val="18"/>
+          <w:lang w:val="ru-RU"/>
+        </w:rPr>
+      </w:pPr>
       <w:r>
         <w:rPr>
           <w:rFonts w:ascii="Arial" w:hAnsi="Arial" w:cs="Arial"/>
@@ -190,7 +203,44 @@
                 <w:szCs w:val="16"/>
                 <w:lang w:val="ru-RU"/>
               </w:rPr>
-              <w:t xml:space="preserve"> лет. Данный расстрельный список составлен на основе открытых и доступных на </w:t>
+              <w:t xml:space="preserve"> лет. </w:t>
+            </w:r>
+          </w:p>
+          <w:p>
+            <w:pPr>
+              <w:rPr>
+                <w:rFonts w:ascii="Arial" w:hAnsi="Arial" w:cs="Arial"/>
+                <w:sz w:val="16"/>
+                <w:szCs w:val="16"/>
+                <w:lang w:val="ru-RU"/>
+              </w:rPr>
+            </w:pPr>
+            <w:r>
+              <w:rPr>
+                <w:rFonts w:ascii="Arial" w:hAnsi="Arial" w:cs="Arial"/>
+                <w:sz w:val="16"/>
+                <w:szCs w:val="16"/>
+                <w:lang w:val="ru-RU"/>
+              </w:rPr>
+              <w:t xml:space="preserve">Данный расстрельный список составлен на основе открытых и доступных </w:t>
+            </w:r>
+            <w:r>
+              <w:rPr>
+                <w:rFonts w:ascii="Arial" w:hAnsi="Arial" w:cs="Arial"/>
+                <w:sz w:val="16"/>
+                <w:szCs w:val="16"/>
+                <w:lang w:val="ru-RU"/>
+              </w:rPr>
+              <w:t>в</w:t>
+            </w:r>
+            <w:r>
+              <w:rPr>
+                <w:rFonts w:ascii="Arial" w:hAnsi="Arial" w:cs="Arial"/>
+                <w:sz w:val="16"/>
+                <w:szCs w:val="16"/>
+                <w:lang w:val="ru-RU"/>
+              </w:rPr>
+              <w:t xml:space="preserve"> </w:t>
             </w:r>
             <w:r>
               <w:rPr>
@@ -352,7 +402,27 @@
                 <w:szCs w:val="16"/>
                 <w:lang w:val="ru-RU"/>
               </w:rPr>
-              <w:t>В августе 1922 в Ужуре расстреляны как заложники 2 девочки-подростк</w:t>
+              <w:t>В августе 1922 в Ужуре расстреляны как заложни</w:t>
+            </w:r>
+            <w:r>
+              <w:rPr>
+                <w:rFonts w:ascii="Arial" w:hAnsi="Arial" w:cs="Arial"/>
+                <w:bCs/>
+                <w:sz w:val="16"/>
+                <w:szCs w:val="16"/>
+                <w:lang w:val="ru-RU"/>
+              </w:rPr>
+              <w:t>цы</w:t>
+            </w:r>
+            <w:r>
+              <w:rPr>
+                <w:rFonts w:ascii="Arial" w:hAnsi="Arial" w:cs="Arial"/>
+                <w:bCs/>
+                <w:sz w:val="16"/>
+                <w:szCs w:val="16"/>
+                <w:lang w:val="ru-RU"/>
+              </w:rPr>
+              <w:t xml:space="preserve"> 2 девочки-подростк</w:t>
             </w:r>
             <w:r>
               <w:rPr>
@@ -574,7 +644,25 @@
                 <w:szCs w:val="16"/>
                 <w:lang w:val="ru-RU"/>
               </w:rPr>
-              <w:t xml:space="preserve">частники </w:t>
+              <w:t>частни</w:t>
+            </w:r>
+            <w:r>
+              <w:rPr>
+                <w:rFonts w:ascii="Arial" w:hAnsi="Arial" w:cs="Arial"/>
+                <w:sz w:val="16"/>
+                <w:szCs w:val="16"/>
+                <w:lang w:val="ru-RU"/>
+              </w:rPr>
+              <w:t>ца</w:t>
+            </w:r>
+            <w:r>
+              <w:rPr>
+                <w:rFonts w:ascii="Arial" w:hAnsi="Arial" w:cs="Arial"/>
+                <w:sz w:val="16"/>
+                <w:szCs w:val="16"/>
+                <w:lang w:val="ru-RU"/>
+              </w:rPr>
+              <w:t xml:space="preserve"> </w:t>
             </w:r>
             <w:r>
               <w:rPr>
@@ -660,7 +748,35 @@
                 <w:szCs w:val="16"/>
                 <w:lang w:val="ru-RU"/>
               </w:rPr>
-              <w:t>Беспартийная – 2; Реабилитирована – 7</w:t>
+              <w:t>Беспартийная – 2</w:t>
+            </w:r>
+            <w:r>
+              <w:rPr>
+                <w:rFonts w:ascii="Arial" w:hAnsi="Arial" w:cs="Arial"/>
+                <w:sz w:val="16"/>
+                <w:szCs w:val="16"/>
+                <w:lang w:val="ru-RU"/>
+              </w:rPr>
+              <w:t>.</w:t>
+            </w:r>
+          </w:p>
+          <w:p>
+            <w:pPr>
+              <w:rPr>
+                <w:rFonts w:ascii="Arial" w:hAnsi="Arial" w:cs="Arial"/>
+                <w:sz w:val="16"/>
+                <w:szCs w:val="16"/>
+                <w:lang w:val="ru-RU"/>
+              </w:rPr>
+            </w:pPr>
+            <w:r>
+              <w:rPr>
+                <w:rFonts w:ascii="Arial" w:hAnsi="Arial" w:cs="Arial"/>
+                <w:sz w:val="16"/>
+                <w:szCs w:val="16"/>
+                <w:lang w:val="ru-RU"/>
+              </w:rPr>
+              <w:t>Реабилитирована – 7</w:t>
             </w:r>
             <w:r>
               <w:rPr>
@@ -2282,6 +2398,7 @@
                 <w:szCs w:val="16"/>
                 <w:lang w:val="ru-RU"/>
               </w:rPr>
+              <w:lastRenderedPageBreak/>
               <w:t>Кидиекова</w:t>
             </w:r>
             <w:proofErr w:type="spellEnd"/>
@@ -2409,7 +2526,6 @@
                 <w:szCs w:val="16"/>
                 <w:lang w:val="ru-RU"/>
               </w:rPr>
-              <w:lastRenderedPageBreak/>
               <w:t xml:space="preserve">Источник: Книга памяти Республики Хакасия; </w:t>
             </w:r>
             <w:hyperlink r:id="rId12" w:history="1">
@@ -2497,7 +2613,6 @@
                 <w:szCs w:val="16"/>
                 <w:lang w:val="ru-RU"/>
               </w:rPr>
-              <w:lastRenderedPageBreak/>
               <w:t xml:space="preserve">Кокова Т.   11 лет    </w:t>
             </w:r>
           </w:p>

--- a/docs/BYYEAR/Расстреляны_1922.docx
+++ b/docs/BYYEAR/Расстреляны_1922.docx
@@ -352,7 +352,25 @@
                 <w:szCs w:val="16"/>
                 <w:lang w:val="ru-RU"/>
               </w:rPr>
-              <w:t xml:space="preserve">21 августа 1922 года 6 женщин расстреляны в Хакасии как заложницы возраст </w:t>
+              <w:t>21 августа 1922 года 6 женщин расстреляны в Хакасии как заложницы</w:t>
+            </w:r>
+            <w:r>
+              <w:rPr>
+                <w:rFonts w:ascii="Arial" w:hAnsi="Arial" w:cs="Arial"/>
+                <w:sz w:val="16"/>
+                <w:szCs w:val="16"/>
+                <w:lang w:val="ru-RU"/>
+              </w:rPr>
+              <w:t>,</w:t>
+            </w:r>
+            <w:r>
+              <w:rPr>
+                <w:rFonts w:ascii="Arial" w:hAnsi="Arial" w:cs="Arial"/>
+                <w:sz w:val="16"/>
+                <w:szCs w:val="16"/>
+                <w:lang w:val="ru-RU"/>
+              </w:rPr>
+              <w:t xml:space="preserve"> возраст </w:t>
             </w:r>
             <w:proofErr w:type="gramStart"/>
             <w:r>
@@ -487,8 +505,6 @@
             <w:r>
               <w:rPr>
                 <w:rFonts w:ascii="Arial" w:hAnsi="Arial" w:cs="Arial"/>
-                <w:b/>
-                <w:bCs/>
                 <w:sz w:val="16"/>
                 <w:szCs w:val="16"/>
                 <w:u w:val="single"/>
@@ -499,8 +515,6 @@
             <w:r>
               <w:rPr>
                 <w:rFonts w:ascii="Arial" w:hAnsi="Arial" w:cs="Arial"/>
-                <w:b/>
-                <w:bCs/>
                 <w:sz w:val="16"/>
                 <w:szCs w:val="16"/>
                 <w:lang w:val="ru-RU"/>
@@ -574,8 +588,6 @@
             <w:r>
               <w:rPr>
                 <w:rFonts w:ascii="Arial" w:hAnsi="Arial" w:cs="Arial"/>
-                <w:b/>
-                <w:bCs/>
                 <w:sz w:val="16"/>
                 <w:szCs w:val="16"/>
                 <w:u w:val="single"/>
@@ -590,16 +602,7 @@
                 <w:szCs w:val="16"/>
                 <w:lang w:val="ru-RU"/>
               </w:rPr>
-              <w:t xml:space="preserve">: </w:t>
-            </w:r>
-            <w:r>
-              <w:rPr>
-                <w:rFonts w:ascii="Arial" w:hAnsi="Arial" w:cs="Arial"/>
-                <w:sz w:val="16"/>
-                <w:szCs w:val="16"/>
-                <w:lang w:val="ru-RU"/>
-              </w:rPr>
-              <w:t>к</w:t>
+              <w:t>: к</w:t>
             </w:r>
             <w:r>
               <w:rPr>
@@ -709,46 +712,47 @@
                 <w:rFonts w:ascii="Arial" w:hAnsi="Arial" w:cs="Arial"/>
                 <w:sz w:val="16"/>
                 <w:szCs w:val="16"/>
-                <w:lang w:val="ru-RU"/>
-              </w:rPr>
-              <w:t>Образование: малограмотная – 2</w:t>
-            </w:r>
-            <w:r>
-              <w:rPr>
-                <w:rFonts w:ascii="Arial" w:hAnsi="Arial" w:cs="Arial"/>
-                <w:sz w:val="16"/>
-                <w:szCs w:val="16"/>
-                <w:lang w:val="ru-RU"/>
-              </w:rPr>
-              <w:t>.</w:t>
-            </w:r>
-            <w:r>
-              <w:rPr>
-                <w:rFonts w:ascii="Arial" w:hAnsi="Arial" w:cs="Arial"/>
-                <w:sz w:val="16"/>
-                <w:szCs w:val="16"/>
-                <w:lang w:val="ru-RU"/>
-              </w:rPr>
-              <w:t xml:space="preserve"> </w:t>
-            </w:r>
-          </w:p>
-          <w:p>
-            <w:pPr>
-              <w:rPr>
-                <w:rFonts w:ascii="Arial" w:hAnsi="Arial" w:cs="Arial"/>
-                <w:sz w:val="16"/>
-                <w:szCs w:val="16"/>
-                <w:lang w:val="ru-RU"/>
-              </w:rPr>
-            </w:pPr>
-            <w:r>
-              <w:rPr>
-                <w:rFonts w:ascii="Arial" w:hAnsi="Arial" w:cs="Arial"/>
-                <w:sz w:val="16"/>
-                <w:szCs w:val="16"/>
-                <w:lang w:val="ru-RU"/>
-              </w:rPr>
-              <w:t>Беспартийная – 2</w:t>
+                <w:u w:val="single"/>
+                <w:lang w:val="ru-RU"/>
+              </w:rPr>
+              <w:t>Образование</w:t>
+            </w:r>
+            <w:r>
+              <w:rPr>
+                <w:rFonts w:ascii="Arial" w:hAnsi="Arial" w:cs="Arial"/>
+                <w:sz w:val="16"/>
+                <w:szCs w:val="16"/>
+                <w:lang w:val="ru-RU"/>
+              </w:rPr>
+              <w:t xml:space="preserve">: малограмотная – 2. </w:t>
+            </w:r>
+          </w:p>
+          <w:p>
+            <w:pPr>
+              <w:rPr>
+                <w:rFonts w:ascii="Arial" w:hAnsi="Arial" w:cs="Arial"/>
+                <w:sz w:val="16"/>
+                <w:szCs w:val="16"/>
+                <w:lang w:val="ru-RU"/>
+              </w:rPr>
+            </w:pPr>
+            <w:r>
+              <w:rPr>
+                <w:rFonts w:ascii="Arial" w:hAnsi="Arial" w:cs="Arial"/>
+                <w:sz w:val="16"/>
+                <w:szCs w:val="16"/>
+                <w:lang w:val="ru-RU"/>
+              </w:rPr>
+              <w:t>Беспартийная</w:t>
+            </w:r>
+            <w:r>
+              <w:rPr>
+                <w:rFonts w:ascii="Arial" w:hAnsi="Arial" w:cs="Arial"/>
+                <w:sz w:val="16"/>
+                <w:szCs w:val="16"/>
+                <w:lang w:val="ru-RU"/>
+              </w:rPr>
+              <w:t xml:space="preserve"> – 2</w:t>
             </w:r>
             <w:r>
               <w:rPr>
@@ -1032,7 +1036,6 @@
         <w:tc>
           <w:tcPr>
             <w:tcW w:w="10980" w:type="dxa"/>
-            <w:shd w:val="clear" w:color="auto" w:fill="auto"/>
             <w:vAlign w:val="center"/>
           </w:tcPr>
           <w:p>
@@ -1266,7 +1269,6 @@
         <w:tc>
           <w:tcPr>
             <w:tcW w:w="10980" w:type="dxa"/>
-            <w:shd w:val="clear" w:color="auto" w:fill="auto"/>
             <w:vAlign w:val="center"/>
           </w:tcPr>
           <w:p>
@@ -1419,7 +1421,6 @@
         <w:tc>
           <w:tcPr>
             <w:tcW w:w="10980" w:type="dxa"/>
-            <w:shd w:val="clear" w:color="auto" w:fill="auto"/>
             <w:vAlign w:val="center"/>
           </w:tcPr>
           <w:p>
@@ -1687,7 +1688,6 @@
         <w:tc>
           <w:tcPr>
             <w:tcW w:w="10980" w:type="dxa"/>
-            <w:shd w:val="clear" w:color="auto" w:fill="auto"/>
             <w:vAlign w:val="center"/>
           </w:tcPr>
           <w:p>
@@ -1846,7 +1846,6 @@
         <w:tc>
           <w:tcPr>
             <w:tcW w:w="10980" w:type="dxa"/>
-            <w:shd w:val="clear" w:color="auto" w:fill="auto"/>
             <w:vAlign w:val="center"/>
           </w:tcPr>
           <w:p>
@@ -2094,7 +2093,6 @@
         <w:tc>
           <w:tcPr>
             <w:tcW w:w="10980" w:type="dxa"/>
-            <w:shd w:val="clear" w:color="auto" w:fill="auto"/>
             <w:vAlign w:val="center"/>
           </w:tcPr>
           <w:p>
@@ -2364,7 +2362,6 @@
         <w:tc>
           <w:tcPr>
             <w:tcW w:w="10980" w:type="dxa"/>
-            <w:shd w:val="clear" w:color="auto" w:fill="auto"/>
             <w:vAlign w:val="center"/>
           </w:tcPr>
           <w:p>
@@ -2581,7 +2578,6 @@
         <w:tc>
           <w:tcPr>
             <w:tcW w:w="10980" w:type="dxa"/>
-            <w:shd w:val="clear" w:color="auto" w:fill="auto"/>
             <w:vAlign w:val="center"/>
           </w:tcPr>
           <w:p>
@@ -2854,7 +2850,6 @@
         <w:tc>
           <w:tcPr>
             <w:tcW w:w="10980" w:type="dxa"/>
-            <w:shd w:val="clear" w:color="auto" w:fill="auto"/>
             <w:vAlign w:val="center"/>
           </w:tcPr>
           <w:p>
@@ -3001,7 +2996,6 @@
         <w:tc>
           <w:tcPr>
             <w:tcW w:w="10980" w:type="dxa"/>
-            <w:shd w:val="clear" w:color="auto" w:fill="auto"/>
             <w:vAlign w:val="center"/>
           </w:tcPr>
           <w:p>
@@ -3184,7 +3178,6 @@
         <w:tc>
           <w:tcPr>
             <w:tcW w:w="10980" w:type="dxa"/>
-            <w:shd w:val="clear" w:color="auto" w:fill="auto"/>
             <w:vAlign w:val="center"/>
           </w:tcPr>
           <w:p>
@@ -3514,7 +3507,6 @@
         <w:tc>
           <w:tcPr>
             <w:tcW w:w="10980" w:type="dxa"/>
-            <w:shd w:val="clear" w:color="auto" w:fill="auto"/>
             <w:vAlign w:val="center"/>
           </w:tcPr>
           <w:p>
@@ -3745,7 +3737,6 @@
         <w:tc>
           <w:tcPr>
             <w:tcW w:w="10980" w:type="dxa"/>
-            <w:shd w:val="clear" w:color="auto" w:fill="auto"/>
             <w:vAlign w:val="center"/>
           </w:tcPr>
           <w:p>
@@ -3985,7 +3976,6 @@
         <w:tc>
           <w:tcPr>
             <w:tcW w:w="10980" w:type="dxa"/>
-            <w:shd w:val="clear" w:color="auto" w:fill="auto"/>
             <w:vAlign w:val="center"/>
           </w:tcPr>
           <w:p>
@@ -4249,7 +4239,6 @@
         <w:tc>
           <w:tcPr>
             <w:tcW w:w="10980" w:type="dxa"/>
-            <w:shd w:val="clear" w:color="auto" w:fill="auto"/>
             <w:vAlign w:val="center"/>
           </w:tcPr>
           <w:p>
@@ -4496,7 +4485,6 @@
         <w:tc>
           <w:tcPr>
             <w:tcW w:w="10980" w:type="dxa"/>
-            <w:shd w:val="clear" w:color="auto" w:fill="auto"/>
             <w:vAlign w:val="center"/>
           </w:tcPr>
           <w:p>
@@ -4758,7 +4746,6 @@
         <w:tc>
           <w:tcPr>
             <w:tcW w:w="10980" w:type="dxa"/>
-            <w:shd w:val="clear" w:color="auto" w:fill="auto"/>
             <w:vAlign w:val="center"/>
           </w:tcPr>
           <w:p>
@@ -4975,7 +4962,6 @@
         <w:tc>
           <w:tcPr>
             <w:tcW w:w="10980" w:type="dxa"/>
-            <w:shd w:val="clear" w:color="auto" w:fill="auto"/>
             <w:vAlign w:val="center"/>
           </w:tcPr>
           <w:p>
@@ -5192,7 +5178,6 @@
         <w:tc>
           <w:tcPr>
             <w:tcW w:w="10980" w:type="dxa"/>
-            <w:shd w:val="clear" w:color="auto" w:fill="auto"/>
             <w:vAlign w:val="center"/>
           </w:tcPr>
           <w:p>
@@ -5455,7 +5440,6 @@
         <w:tc>
           <w:tcPr>
             <w:tcW w:w="10980" w:type="dxa"/>
-            <w:shd w:val="clear" w:color="auto" w:fill="auto"/>
             <w:vAlign w:val="center"/>
           </w:tcPr>
           <w:p>
